--- a/Kafka_learning.docx
+++ b/Kafka_learning.docx
@@ -36,15 +36,6 @@
         </w:rPr>
       </w:pPr>
       <w:r>
-        <w:rPr/>
-      </w:r>
-    </w:p>
-    <w:p>
-      <w:pPr>
-        <w:pStyle w:val="Normal"/>
-        <w:bidi w:val="0"/>
-        <w:spacing w:lineRule="auto" w:line="276"/>
-        <w:jc w:val="center"/>
         <w:rPr>
           <w:rFonts w:ascii="Liberation Sans" w:hAnsi="Liberation Sans"/>
           <w:b/>
@@ -52,9 +43,922 @@
           <w:sz w:val="40"/>
           <w:szCs w:val="24"/>
         </w:rPr>
-      </w:pPr>
-      <w:r>
-        <w:rPr/>
+      </w:r>
+    </w:p>
+    <w:p>
+      <w:pPr>
+        <w:pStyle w:val="Normal"/>
+        <w:rPr/>
+      </w:pPr>
+      <w:r>
+        <w:rPr/>
+      </w:r>
+    </w:p>
+    <w:p>
+      <w:pPr>
+        <w:pStyle w:val="Normal"/>
+        <w:rPr/>
+      </w:pPr>
+      <w:r>
+        <w:rPr/>
+      </w:r>
+    </w:p>
+    <w:p>
+      <w:pPr>
+        <w:pStyle w:val="Normal"/>
+        <w:rPr/>
+      </w:pPr>
+      <w:r>
+        <w:rPr/>
+      </w:r>
+    </w:p>
+    <w:p>
+      <w:pPr>
+        <w:pStyle w:val="Normal"/>
+        <w:bidi w:val="0"/>
+        <w:spacing w:lineRule="auto" w:line="276"/>
+        <w:jc w:val="start"/>
+        <w:rPr>
+          <w:rFonts w:ascii="Liberation Sans" w:hAnsi="Liberation Sans"/>
+          <w:b/>
+          <w:bCs/>
+          <w:sz w:val="32"/>
+          <w:szCs w:val="24"/>
+        </w:rPr>
+      </w:pPr>
+      <w:r>
+        <w:rPr>
+          <w:rFonts w:ascii="Liberation Sans" w:hAnsi="Liberation Sans"/>
+          <w:b/>
+          <w:bCs/>
+          <w:sz w:val="32"/>
+          <w:szCs w:val="24"/>
+        </w:rPr>
+        <w:t>Prepared by – Siddharth Singh</w:t>
+      </w:r>
+    </w:p>
+    <w:p>
+      <w:pPr>
+        <w:pStyle w:val="Normal"/>
+        <w:bidi w:val="0"/>
+        <w:spacing w:lineRule="auto" w:line="276"/>
+        <w:jc w:val="start"/>
+        <w:rPr>
+          <w:rFonts w:ascii="Liberation Sans" w:hAnsi="Liberation Sans"/>
+          <w:b/>
+          <w:bCs/>
+          <w:sz w:val="24"/>
+          <w:szCs w:val="24"/>
+        </w:rPr>
+      </w:pPr>
+      <w:r>
+        <w:rPr>
+          <w:rFonts w:ascii="Liberation Sans" w:hAnsi="Liberation Sans"/>
+          <w:b/>
+          <w:bCs/>
+          <w:sz w:val="24"/>
+          <w:szCs w:val="24"/>
+        </w:rPr>
+      </w:r>
+    </w:p>
+    <w:p>
+      <w:pPr>
+        <w:pStyle w:val="Normal"/>
+        <w:bidi w:val="0"/>
+        <w:spacing w:lineRule="auto" w:line="276"/>
+        <w:jc w:val="start"/>
+        <w:rPr>
+          <w:rFonts w:ascii="Liberation Sans" w:hAnsi="Liberation Sans"/>
+          <w:b/>
+          <w:bCs/>
+          <w:sz w:val="24"/>
+          <w:szCs w:val="24"/>
+        </w:rPr>
+      </w:pPr>
+      <w:r>
+        <w:rPr>
+          <w:rFonts w:ascii="Liberation Sans" w:hAnsi="Liberation Sans"/>
+          <w:b/>
+          <w:bCs/>
+          <w:sz w:val="24"/>
+          <w:szCs w:val="24"/>
+        </w:rPr>
+      </w:r>
+    </w:p>
+    <w:p>
+      <w:pPr>
+        <w:pStyle w:val="Normal"/>
+        <w:bidi w:val="0"/>
+        <w:spacing w:lineRule="auto" w:line="276"/>
+        <w:jc w:val="start"/>
+        <w:rPr>
+          <w:rFonts w:ascii="Liberation Sans" w:hAnsi="Liberation Sans"/>
+          <w:b/>
+          <w:bCs/>
+          <w:sz w:val="24"/>
+          <w:szCs w:val="24"/>
+        </w:rPr>
+      </w:pPr>
+      <w:r>
+        <w:rPr>
+          <w:rFonts w:ascii="Liberation Sans" w:hAnsi="Liberation Sans"/>
+          <w:b/>
+          <w:bCs/>
+          <w:sz w:val="24"/>
+          <w:szCs w:val="24"/>
+        </w:rPr>
+      </w:r>
+    </w:p>
+    <w:p>
+      <w:pPr>
+        <w:pStyle w:val="Normal"/>
+        <w:bidi w:val="0"/>
+        <w:spacing w:lineRule="auto" w:line="276"/>
+        <w:jc w:val="start"/>
+        <w:rPr>
+          <w:rFonts w:ascii="Liberation Sans" w:hAnsi="Liberation Sans"/>
+          <w:b/>
+          <w:bCs/>
+          <w:sz w:val="24"/>
+          <w:szCs w:val="24"/>
+        </w:rPr>
+      </w:pPr>
+      <w:r>
+        <w:rPr>
+          <w:rFonts w:ascii="Liberation Sans" w:hAnsi="Liberation Sans"/>
+          <w:b/>
+          <w:bCs/>
+          <w:sz w:val="24"/>
+          <w:szCs w:val="24"/>
+        </w:rPr>
+      </w:r>
+    </w:p>
+    <w:p>
+      <w:pPr>
+        <w:pStyle w:val="Normal"/>
+        <w:bidi w:val="0"/>
+        <w:spacing w:lineRule="auto" w:line="276"/>
+        <w:jc w:val="start"/>
+        <w:rPr>
+          <w:rFonts w:ascii="Liberation Sans" w:hAnsi="Liberation Sans"/>
+          <w:b/>
+          <w:bCs/>
+          <w:sz w:val="24"/>
+          <w:szCs w:val="24"/>
+        </w:rPr>
+      </w:pPr>
+      <w:r>
+        <w:rPr>
+          <w:rFonts w:ascii="Liberation Sans" w:hAnsi="Liberation Sans"/>
+          <w:b/>
+          <w:bCs/>
+          <w:sz w:val="24"/>
+          <w:szCs w:val="24"/>
+        </w:rPr>
+      </w:r>
+    </w:p>
+    <w:p>
+      <w:pPr>
+        <w:pStyle w:val="Normal"/>
+        <w:bidi w:val="0"/>
+        <w:spacing w:lineRule="auto" w:line="276"/>
+        <w:jc w:val="start"/>
+        <w:rPr>
+          <w:rFonts w:ascii="Liberation Sans" w:hAnsi="Liberation Sans"/>
+          <w:b/>
+          <w:bCs/>
+          <w:sz w:val="24"/>
+          <w:szCs w:val="24"/>
+        </w:rPr>
+      </w:pPr>
+      <w:r>
+        <w:rPr>
+          <w:rFonts w:ascii="Liberation Sans" w:hAnsi="Liberation Sans"/>
+          <w:b/>
+          <w:bCs/>
+          <w:sz w:val="24"/>
+          <w:szCs w:val="24"/>
+        </w:rPr>
+      </w:r>
+    </w:p>
+    <w:p>
+      <w:pPr>
+        <w:pStyle w:val="Normal"/>
+        <w:bidi w:val="0"/>
+        <w:spacing w:lineRule="auto" w:line="276"/>
+        <w:jc w:val="start"/>
+        <w:rPr>
+          <w:rFonts w:ascii="Liberation Sans" w:hAnsi="Liberation Sans"/>
+          <w:b/>
+          <w:bCs/>
+          <w:sz w:val="24"/>
+          <w:szCs w:val="24"/>
+        </w:rPr>
+      </w:pPr>
+      <w:r>
+        <w:rPr>
+          <w:rFonts w:ascii="Liberation Sans" w:hAnsi="Liberation Sans"/>
+          <w:b/>
+          <w:bCs/>
+          <w:sz w:val="24"/>
+          <w:szCs w:val="24"/>
+        </w:rPr>
+      </w:r>
+    </w:p>
+    <w:p>
+      <w:pPr>
+        <w:pStyle w:val="Normal"/>
+        <w:bidi w:val="0"/>
+        <w:spacing w:lineRule="auto" w:line="276"/>
+        <w:jc w:val="start"/>
+        <w:rPr>
+          <w:rFonts w:ascii="Liberation Sans" w:hAnsi="Liberation Sans"/>
+          <w:b/>
+          <w:bCs/>
+          <w:sz w:val="24"/>
+          <w:szCs w:val="24"/>
+        </w:rPr>
+      </w:pPr>
+      <w:r>
+        <w:rPr>
+          <w:rFonts w:ascii="Liberation Sans" w:hAnsi="Liberation Sans"/>
+          <w:b/>
+          <w:bCs/>
+          <w:sz w:val="24"/>
+          <w:szCs w:val="24"/>
+        </w:rPr>
+      </w:r>
+    </w:p>
+    <w:p>
+      <w:pPr>
+        <w:pStyle w:val="Normal"/>
+        <w:bidi w:val="0"/>
+        <w:spacing w:lineRule="auto" w:line="276"/>
+        <w:jc w:val="start"/>
+        <w:rPr>
+          <w:rFonts w:ascii="Liberation Sans" w:hAnsi="Liberation Sans"/>
+          <w:b/>
+          <w:bCs/>
+          <w:sz w:val="24"/>
+          <w:szCs w:val="24"/>
+        </w:rPr>
+      </w:pPr>
+      <w:r>
+        <w:rPr>
+          <w:rFonts w:ascii="Liberation Sans" w:hAnsi="Liberation Sans"/>
+          <w:b/>
+          <w:bCs/>
+          <w:sz w:val="24"/>
+          <w:szCs w:val="24"/>
+        </w:rPr>
+      </w:r>
+    </w:p>
+    <w:p>
+      <w:pPr>
+        <w:pStyle w:val="Normal"/>
+        <w:bidi w:val="0"/>
+        <w:spacing w:lineRule="auto" w:line="276"/>
+        <w:jc w:val="start"/>
+        <w:rPr>
+          <w:rFonts w:ascii="Liberation Sans" w:hAnsi="Liberation Sans"/>
+          <w:b/>
+          <w:bCs/>
+          <w:sz w:val="24"/>
+          <w:szCs w:val="24"/>
+        </w:rPr>
+      </w:pPr>
+      <w:r>
+        <w:rPr>
+          <w:rFonts w:ascii="Liberation Sans" w:hAnsi="Liberation Sans"/>
+          <w:b/>
+          <w:bCs/>
+          <w:sz w:val="24"/>
+          <w:szCs w:val="24"/>
+        </w:rPr>
+      </w:r>
+    </w:p>
+    <w:p>
+      <w:pPr>
+        <w:pStyle w:val="Normal"/>
+        <w:bidi w:val="0"/>
+        <w:spacing w:lineRule="auto" w:line="276"/>
+        <w:jc w:val="start"/>
+        <w:rPr>
+          <w:rFonts w:ascii="Liberation Sans" w:hAnsi="Liberation Sans"/>
+          <w:b/>
+          <w:bCs/>
+          <w:sz w:val="24"/>
+          <w:szCs w:val="24"/>
+        </w:rPr>
+      </w:pPr>
+      <w:r>
+        <w:rPr>
+          <w:rFonts w:ascii="Liberation Sans" w:hAnsi="Liberation Sans"/>
+          <w:b/>
+          <w:bCs/>
+          <w:sz w:val="24"/>
+          <w:szCs w:val="24"/>
+        </w:rPr>
+      </w:r>
+    </w:p>
+    <w:p>
+      <w:pPr>
+        <w:pStyle w:val="Normal"/>
+        <w:bidi w:val="0"/>
+        <w:spacing w:lineRule="auto" w:line="276"/>
+        <w:jc w:val="start"/>
+        <w:rPr>
+          <w:rFonts w:ascii="Liberation Sans" w:hAnsi="Liberation Sans"/>
+          <w:b/>
+          <w:bCs/>
+          <w:sz w:val="24"/>
+          <w:szCs w:val="24"/>
+        </w:rPr>
+      </w:pPr>
+      <w:r>
+        <w:rPr>
+          <w:rFonts w:ascii="Liberation Sans" w:hAnsi="Liberation Sans"/>
+          <w:b/>
+          <w:bCs/>
+          <w:sz w:val="24"/>
+          <w:szCs w:val="24"/>
+        </w:rPr>
+      </w:r>
+    </w:p>
+    <w:p>
+      <w:pPr>
+        <w:pStyle w:val="Normal"/>
+        <w:bidi w:val="0"/>
+        <w:spacing w:lineRule="auto" w:line="276"/>
+        <w:jc w:val="start"/>
+        <w:rPr>
+          <w:rFonts w:ascii="Liberation Sans" w:hAnsi="Liberation Sans"/>
+          <w:b/>
+          <w:bCs/>
+          <w:sz w:val="24"/>
+          <w:szCs w:val="24"/>
+        </w:rPr>
+      </w:pPr>
+      <w:r>
+        <w:rPr>
+          <w:rFonts w:ascii="Liberation Sans" w:hAnsi="Liberation Sans"/>
+          <w:b/>
+          <w:bCs/>
+          <w:sz w:val="24"/>
+          <w:szCs w:val="24"/>
+        </w:rPr>
+      </w:r>
+    </w:p>
+    <w:p>
+      <w:pPr>
+        <w:pStyle w:val="Normal"/>
+        <w:bidi w:val="0"/>
+        <w:spacing w:lineRule="auto" w:line="276"/>
+        <w:jc w:val="start"/>
+        <w:rPr>
+          <w:rFonts w:ascii="Liberation Sans" w:hAnsi="Liberation Sans"/>
+          <w:b/>
+          <w:bCs/>
+          <w:sz w:val="24"/>
+          <w:szCs w:val="24"/>
+        </w:rPr>
+      </w:pPr>
+      <w:r>
+        <w:rPr>
+          <w:rFonts w:ascii="Liberation Sans" w:hAnsi="Liberation Sans"/>
+          <w:b/>
+          <w:bCs/>
+          <w:sz w:val="24"/>
+          <w:szCs w:val="24"/>
+        </w:rPr>
+      </w:r>
+    </w:p>
+    <w:p>
+      <w:pPr>
+        <w:pStyle w:val="Normal"/>
+        <w:bidi w:val="0"/>
+        <w:spacing w:lineRule="auto" w:line="276"/>
+        <w:jc w:val="start"/>
+        <w:rPr>
+          <w:rFonts w:ascii="Liberation Sans" w:hAnsi="Liberation Sans"/>
+          <w:b/>
+          <w:bCs/>
+          <w:sz w:val="24"/>
+          <w:szCs w:val="24"/>
+        </w:rPr>
+      </w:pPr>
+      <w:r>
+        <w:rPr>
+          <w:rFonts w:ascii="Liberation Sans" w:hAnsi="Liberation Sans"/>
+          <w:b/>
+          <w:bCs/>
+          <w:sz w:val="24"/>
+          <w:szCs w:val="24"/>
+        </w:rPr>
+      </w:r>
+    </w:p>
+    <w:p>
+      <w:pPr>
+        <w:pStyle w:val="Normal"/>
+        <w:bidi w:val="0"/>
+        <w:spacing w:lineRule="auto" w:line="276"/>
+        <w:jc w:val="start"/>
+        <w:rPr>
+          <w:rFonts w:ascii="Liberation Sans" w:hAnsi="Liberation Sans"/>
+          <w:b/>
+          <w:bCs/>
+          <w:sz w:val="24"/>
+          <w:szCs w:val="24"/>
+        </w:rPr>
+      </w:pPr>
+      <w:r>
+        <w:rPr>
+          <w:rFonts w:ascii="Liberation Sans" w:hAnsi="Liberation Sans"/>
+          <w:b/>
+          <w:bCs/>
+          <w:sz w:val="24"/>
+          <w:szCs w:val="24"/>
+        </w:rPr>
+      </w:r>
+    </w:p>
+    <w:p>
+      <w:pPr>
+        <w:pStyle w:val="Normal"/>
+        <w:bidi w:val="0"/>
+        <w:spacing w:lineRule="auto" w:line="276"/>
+        <w:jc w:val="start"/>
+        <w:rPr>
+          <w:rFonts w:ascii="Liberation Sans" w:hAnsi="Liberation Sans"/>
+          <w:b/>
+          <w:bCs/>
+          <w:sz w:val="24"/>
+          <w:szCs w:val="24"/>
+        </w:rPr>
+      </w:pPr>
+      <w:r>
+        <w:rPr>
+          <w:rFonts w:ascii="Liberation Sans" w:hAnsi="Liberation Sans"/>
+          <w:b/>
+          <w:bCs/>
+          <w:sz w:val="24"/>
+          <w:szCs w:val="24"/>
+        </w:rPr>
+      </w:r>
+    </w:p>
+    <w:p>
+      <w:pPr>
+        <w:pStyle w:val="Normal"/>
+        <w:bidi w:val="0"/>
+        <w:spacing w:lineRule="auto" w:line="276"/>
+        <w:jc w:val="start"/>
+        <w:rPr>
+          <w:rFonts w:ascii="Liberation Sans" w:hAnsi="Liberation Sans"/>
+          <w:b/>
+          <w:bCs/>
+          <w:sz w:val="24"/>
+          <w:szCs w:val="24"/>
+        </w:rPr>
+      </w:pPr>
+      <w:r>
+        <w:rPr>
+          <w:rFonts w:ascii="Liberation Sans" w:hAnsi="Liberation Sans"/>
+          <w:b/>
+          <w:bCs/>
+          <w:sz w:val="24"/>
+          <w:szCs w:val="24"/>
+        </w:rPr>
+      </w:r>
+    </w:p>
+    <w:p>
+      <w:pPr>
+        <w:pStyle w:val="Normal"/>
+        <w:bidi w:val="0"/>
+        <w:spacing w:lineRule="auto" w:line="276"/>
+        <w:jc w:val="start"/>
+        <w:rPr>
+          <w:rFonts w:ascii="Liberation Sans" w:hAnsi="Liberation Sans"/>
+          <w:b/>
+          <w:bCs/>
+          <w:sz w:val="24"/>
+          <w:szCs w:val="24"/>
+        </w:rPr>
+      </w:pPr>
+      <w:r>
+        <w:rPr>
+          <w:rFonts w:ascii="Liberation Sans" w:hAnsi="Liberation Sans"/>
+          <w:b/>
+          <w:bCs/>
+          <w:sz w:val="24"/>
+          <w:szCs w:val="24"/>
+        </w:rPr>
+      </w:r>
+    </w:p>
+    <w:p>
+      <w:pPr>
+        <w:pStyle w:val="Normal"/>
+        <w:bidi w:val="0"/>
+        <w:spacing w:lineRule="auto" w:line="276"/>
+        <w:jc w:val="start"/>
+        <w:rPr>
+          <w:rFonts w:ascii="Liberation Sans" w:hAnsi="Liberation Sans"/>
+          <w:b/>
+          <w:bCs/>
+          <w:sz w:val="24"/>
+          <w:szCs w:val="24"/>
+        </w:rPr>
+      </w:pPr>
+      <w:r>
+        <w:rPr>
+          <w:rFonts w:ascii="Liberation Sans" w:hAnsi="Liberation Sans"/>
+          <w:b/>
+          <w:bCs/>
+          <w:sz w:val="24"/>
+          <w:szCs w:val="24"/>
+        </w:rPr>
+      </w:r>
+    </w:p>
+    <w:p>
+      <w:pPr>
+        <w:pStyle w:val="Normal"/>
+        <w:bidi w:val="0"/>
+        <w:spacing w:lineRule="auto" w:line="276"/>
+        <w:jc w:val="start"/>
+        <w:rPr>
+          <w:rFonts w:ascii="Liberation Sans" w:hAnsi="Liberation Sans"/>
+          <w:b/>
+          <w:bCs/>
+          <w:sz w:val="24"/>
+          <w:szCs w:val="24"/>
+        </w:rPr>
+      </w:pPr>
+      <w:r>
+        <w:rPr>
+          <w:rFonts w:ascii="Liberation Sans" w:hAnsi="Liberation Sans"/>
+          <w:b/>
+          <w:bCs/>
+          <w:sz w:val="24"/>
+          <w:szCs w:val="24"/>
+        </w:rPr>
+      </w:r>
+    </w:p>
+    <w:p>
+      <w:pPr>
+        <w:pStyle w:val="Normal"/>
+        <w:bidi w:val="0"/>
+        <w:spacing w:lineRule="auto" w:line="276"/>
+        <w:jc w:val="start"/>
+        <w:rPr>
+          <w:rFonts w:ascii="Liberation Sans" w:hAnsi="Liberation Sans"/>
+          <w:b/>
+          <w:bCs/>
+          <w:sz w:val="24"/>
+          <w:szCs w:val="24"/>
+        </w:rPr>
+      </w:pPr>
+      <w:r>
+        <w:rPr>
+          <w:rFonts w:ascii="Liberation Sans" w:hAnsi="Liberation Sans"/>
+          <w:b/>
+          <w:bCs/>
+          <w:sz w:val="24"/>
+          <w:szCs w:val="24"/>
+        </w:rPr>
+      </w:r>
+    </w:p>
+    <w:p>
+      <w:pPr>
+        <w:pStyle w:val="Normal"/>
+        <w:bidi w:val="0"/>
+        <w:spacing w:lineRule="auto" w:line="276"/>
+        <w:jc w:val="start"/>
+        <w:rPr>
+          <w:rFonts w:ascii="Liberation Sans" w:hAnsi="Liberation Sans"/>
+          <w:b/>
+          <w:bCs/>
+          <w:sz w:val="24"/>
+          <w:szCs w:val="24"/>
+        </w:rPr>
+      </w:pPr>
+      <w:r>
+        <w:rPr>
+          <w:rFonts w:ascii="Liberation Sans" w:hAnsi="Liberation Sans"/>
+          <w:b/>
+          <w:bCs/>
+          <w:sz w:val="24"/>
+          <w:szCs w:val="24"/>
+        </w:rPr>
+      </w:r>
+    </w:p>
+    <w:p>
+      <w:pPr>
+        <w:pStyle w:val="Normal"/>
+        <w:bidi w:val="0"/>
+        <w:spacing w:lineRule="auto" w:line="276"/>
+        <w:jc w:val="start"/>
+        <w:rPr>
+          <w:rFonts w:ascii="Liberation Sans" w:hAnsi="Liberation Sans"/>
+          <w:b/>
+          <w:bCs/>
+          <w:sz w:val="24"/>
+          <w:szCs w:val="24"/>
+        </w:rPr>
+      </w:pPr>
+      <w:r>
+        <w:rPr>
+          <w:rFonts w:ascii="Liberation Sans" w:hAnsi="Liberation Sans"/>
+          <w:b/>
+          <w:bCs/>
+          <w:sz w:val="24"/>
+          <w:szCs w:val="24"/>
+        </w:rPr>
+      </w:r>
+    </w:p>
+    <w:p>
+      <w:pPr>
+        <w:pStyle w:val="Normal"/>
+        <w:bidi w:val="0"/>
+        <w:spacing w:lineRule="auto" w:line="276"/>
+        <w:jc w:val="start"/>
+        <w:rPr>
+          <w:rFonts w:ascii="Liberation Sans" w:hAnsi="Liberation Sans"/>
+          <w:b/>
+          <w:bCs/>
+          <w:sz w:val="24"/>
+          <w:szCs w:val="24"/>
+        </w:rPr>
+      </w:pPr>
+      <w:r>
+        <w:rPr>
+          <w:rFonts w:ascii="Liberation Sans" w:hAnsi="Liberation Sans"/>
+          <w:b/>
+          <w:bCs/>
+          <w:sz w:val="24"/>
+          <w:szCs w:val="24"/>
+        </w:rPr>
+      </w:r>
+    </w:p>
+    <w:p>
+      <w:pPr>
+        <w:pStyle w:val="Normal"/>
+        <w:bidi w:val="0"/>
+        <w:spacing w:lineRule="auto" w:line="276"/>
+        <w:jc w:val="start"/>
+        <w:rPr>
+          <w:rFonts w:ascii="Liberation Sans" w:hAnsi="Liberation Sans"/>
+          <w:b/>
+          <w:bCs/>
+          <w:sz w:val="24"/>
+          <w:szCs w:val="24"/>
+        </w:rPr>
+      </w:pPr>
+      <w:r>
+        <w:rPr>
+          <w:rFonts w:ascii="Liberation Sans" w:hAnsi="Liberation Sans"/>
+          <w:b/>
+          <w:bCs/>
+          <w:sz w:val="24"/>
+          <w:szCs w:val="24"/>
+        </w:rPr>
+      </w:r>
+    </w:p>
+    <w:p>
+      <w:pPr>
+        <w:pStyle w:val="Normal"/>
+        <w:bidi w:val="0"/>
+        <w:spacing w:lineRule="auto" w:line="276"/>
+        <w:jc w:val="start"/>
+        <w:rPr>
+          <w:rFonts w:ascii="Liberation Sans" w:hAnsi="Liberation Sans"/>
+          <w:b/>
+          <w:bCs/>
+          <w:sz w:val="24"/>
+          <w:szCs w:val="24"/>
+        </w:rPr>
+      </w:pPr>
+      <w:r>
+        <w:rPr>
+          <w:rFonts w:ascii="Liberation Sans" w:hAnsi="Liberation Sans"/>
+          <w:b/>
+          <w:bCs/>
+          <w:sz w:val="24"/>
+          <w:szCs w:val="24"/>
+        </w:rPr>
+      </w:r>
+    </w:p>
+    <w:p>
+      <w:pPr>
+        <w:pStyle w:val="Normal"/>
+        <w:bidi w:val="0"/>
+        <w:spacing w:lineRule="auto" w:line="276"/>
+        <w:jc w:val="start"/>
+        <w:rPr>
+          <w:rFonts w:ascii="Liberation Sans" w:hAnsi="Liberation Sans"/>
+          <w:b/>
+          <w:bCs/>
+          <w:sz w:val="24"/>
+          <w:szCs w:val="24"/>
+        </w:rPr>
+      </w:pPr>
+      <w:r>
+        <w:rPr>
+          <w:rFonts w:ascii="Liberation Sans" w:hAnsi="Liberation Sans"/>
+          <w:b/>
+          <w:bCs/>
+          <w:sz w:val="24"/>
+          <w:szCs w:val="24"/>
+        </w:rPr>
+      </w:r>
+    </w:p>
+    <w:p>
+      <w:pPr>
+        <w:pStyle w:val="Normal"/>
+        <w:bidi w:val="0"/>
+        <w:spacing w:lineRule="auto" w:line="276"/>
+        <w:jc w:val="start"/>
+        <w:rPr>
+          <w:rFonts w:ascii="Liberation Sans" w:hAnsi="Liberation Sans"/>
+          <w:b/>
+          <w:bCs/>
+          <w:sz w:val="24"/>
+          <w:szCs w:val="24"/>
+        </w:rPr>
+      </w:pPr>
+      <w:r>
+        <w:rPr>
+          <w:rFonts w:ascii="Liberation Sans" w:hAnsi="Liberation Sans"/>
+          <w:b/>
+          <w:bCs/>
+          <w:sz w:val="24"/>
+          <w:szCs w:val="24"/>
+        </w:rPr>
+      </w:r>
+    </w:p>
+    <w:p>
+      <w:pPr>
+        <w:pStyle w:val="Normal"/>
+        <w:bidi w:val="0"/>
+        <w:spacing w:lineRule="auto" w:line="276"/>
+        <w:jc w:val="start"/>
+        <w:rPr>
+          <w:rFonts w:ascii="Liberation Sans" w:hAnsi="Liberation Sans"/>
+          <w:b/>
+          <w:bCs/>
+          <w:sz w:val="24"/>
+          <w:szCs w:val="24"/>
+        </w:rPr>
+      </w:pPr>
+      <w:r>
+        <w:rPr>
+          <w:rFonts w:ascii="Liberation Sans" w:hAnsi="Liberation Sans"/>
+          <w:b/>
+          <w:bCs/>
+          <w:sz w:val="24"/>
+          <w:szCs w:val="24"/>
+        </w:rPr>
+      </w:r>
+    </w:p>
+    <w:p>
+      <w:pPr>
+        <w:pStyle w:val="Normal"/>
+        <w:bidi w:val="0"/>
+        <w:spacing w:lineRule="auto" w:line="276"/>
+        <w:jc w:val="start"/>
+        <w:rPr>
+          <w:rFonts w:ascii="Liberation Sans" w:hAnsi="Liberation Sans"/>
+          <w:b/>
+          <w:bCs/>
+          <w:sz w:val="24"/>
+          <w:szCs w:val="24"/>
+        </w:rPr>
+      </w:pPr>
+      <w:r>
+        <w:rPr>
+          <w:rFonts w:ascii="Liberation Sans" w:hAnsi="Liberation Sans"/>
+          <w:b/>
+          <w:bCs/>
+          <w:sz w:val="24"/>
+          <w:szCs w:val="24"/>
+        </w:rPr>
+      </w:r>
+    </w:p>
+    <w:p>
+      <w:pPr>
+        <w:pStyle w:val="Normal"/>
+        <w:bidi w:val="0"/>
+        <w:spacing w:lineRule="auto" w:line="276"/>
+        <w:jc w:val="start"/>
+        <w:rPr>
+          <w:rFonts w:ascii="Liberation Sans" w:hAnsi="Liberation Sans"/>
+          <w:b/>
+          <w:bCs/>
+          <w:sz w:val="24"/>
+          <w:szCs w:val="24"/>
+        </w:rPr>
+      </w:pPr>
+      <w:r>
+        <w:rPr>
+          <w:rFonts w:ascii="Liberation Sans" w:hAnsi="Liberation Sans"/>
+          <w:b/>
+          <w:bCs/>
+          <w:sz w:val="24"/>
+          <w:szCs w:val="24"/>
+        </w:rPr>
+      </w:r>
+    </w:p>
+    <w:p>
+      <w:pPr>
+        <w:pStyle w:val="Normal"/>
+        <w:bidi w:val="0"/>
+        <w:spacing w:lineRule="auto" w:line="276"/>
+        <w:jc w:val="start"/>
+        <w:rPr>
+          <w:rFonts w:ascii="Liberation Sans" w:hAnsi="Liberation Sans"/>
+          <w:b/>
+          <w:bCs/>
+          <w:sz w:val="24"/>
+          <w:szCs w:val="24"/>
+        </w:rPr>
+      </w:pPr>
+      <w:r>
+        <w:rPr>
+          <w:rFonts w:ascii="Liberation Sans" w:hAnsi="Liberation Sans"/>
+          <w:b/>
+          <w:bCs/>
+          <w:sz w:val="24"/>
+          <w:szCs w:val="24"/>
+        </w:rPr>
+      </w:r>
+    </w:p>
+    <w:p>
+      <w:pPr>
+        <w:pStyle w:val="Normal"/>
+        <w:bidi w:val="0"/>
+        <w:spacing w:lineRule="auto" w:line="276"/>
+        <w:jc w:val="start"/>
+        <w:rPr>
+          <w:rFonts w:ascii="Liberation Sans" w:hAnsi="Liberation Sans"/>
+          <w:b/>
+          <w:bCs/>
+          <w:sz w:val="24"/>
+          <w:szCs w:val="24"/>
+        </w:rPr>
+      </w:pPr>
+      <w:r>
+        <w:rPr>
+          <w:rFonts w:ascii="Liberation Sans" w:hAnsi="Liberation Sans"/>
+          <w:b/>
+          <w:bCs/>
+          <w:sz w:val="24"/>
+          <w:szCs w:val="24"/>
+        </w:rPr>
+      </w:r>
+    </w:p>
+    <w:p>
+      <w:pPr>
+        <w:pStyle w:val="Normal"/>
+        <w:bidi w:val="0"/>
+        <w:spacing w:lineRule="auto" w:line="276"/>
+        <w:jc w:val="start"/>
+        <w:rPr>
+          <w:rFonts w:ascii="Liberation Sans" w:hAnsi="Liberation Sans"/>
+          <w:b/>
+          <w:bCs/>
+          <w:sz w:val="24"/>
+          <w:szCs w:val="24"/>
+        </w:rPr>
+      </w:pPr>
+      <w:r>
+        <w:rPr>
+          <w:rFonts w:ascii="Liberation Sans" w:hAnsi="Liberation Sans"/>
+          <w:b/>
+          <w:bCs/>
+          <w:sz w:val="24"/>
+          <w:szCs w:val="24"/>
+        </w:rPr>
+      </w:r>
+    </w:p>
+    <w:p>
+      <w:pPr>
+        <w:pStyle w:val="Normal"/>
+        <w:bidi w:val="0"/>
+        <w:spacing w:lineRule="auto" w:line="276"/>
+        <w:jc w:val="start"/>
+        <w:rPr>
+          <w:rFonts w:ascii="Liberation Sans" w:hAnsi="Liberation Sans"/>
+          <w:b/>
+          <w:bCs/>
+          <w:sz w:val="24"/>
+          <w:szCs w:val="24"/>
+        </w:rPr>
+      </w:pPr>
+      <w:r>
+        <w:rPr>
+          <w:rFonts w:ascii="Liberation Sans" w:hAnsi="Liberation Sans"/>
+          <w:b/>
+          <w:bCs/>
+          <w:sz w:val="24"/>
+          <w:szCs w:val="24"/>
+        </w:rPr>
       </w:r>
     </w:p>
     <w:sdt>
@@ -103,7 +1007,7 @@
             <w:rPr>
               <w:rStyle w:val="IndexLink"/>
             </w:rPr>
-            <w:instrText xml:space="preserve"> TOC \f \o "1-9" \t "Heading 10,10" \h</w:instrText>
+            <w:instrText xml:space="preserve"> TOC \f \o "1-9" \h</w:instrText>
           </w:r>
           <w:r>
             <w:rPr>
@@ -271,6 +1175,26 @@
             </w:tabs>
             <w:rPr/>
           </w:pPr>
+          <w:hyperlink w:anchor="__RefHeading___Toc456_4269676687">
+            <w:r>
+              <w:rPr>
+                <w:rStyle w:val="IndexLink"/>
+              </w:rPr>
+              <w:t>Change the Default Partition Count in Kafka</w:t>
+              <w:tab/>
+              <w:t>8</w:t>
+            </w:r>
+          </w:hyperlink>
+        </w:p>
+        <w:p>
+          <w:pPr>
+            <w:pStyle w:val="TOC3"/>
+            <w:tabs>
+              <w:tab w:val="clear" w:pos="9071"/>
+              <w:tab w:val="right" w:pos="9637" w:leader="dot"/>
+            </w:tabs>
+            <w:rPr/>
+          </w:pPr>
           <w:hyperlink w:anchor="__RefHeading___Toc291_882809562">
             <w:r>
               <w:rPr>
@@ -278,7 +1202,7 @@
               </w:rPr>
               <w:t>Listing All Kafka Topics</w:t>
               <w:tab/>
-              <w:t>8</w:t>
+              <w:t>9</w:t>
             </w:r>
           </w:hyperlink>
         </w:p>
@@ -298,7 +1222,7 @@
               </w:rPr>
               <w:t>Check Running Docker Containers</w:t>
               <w:tab/>
-              <w:t>8</w:t>
+              <w:t>10</w:t>
             </w:r>
           </w:hyperlink>
         </w:p>
@@ -318,7 +1242,7 @@
               </w:rPr>
               <w:t>Create a topic to store your events</w:t>
               <w:tab/>
-              <w:t>8</w:t>
+              <w:t>10</w:t>
             </w:r>
           </w:hyperlink>
         </w:p>
@@ -338,7 +1262,7 @@
               </w:rPr>
               <w:t>Write some events into the topic</w:t>
               <w:tab/>
-              <w:t>9</w:t>
+              <w:t>10</w:t>
             </w:r>
           </w:hyperlink>
         </w:p>
@@ -358,7 +1282,7 @@
               </w:rPr>
               <w:t>Read the events</w:t>
               <w:tab/>
-              <w:t>9</w:t>
+              <w:t>11</w:t>
             </w:r>
           </w:hyperlink>
         </w:p>
@@ -378,7 +1302,27 @@
               </w:rPr>
               <w:t>Delete topic in Kafka</w:t>
               <w:tab/>
-              <w:t>10</w:t>
+              <w:t>12</w:t>
+            </w:r>
+          </w:hyperlink>
+        </w:p>
+        <w:p>
+          <w:pPr>
+            <w:pStyle w:val="TOC2"/>
+            <w:tabs>
+              <w:tab w:val="clear" w:pos="9355"/>
+              <w:tab w:val="right" w:pos="9637" w:leader="dot"/>
+            </w:tabs>
+            <w:rPr/>
+          </w:pPr>
+          <w:hyperlink w:anchor="__RefHeading___Toc521_4269676687">
+            <w:r>
+              <w:rPr>
+                <w:rStyle w:val="IndexLink"/>
+              </w:rPr>
+              <w:t>Most Common Command cheatsheet</w:t>
+              <w:tab/>
+              <w:t>16</w:t>
             </w:r>
           </w:hyperlink>
           <w:r>
@@ -626,6 +1570,15 @@
     </w:p>
     <w:p>
       <w:pPr>
+        <w:pStyle w:val="Normal"/>
+        <w:rPr/>
+      </w:pPr>
+      <w:r>
+        <w:rPr/>
+      </w:r>
+    </w:p>
+    <w:p>
+      <w:pPr>
         <w:pStyle w:val="Heading2"/>
         <w:rPr/>
       </w:pPr>
@@ -666,7 +1619,11 @@
         </w:rPr>
       </w:pPr>
       <w:r>
-        <w:rPr/>
+        <w:rPr>
+          <w:rFonts w:ascii="Liberation Sans" w:hAnsi="Liberation Sans"/>
+          <w:sz w:val="24"/>
+          <w:szCs w:val="24"/>
+        </w:rPr>
       </w:r>
     </w:p>
     <w:p>
@@ -682,7 +1639,11 @@
         </w:rPr>
       </w:pPr>
       <w:r>
-        <w:rPr/>
+        <w:rPr>
+          <w:rFonts w:ascii="Liberation Sans" w:hAnsi="Liberation Sans"/>
+          <w:sz w:val="24"/>
+          <w:szCs w:val="24"/>
+        </w:rPr>
       </w:r>
     </w:p>
     <w:p>
@@ -698,7 +1659,11 @@
         </w:rPr>
       </w:pPr>
       <w:r>
-        <w:rPr/>
+        <w:rPr>
+          <w:rFonts w:ascii="Liberation Sans" w:hAnsi="Liberation Sans"/>
+          <w:sz w:val="24"/>
+          <w:szCs w:val="24"/>
+        </w:rPr>
       </w:r>
     </w:p>
     <w:p>
@@ -714,7 +1679,11 @@
         </w:rPr>
       </w:pPr>
       <w:r>
-        <w:rPr/>
+        <w:rPr>
+          <w:rFonts w:ascii="Liberation Sans" w:hAnsi="Liberation Sans"/>
+          <w:sz w:val="24"/>
+          <w:szCs w:val="24"/>
+        </w:rPr>
       </w:r>
     </w:p>
     <w:p>
@@ -730,7 +1699,11 @@
         </w:rPr>
       </w:pPr>
       <w:r>
-        <w:rPr/>
+        <w:rPr>
+          <w:rFonts w:ascii="Liberation Sans" w:hAnsi="Liberation Sans"/>
+          <w:sz w:val="24"/>
+          <w:szCs w:val="24"/>
+        </w:rPr>
       </w:r>
     </w:p>
     <w:p>
@@ -746,7 +1719,11 @@
         </w:rPr>
       </w:pPr>
       <w:r>
-        <w:rPr/>
+        <w:rPr>
+          <w:rFonts w:ascii="Liberation Sans" w:hAnsi="Liberation Sans"/>
+          <w:sz w:val="24"/>
+          <w:szCs w:val="24"/>
+        </w:rPr>
       </w:r>
     </w:p>
     <w:p>
@@ -762,7 +1739,11 @@
         </w:rPr>
       </w:pPr>
       <w:r>
-        <w:rPr/>
+        <w:rPr>
+          <w:rFonts w:ascii="Liberation Sans" w:hAnsi="Liberation Sans"/>
+          <w:sz w:val="24"/>
+          <w:szCs w:val="24"/>
+        </w:rPr>
       </w:r>
     </w:p>
     <w:p>
@@ -778,7 +1759,11 @@
         </w:rPr>
       </w:pPr>
       <w:r>
-        <w:rPr/>
+        <w:rPr>
+          <w:rFonts w:ascii="Liberation Sans" w:hAnsi="Liberation Sans"/>
+          <w:sz w:val="24"/>
+          <w:szCs w:val="24"/>
+        </w:rPr>
       </w:r>
     </w:p>
     <w:p>
@@ -794,7 +1779,11 @@
         </w:rPr>
       </w:pPr>
       <w:r>
-        <w:rPr/>
+        <w:rPr>
+          <w:rFonts w:ascii="Liberation Sans" w:hAnsi="Liberation Sans"/>
+          <w:sz w:val="24"/>
+          <w:szCs w:val="24"/>
+        </w:rPr>
       </w:r>
     </w:p>
     <w:p>
@@ -810,7 +1799,11 @@
         </w:rPr>
       </w:pPr>
       <w:r>
-        <w:rPr/>
+        <w:rPr>
+          <w:rFonts w:ascii="Liberation Sans" w:hAnsi="Liberation Sans"/>
+          <w:sz w:val="24"/>
+          <w:szCs w:val="24"/>
+        </w:rPr>
       </w:r>
     </w:p>
     <w:p>
@@ -826,7 +1819,11 @@
         </w:rPr>
       </w:pPr>
       <w:r>
-        <w:rPr/>
+        <w:rPr>
+          <w:rFonts w:ascii="Liberation Sans" w:hAnsi="Liberation Sans"/>
+          <w:sz w:val="24"/>
+          <w:szCs w:val="24"/>
+        </w:rPr>
       </w:r>
     </w:p>
     <w:p>
@@ -842,7 +1839,11 @@
         </w:rPr>
       </w:pPr>
       <w:r>
-        <w:rPr/>
+        <w:rPr>
+          <w:rFonts w:ascii="Liberation Sans" w:hAnsi="Liberation Sans"/>
+          <w:sz w:val="24"/>
+          <w:szCs w:val="24"/>
+        </w:rPr>
       </w:r>
     </w:p>
     <w:p>
@@ -858,7 +1859,11 @@
         </w:rPr>
       </w:pPr>
       <w:r>
-        <w:rPr/>
+        <w:rPr>
+          <w:rFonts w:ascii="Liberation Sans" w:hAnsi="Liberation Sans"/>
+          <w:sz w:val="24"/>
+          <w:szCs w:val="24"/>
+        </w:rPr>
       </w:r>
     </w:p>
     <w:p>
@@ -874,7 +1879,11 @@
         </w:rPr>
       </w:pPr>
       <w:r>
-        <w:rPr/>
+        <w:rPr>
+          <w:rFonts w:ascii="Liberation Sans" w:hAnsi="Liberation Sans"/>
+          <w:sz w:val="24"/>
+          <w:szCs w:val="24"/>
+        </w:rPr>
       </w:r>
     </w:p>
     <w:p>
@@ -890,7 +1899,11 @@
         </w:rPr>
       </w:pPr>
       <w:r>
-        <w:rPr/>
+        <w:rPr>
+          <w:rFonts w:ascii="Liberation Sans" w:hAnsi="Liberation Sans"/>
+          <w:sz w:val="24"/>
+          <w:szCs w:val="24"/>
+        </w:rPr>
       </w:r>
     </w:p>
     <w:p>
@@ -906,7 +1919,11 @@
         </w:rPr>
       </w:pPr>
       <w:r>
-        <w:rPr/>
+        <w:rPr>
+          <w:rFonts w:ascii="Liberation Sans" w:hAnsi="Liberation Sans"/>
+          <w:sz w:val="24"/>
+          <w:szCs w:val="24"/>
+        </w:rPr>
       </w:r>
     </w:p>
     <w:p>
@@ -922,7 +1939,11 @@
         </w:rPr>
       </w:pPr>
       <w:r>
-        <w:rPr/>
+        <w:rPr>
+          <w:rFonts w:ascii="Liberation Sans" w:hAnsi="Liberation Sans"/>
+          <w:sz w:val="24"/>
+          <w:szCs w:val="24"/>
+        </w:rPr>
       </w:r>
     </w:p>
     <w:p>
@@ -938,7 +1959,11 @@
         </w:rPr>
       </w:pPr>
       <w:r>
-        <w:rPr/>
+        <w:rPr>
+          <w:rFonts w:ascii="Liberation Sans" w:hAnsi="Liberation Sans"/>
+          <w:sz w:val="24"/>
+          <w:szCs w:val="24"/>
+        </w:rPr>
       </w:r>
     </w:p>
     <w:p>
@@ -954,7 +1979,11 @@
         </w:rPr>
       </w:pPr>
       <w:r>
-        <w:rPr/>
+        <w:rPr>
+          <w:rFonts w:ascii="Liberation Sans" w:hAnsi="Liberation Sans"/>
+          <w:sz w:val="24"/>
+          <w:szCs w:val="24"/>
+        </w:rPr>
       </w:r>
     </w:p>
     <w:p>
@@ -970,7 +1999,11 @@
         </w:rPr>
       </w:pPr>
       <w:r>
-        <w:rPr/>
+        <w:rPr>
+          <w:rFonts w:ascii="Liberation Sans" w:hAnsi="Liberation Sans"/>
+          <w:sz w:val="24"/>
+          <w:szCs w:val="24"/>
+        </w:rPr>
       </w:r>
     </w:p>
     <w:p>
@@ -986,7 +2019,11 @@
         </w:rPr>
       </w:pPr>
       <w:r>
-        <w:rPr/>
+        <w:rPr>
+          <w:rFonts w:ascii="Liberation Sans" w:hAnsi="Liberation Sans"/>
+          <w:sz w:val="24"/>
+          <w:szCs w:val="24"/>
+        </w:rPr>
       </w:r>
     </w:p>
     <w:p>
@@ -1002,7 +2039,11 @@
         </w:rPr>
       </w:pPr>
       <w:r>
-        <w:rPr/>
+        <w:rPr>
+          <w:rFonts w:ascii="Liberation Sans" w:hAnsi="Liberation Sans"/>
+          <w:sz w:val="24"/>
+          <w:szCs w:val="24"/>
+        </w:rPr>
       </w:r>
     </w:p>
     <w:p>
@@ -1018,7 +2059,11 @@
         </w:rPr>
       </w:pPr>
       <w:r>
-        <w:rPr/>
+        <w:rPr>
+          <w:rFonts w:ascii="Liberation Sans" w:hAnsi="Liberation Sans"/>
+          <w:sz w:val="24"/>
+          <w:szCs w:val="24"/>
+        </w:rPr>
       </w:r>
     </w:p>
     <w:p>
@@ -1034,7 +2079,11 @@
         </w:rPr>
       </w:pPr>
       <w:r>
-        <w:rPr/>
+        <w:rPr>
+          <w:rFonts w:ascii="Liberation Sans" w:hAnsi="Liberation Sans"/>
+          <w:sz w:val="24"/>
+          <w:szCs w:val="24"/>
+        </w:rPr>
       </w:r>
     </w:p>
     <w:p>
@@ -1050,39 +2099,11 @@
         </w:rPr>
       </w:pPr>
       <w:r>
-        <w:rPr/>
-      </w:r>
-    </w:p>
-    <w:p>
-      <w:pPr>
-        <w:pStyle w:val="BodyText"/>
-        <w:spacing w:lineRule="auto" w:line="276"/>
-        <w:ind w:hanging="0" w:start="0" w:end="0"/>
-        <w:jc w:val="both"/>
-        <w:rPr>
-          <w:rFonts w:ascii="Liberation Sans" w:hAnsi="Liberation Sans"/>
-          <w:sz w:val="24"/>
-          <w:szCs w:val="24"/>
-        </w:rPr>
-      </w:pPr>
-      <w:r>
-        <w:rPr/>
-      </w:r>
-    </w:p>
-    <w:p>
-      <w:pPr>
-        <w:pStyle w:val="BodyText"/>
-        <w:spacing w:lineRule="auto" w:line="276"/>
-        <w:ind w:hanging="0" w:start="0" w:end="0"/>
-        <w:jc w:val="both"/>
-        <w:rPr>
-          <w:rFonts w:ascii="Liberation Sans" w:hAnsi="Liberation Sans"/>
-          <w:sz w:val="24"/>
-          <w:szCs w:val="24"/>
-        </w:rPr>
-      </w:pPr>
-      <w:r>
-        <w:rPr/>
+        <w:rPr>
+          <w:rFonts w:ascii="Liberation Sans" w:hAnsi="Liberation Sans"/>
+          <w:sz w:val="24"/>
+          <w:szCs w:val="24"/>
+        </w:rPr>
       </w:r>
     </w:p>
     <w:p>
@@ -1250,7 +2271,11 @@
         </w:rPr>
       </w:pPr>
       <w:r>
-        <w:rPr/>
+        <w:rPr>
+          <w:rFonts w:ascii="Liberation Sans" w:hAnsi="Liberation Sans"/>
+          <w:sz w:val="24"/>
+          <w:szCs w:val="24"/>
+        </w:rPr>
       </w:r>
     </w:p>
     <w:p>
@@ -1270,7 +2295,11 @@
         </w:rPr>
       </w:pPr>
       <w:r>
-        <w:rPr/>
+        <w:rPr>
+          <w:rFonts w:ascii="Liberation Sans" w:hAnsi="Liberation Sans"/>
+          <w:sz w:val="24"/>
+          <w:szCs w:val="24"/>
+        </w:rPr>
       </w:r>
     </w:p>
     <w:p>
@@ -1290,7 +2319,11 @@
         </w:rPr>
       </w:pPr>
       <w:r>
-        <w:rPr/>
+        <w:rPr>
+          <w:rFonts w:ascii="Liberation Sans" w:hAnsi="Liberation Sans"/>
+          <w:sz w:val="24"/>
+          <w:szCs w:val="24"/>
+        </w:rPr>
       </w:r>
     </w:p>
     <w:p>
@@ -1310,7 +2343,11 @@
         </w:rPr>
       </w:pPr>
       <w:r>
-        <w:rPr/>
+        <w:rPr>
+          <w:rFonts w:ascii="Liberation Sans" w:hAnsi="Liberation Sans"/>
+          <w:sz w:val="24"/>
+          <w:szCs w:val="24"/>
+        </w:rPr>
       </w:r>
     </w:p>
     <w:p>
@@ -1330,7 +2367,11 @@
         </w:rPr>
       </w:pPr>
       <w:r>
-        <w:rPr/>
+        <w:rPr>
+          <w:rFonts w:ascii="Liberation Sans" w:hAnsi="Liberation Sans"/>
+          <w:sz w:val="24"/>
+          <w:szCs w:val="24"/>
+        </w:rPr>
       </w:r>
     </w:p>
     <w:p>
@@ -1350,7 +2391,11 @@
         </w:rPr>
       </w:pPr>
       <w:r>
-        <w:rPr/>
+        <w:rPr>
+          <w:rFonts w:ascii="Liberation Sans" w:hAnsi="Liberation Sans"/>
+          <w:sz w:val="24"/>
+          <w:szCs w:val="24"/>
+        </w:rPr>
       </w:r>
     </w:p>
     <w:p>
@@ -1370,7 +2415,11 @@
         </w:rPr>
       </w:pPr>
       <w:r>
-        <w:rPr/>
+        <w:rPr>
+          <w:rFonts w:ascii="Liberation Sans" w:hAnsi="Liberation Sans"/>
+          <w:sz w:val="24"/>
+          <w:szCs w:val="24"/>
+        </w:rPr>
       </w:r>
     </w:p>
     <w:p>
@@ -1390,7 +2439,11 @@
         </w:rPr>
       </w:pPr>
       <w:r>
-        <w:rPr/>
+        <w:rPr>
+          <w:rFonts w:ascii="Liberation Sans" w:hAnsi="Liberation Sans"/>
+          <w:sz w:val="24"/>
+          <w:szCs w:val="24"/>
+        </w:rPr>
       </w:r>
     </w:p>
     <w:p>
@@ -1410,7 +2463,11 @@
         </w:rPr>
       </w:pPr>
       <w:r>
-        <w:rPr/>
+        <w:rPr>
+          <w:rFonts w:ascii="Liberation Sans" w:hAnsi="Liberation Sans"/>
+          <w:sz w:val="24"/>
+          <w:szCs w:val="24"/>
+        </w:rPr>
       </w:r>
     </w:p>
     <w:p>
@@ -1430,7 +2487,11 @@
         </w:rPr>
       </w:pPr>
       <w:r>
-        <w:rPr/>
+        <w:rPr>
+          <w:rFonts w:ascii="Liberation Sans" w:hAnsi="Liberation Sans"/>
+          <w:sz w:val="24"/>
+          <w:szCs w:val="24"/>
+        </w:rPr>
       </w:r>
     </w:p>
     <w:p>
@@ -1450,7 +2511,11 @@
         </w:rPr>
       </w:pPr>
       <w:r>
-        <w:rPr/>
+        <w:rPr>
+          <w:rFonts w:ascii="Liberation Sans" w:hAnsi="Liberation Sans"/>
+          <w:sz w:val="24"/>
+          <w:szCs w:val="24"/>
+        </w:rPr>
       </w:r>
     </w:p>
     <w:p>
@@ -1470,7 +2535,11 @@
         </w:rPr>
       </w:pPr>
       <w:r>
-        <w:rPr/>
+        <w:rPr>
+          <w:rFonts w:ascii="Liberation Sans" w:hAnsi="Liberation Sans"/>
+          <w:sz w:val="24"/>
+          <w:szCs w:val="24"/>
+        </w:rPr>
       </w:r>
     </w:p>
     <w:p>
@@ -1490,7 +2559,11 @@
         </w:rPr>
       </w:pPr>
       <w:r>
-        <w:rPr/>
+        <w:rPr>
+          <w:rFonts w:ascii="Liberation Sans" w:hAnsi="Liberation Sans"/>
+          <w:sz w:val="24"/>
+          <w:szCs w:val="24"/>
+        </w:rPr>
       </w:r>
     </w:p>
     <w:p>
@@ -1510,7 +2583,11 @@
         </w:rPr>
       </w:pPr>
       <w:r>
-        <w:rPr/>
+        <w:rPr>
+          <w:rFonts w:ascii="Liberation Sans" w:hAnsi="Liberation Sans"/>
+          <w:sz w:val="24"/>
+          <w:szCs w:val="24"/>
+        </w:rPr>
       </w:r>
     </w:p>
     <w:p>
@@ -1530,7 +2607,11 @@
         </w:rPr>
       </w:pPr>
       <w:r>
-        <w:rPr/>
+        <w:rPr>
+          <w:rFonts w:ascii="Liberation Sans" w:hAnsi="Liberation Sans"/>
+          <w:sz w:val="24"/>
+          <w:szCs w:val="24"/>
+        </w:rPr>
       </w:r>
     </w:p>
     <w:p>
@@ -1550,7 +2631,11 @@
         </w:rPr>
       </w:pPr>
       <w:r>
-        <w:rPr/>
+        <w:rPr>
+          <w:rFonts w:ascii="Liberation Sans" w:hAnsi="Liberation Sans"/>
+          <w:sz w:val="24"/>
+          <w:szCs w:val="24"/>
+        </w:rPr>
       </w:r>
     </w:p>
     <w:p>
@@ -1570,7 +2655,11 @@
         </w:rPr>
       </w:pPr>
       <w:r>
-        <w:rPr/>
+        <w:rPr>
+          <w:rFonts w:ascii="Liberation Sans" w:hAnsi="Liberation Sans"/>
+          <w:sz w:val="24"/>
+          <w:szCs w:val="24"/>
+        </w:rPr>
       </w:r>
     </w:p>
     <w:p>
@@ -1590,7 +2679,11 @@
         </w:rPr>
       </w:pPr>
       <w:r>
-        <w:rPr/>
+        <w:rPr>
+          <w:rFonts w:ascii="Liberation Sans" w:hAnsi="Liberation Sans"/>
+          <w:sz w:val="24"/>
+          <w:szCs w:val="24"/>
+        </w:rPr>
       </w:r>
     </w:p>
     <w:p>
@@ -1610,7 +2703,11 @@
         </w:rPr>
       </w:pPr>
       <w:r>
-        <w:rPr/>
+        <w:rPr>
+          <w:rFonts w:ascii="Liberation Sans" w:hAnsi="Liberation Sans"/>
+          <w:sz w:val="24"/>
+          <w:szCs w:val="24"/>
+        </w:rPr>
       </w:r>
     </w:p>
     <w:p>
@@ -1630,7 +2727,11 @@
         </w:rPr>
       </w:pPr>
       <w:r>
-        <w:rPr/>
+        <w:rPr>
+          <w:rFonts w:ascii="Liberation Sans" w:hAnsi="Liberation Sans"/>
+          <w:sz w:val="24"/>
+          <w:szCs w:val="24"/>
+        </w:rPr>
       </w:r>
     </w:p>
     <w:p>
@@ -1650,7 +2751,11 @@
         </w:rPr>
       </w:pPr>
       <w:r>
-        <w:rPr/>
+        <w:rPr>
+          <w:rFonts w:ascii="Liberation Sans" w:hAnsi="Liberation Sans"/>
+          <w:sz w:val="24"/>
+          <w:szCs w:val="24"/>
+        </w:rPr>
       </w:r>
     </w:p>
     <w:p>
@@ -1670,7 +2775,11 @@
         </w:rPr>
       </w:pPr>
       <w:r>
-        <w:rPr/>
+        <w:rPr>
+          <w:rFonts w:ascii="Liberation Sans" w:hAnsi="Liberation Sans"/>
+          <w:sz w:val="24"/>
+          <w:szCs w:val="24"/>
+        </w:rPr>
       </w:r>
     </w:p>
     <w:p>
@@ -1690,7 +2799,11 @@
         </w:rPr>
       </w:pPr>
       <w:r>
-        <w:rPr/>
+        <w:rPr>
+          <w:rFonts w:ascii="Liberation Sans" w:hAnsi="Liberation Sans"/>
+          <w:sz w:val="24"/>
+          <w:szCs w:val="24"/>
+        </w:rPr>
       </w:r>
     </w:p>
     <w:p>
@@ -1710,7 +2823,11 @@
         </w:rPr>
       </w:pPr>
       <w:r>
-        <w:rPr/>
+        <w:rPr>
+          <w:rFonts w:ascii="Liberation Sans" w:hAnsi="Liberation Sans"/>
+          <w:sz w:val="24"/>
+          <w:szCs w:val="24"/>
+        </w:rPr>
       </w:r>
     </w:p>
     <w:p>
@@ -1730,7 +2847,11 @@
         </w:rPr>
       </w:pPr>
       <w:r>
-        <w:rPr/>
+        <w:rPr>
+          <w:rFonts w:ascii="Liberation Sans" w:hAnsi="Liberation Sans"/>
+          <w:sz w:val="24"/>
+          <w:szCs w:val="24"/>
+        </w:rPr>
       </w:r>
     </w:p>
     <w:p>
@@ -1921,7 +3042,17 @@
         </w:rPr>
       </w:pPr>
       <w:r>
-        <w:rPr/>
+        <w:rPr>
+          <w:rFonts w:ascii="FreeMono" w:hAnsi="FreeMono"/>
+          <w:b w:val="false"/>
+          <w:i w:val="false"/>
+          <w:caps w:val="false"/>
+          <w:smallCaps w:val="false"/>
+          <w:color w:val="000000"/>
+          <w:spacing w:val="0"/>
+          <w:sz w:val="24"/>
+          <w:szCs w:val="24"/>
+        </w:rPr>
       </w:r>
     </w:p>
     <w:p>
@@ -1945,7 +3076,17 @@
         </w:rPr>
       </w:pPr>
       <w:r>
-        <w:rPr/>
+        <w:rPr>
+          <w:rFonts w:ascii="FreeMono" w:hAnsi="FreeMono"/>
+          <w:b w:val="false"/>
+          <w:i w:val="false"/>
+          <w:caps w:val="false"/>
+          <w:smallCaps w:val="false"/>
+          <w:color w:val="000000"/>
+          <w:spacing w:val="0"/>
+          <w:sz w:val="24"/>
+          <w:szCs w:val="24"/>
+        </w:rPr>
       </w:r>
     </w:p>
     <w:p>
@@ -1969,7 +3110,17 @@
         </w:rPr>
       </w:pPr>
       <w:r>
-        <w:rPr/>
+        <w:rPr>
+          <w:rFonts w:ascii="FreeMono" w:hAnsi="FreeMono"/>
+          <w:b w:val="false"/>
+          <w:i w:val="false"/>
+          <w:caps w:val="false"/>
+          <w:smallCaps w:val="false"/>
+          <w:color w:val="000000"/>
+          <w:spacing w:val="0"/>
+          <w:sz w:val="24"/>
+          <w:szCs w:val="24"/>
+        </w:rPr>
       </w:r>
     </w:p>
     <w:p>
@@ -1993,7 +3144,17 @@
         </w:rPr>
       </w:pPr>
       <w:r>
-        <w:rPr/>
+        <w:rPr>
+          <w:rFonts w:ascii="FreeMono" w:hAnsi="FreeMono"/>
+          <w:b w:val="false"/>
+          <w:i w:val="false"/>
+          <w:caps w:val="false"/>
+          <w:smallCaps w:val="false"/>
+          <w:color w:val="000000"/>
+          <w:spacing w:val="0"/>
+          <w:sz w:val="24"/>
+          <w:szCs w:val="24"/>
+        </w:rPr>
       </w:r>
     </w:p>
     <w:p>
@@ -2017,7 +3178,17 @@
         </w:rPr>
       </w:pPr>
       <w:r>
-        <w:rPr/>
+        <w:rPr>
+          <w:rFonts w:ascii="FreeMono" w:hAnsi="FreeMono"/>
+          <w:b w:val="false"/>
+          <w:i w:val="false"/>
+          <w:caps w:val="false"/>
+          <w:smallCaps w:val="false"/>
+          <w:color w:val="000000"/>
+          <w:spacing w:val="0"/>
+          <w:sz w:val="24"/>
+          <w:szCs w:val="24"/>
+        </w:rPr>
       </w:r>
     </w:p>
     <w:p>
@@ -2041,7 +3212,17 @@
         </w:rPr>
       </w:pPr>
       <w:r>
-        <w:rPr/>
+        <w:rPr>
+          <w:rFonts w:ascii="FreeMono" w:hAnsi="FreeMono"/>
+          <w:b w:val="false"/>
+          <w:i w:val="false"/>
+          <w:caps w:val="false"/>
+          <w:smallCaps w:val="false"/>
+          <w:color w:val="000000"/>
+          <w:spacing w:val="0"/>
+          <w:sz w:val="24"/>
+          <w:szCs w:val="24"/>
+        </w:rPr>
       </w:r>
     </w:p>
     <w:p>
@@ -2065,7 +3246,17 @@
         </w:rPr>
       </w:pPr>
       <w:r>
-        <w:rPr/>
+        <w:rPr>
+          <w:rFonts w:ascii="FreeMono" w:hAnsi="FreeMono"/>
+          <w:b w:val="false"/>
+          <w:i w:val="false"/>
+          <w:caps w:val="false"/>
+          <w:smallCaps w:val="false"/>
+          <w:color w:val="000000"/>
+          <w:spacing w:val="0"/>
+          <w:sz w:val="24"/>
+          <w:szCs w:val="24"/>
+        </w:rPr>
       </w:r>
     </w:p>
     <w:p>
@@ -2089,7 +3280,17 @@
         </w:rPr>
       </w:pPr>
       <w:r>
-        <w:rPr/>
+        <w:rPr>
+          <w:rFonts w:ascii="FreeMono" w:hAnsi="FreeMono"/>
+          <w:b w:val="false"/>
+          <w:i w:val="false"/>
+          <w:caps w:val="false"/>
+          <w:smallCaps w:val="false"/>
+          <w:color w:val="000000"/>
+          <w:spacing w:val="0"/>
+          <w:sz w:val="24"/>
+          <w:szCs w:val="24"/>
+        </w:rPr>
       </w:r>
     </w:p>
     <w:p>
@@ -2113,7 +3314,17 @@
         </w:rPr>
       </w:pPr>
       <w:r>
-        <w:rPr/>
+        <w:rPr>
+          <w:rFonts w:ascii="FreeMono" w:hAnsi="FreeMono"/>
+          <w:b w:val="false"/>
+          <w:i w:val="false"/>
+          <w:caps w:val="false"/>
+          <w:smallCaps w:val="false"/>
+          <w:color w:val="000000"/>
+          <w:spacing w:val="0"/>
+          <w:sz w:val="24"/>
+          <w:szCs w:val="24"/>
+        </w:rPr>
       </w:r>
     </w:p>
     <w:p>
@@ -2137,7 +3348,17 @@
         </w:rPr>
       </w:pPr>
       <w:r>
-        <w:rPr/>
+        <w:rPr>
+          <w:rFonts w:ascii="FreeMono" w:hAnsi="FreeMono"/>
+          <w:b w:val="false"/>
+          <w:i w:val="false"/>
+          <w:caps w:val="false"/>
+          <w:smallCaps w:val="false"/>
+          <w:color w:val="000000"/>
+          <w:spacing w:val="0"/>
+          <w:sz w:val="24"/>
+          <w:szCs w:val="24"/>
+        </w:rPr>
       </w:r>
     </w:p>
     <w:p>
@@ -2161,7 +3382,17 @@
         </w:rPr>
       </w:pPr>
       <w:r>
-        <w:rPr/>
+        <w:rPr>
+          <w:rFonts w:ascii="FreeMono" w:hAnsi="FreeMono"/>
+          <w:b w:val="false"/>
+          <w:i w:val="false"/>
+          <w:caps w:val="false"/>
+          <w:smallCaps w:val="false"/>
+          <w:color w:val="000000"/>
+          <w:spacing w:val="0"/>
+          <w:sz w:val="24"/>
+          <w:szCs w:val="24"/>
+        </w:rPr>
       </w:r>
     </w:p>
     <w:p>
@@ -2185,7 +3416,17 @@
         </w:rPr>
       </w:pPr>
       <w:r>
-        <w:rPr/>
+        <w:rPr>
+          <w:rFonts w:ascii="FreeMono" w:hAnsi="FreeMono"/>
+          <w:b w:val="false"/>
+          <w:i w:val="false"/>
+          <w:caps w:val="false"/>
+          <w:smallCaps w:val="false"/>
+          <w:color w:val="000000"/>
+          <w:spacing w:val="0"/>
+          <w:sz w:val="24"/>
+          <w:szCs w:val="24"/>
+        </w:rPr>
       </w:r>
     </w:p>
     <w:p>
@@ -2209,7 +3450,17 @@
         </w:rPr>
       </w:pPr>
       <w:r>
-        <w:rPr/>
+        <w:rPr>
+          <w:rFonts w:ascii="FreeMono" w:hAnsi="FreeMono"/>
+          <w:b w:val="false"/>
+          <w:i w:val="false"/>
+          <w:caps w:val="false"/>
+          <w:smallCaps w:val="false"/>
+          <w:color w:val="000000"/>
+          <w:spacing w:val="0"/>
+          <w:sz w:val="24"/>
+          <w:szCs w:val="24"/>
+        </w:rPr>
       </w:r>
     </w:p>
     <w:p>
@@ -2233,7 +3484,17 @@
         </w:rPr>
       </w:pPr>
       <w:r>
-        <w:rPr/>
+        <w:rPr>
+          <w:rFonts w:ascii="FreeMono" w:hAnsi="FreeMono"/>
+          <w:b w:val="false"/>
+          <w:i w:val="false"/>
+          <w:caps w:val="false"/>
+          <w:smallCaps w:val="false"/>
+          <w:color w:val="000000"/>
+          <w:spacing w:val="0"/>
+          <w:sz w:val="24"/>
+          <w:szCs w:val="24"/>
+        </w:rPr>
       </w:r>
     </w:p>
     <w:p>
@@ -2257,7 +3518,17 @@
         </w:rPr>
       </w:pPr>
       <w:r>
-        <w:rPr/>
+        <w:rPr>
+          <w:rFonts w:ascii="FreeMono" w:hAnsi="FreeMono"/>
+          <w:b w:val="false"/>
+          <w:i w:val="false"/>
+          <w:caps w:val="false"/>
+          <w:smallCaps w:val="false"/>
+          <w:color w:val="000000"/>
+          <w:spacing w:val="0"/>
+          <w:sz w:val="24"/>
+          <w:szCs w:val="24"/>
+        </w:rPr>
       </w:r>
     </w:p>
     <w:p>
@@ -2281,7 +3552,17 @@
         </w:rPr>
       </w:pPr>
       <w:r>
-        <w:rPr/>
+        <w:rPr>
+          <w:rFonts w:ascii="FreeMono" w:hAnsi="FreeMono"/>
+          <w:b w:val="false"/>
+          <w:i w:val="false"/>
+          <w:caps w:val="false"/>
+          <w:smallCaps w:val="false"/>
+          <w:color w:val="000000"/>
+          <w:spacing w:val="0"/>
+          <w:sz w:val="24"/>
+          <w:szCs w:val="24"/>
+        </w:rPr>
       </w:r>
     </w:p>
     <w:p>
@@ -2305,7 +3586,17 @@
         </w:rPr>
       </w:pPr>
       <w:r>
-        <w:rPr/>
+        <w:rPr>
+          <w:rFonts w:ascii="FreeMono" w:hAnsi="FreeMono"/>
+          <w:b w:val="false"/>
+          <w:i w:val="false"/>
+          <w:caps w:val="false"/>
+          <w:smallCaps w:val="false"/>
+          <w:color w:val="000000"/>
+          <w:spacing w:val="0"/>
+          <w:sz w:val="24"/>
+          <w:szCs w:val="24"/>
+        </w:rPr>
       </w:r>
     </w:p>
     <w:p>
@@ -2329,7 +3620,17 @@
         </w:rPr>
       </w:pPr>
       <w:r>
-        <w:rPr/>
+        <w:rPr>
+          <w:rFonts w:ascii="FreeMono" w:hAnsi="FreeMono"/>
+          <w:b w:val="false"/>
+          <w:i w:val="false"/>
+          <w:caps w:val="false"/>
+          <w:smallCaps w:val="false"/>
+          <w:color w:val="000000"/>
+          <w:spacing w:val="0"/>
+          <w:sz w:val="24"/>
+          <w:szCs w:val="24"/>
+        </w:rPr>
       </w:r>
     </w:p>
     <w:p>
@@ -2353,7 +3654,17 @@
         </w:rPr>
       </w:pPr>
       <w:r>
-        <w:rPr/>
+        <w:rPr>
+          <w:rFonts w:ascii="FreeMono" w:hAnsi="FreeMono"/>
+          <w:b w:val="false"/>
+          <w:i w:val="false"/>
+          <w:caps w:val="false"/>
+          <w:smallCaps w:val="false"/>
+          <w:color w:val="000000"/>
+          <w:spacing w:val="0"/>
+          <w:sz w:val="24"/>
+          <w:szCs w:val="24"/>
+        </w:rPr>
       </w:r>
     </w:p>
     <w:p>
@@ -2377,7 +3688,17 @@
         </w:rPr>
       </w:pPr>
       <w:r>
-        <w:rPr/>
+        <w:rPr>
+          <w:rFonts w:ascii="FreeMono" w:hAnsi="FreeMono"/>
+          <w:b w:val="false"/>
+          <w:i w:val="false"/>
+          <w:caps w:val="false"/>
+          <w:smallCaps w:val="false"/>
+          <w:color w:val="000000"/>
+          <w:spacing w:val="0"/>
+          <w:sz w:val="24"/>
+          <w:szCs w:val="24"/>
+        </w:rPr>
       </w:r>
     </w:p>
     <w:p>
@@ -2401,7 +3722,17 @@
         </w:rPr>
       </w:pPr>
       <w:r>
-        <w:rPr/>
+        <w:rPr>
+          <w:rFonts w:ascii="FreeMono" w:hAnsi="FreeMono"/>
+          <w:b w:val="false"/>
+          <w:i w:val="false"/>
+          <w:caps w:val="false"/>
+          <w:smallCaps w:val="false"/>
+          <w:color w:val="000000"/>
+          <w:spacing w:val="0"/>
+          <w:sz w:val="24"/>
+          <w:szCs w:val="24"/>
+        </w:rPr>
       </w:r>
     </w:p>
     <w:p>
@@ -2425,7 +3756,17 @@
         </w:rPr>
       </w:pPr>
       <w:r>
-        <w:rPr/>
+        <w:rPr>
+          <w:rFonts w:ascii="FreeMono" w:hAnsi="FreeMono"/>
+          <w:b w:val="false"/>
+          <w:i w:val="false"/>
+          <w:caps w:val="false"/>
+          <w:smallCaps w:val="false"/>
+          <w:color w:val="000000"/>
+          <w:spacing w:val="0"/>
+          <w:sz w:val="24"/>
+          <w:szCs w:val="24"/>
+        </w:rPr>
       </w:r>
     </w:p>
     <w:p>
@@ -2449,7 +3790,17 @@
         </w:rPr>
       </w:pPr>
       <w:r>
-        <w:rPr/>
+        <w:rPr>
+          <w:rFonts w:ascii="FreeMono" w:hAnsi="FreeMono"/>
+          <w:b w:val="false"/>
+          <w:i w:val="false"/>
+          <w:caps w:val="false"/>
+          <w:smallCaps w:val="false"/>
+          <w:color w:val="000000"/>
+          <w:spacing w:val="0"/>
+          <w:sz w:val="24"/>
+          <w:szCs w:val="24"/>
+        </w:rPr>
       </w:r>
     </w:p>
     <w:p>
@@ -2473,7 +3824,17 @@
         </w:rPr>
       </w:pPr>
       <w:r>
-        <w:rPr/>
+        <w:rPr>
+          <w:rFonts w:ascii="FreeMono" w:hAnsi="FreeMono"/>
+          <w:b w:val="false"/>
+          <w:i w:val="false"/>
+          <w:caps w:val="false"/>
+          <w:smallCaps w:val="false"/>
+          <w:color w:val="000000"/>
+          <w:spacing w:val="0"/>
+          <w:sz w:val="24"/>
+          <w:szCs w:val="24"/>
+        </w:rPr>
       </w:r>
     </w:p>
     <w:p>
@@ -2497,31 +3858,17 @@
         </w:rPr>
       </w:pPr>
       <w:r>
-        <w:rPr/>
-      </w:r>
-    </w:p>
-    <w:p>
-      <w:pPr>
-        <w:pStyle w:val="BodyText"/>
-        <w:bidi w:val="0"/>
-        <w:spacing w:lineRule="auto" w:line="276"/>
-        <w:ind w:hanging="0" w:start="709"/>
-        <w:jc w:val="both"/>
         <w:rPr>
           <w:rFonts w:ascii="FreeMono" w:hAnsi="FreeMono"/>
           <w:b w:val="false"/>
           <w:i w:val="false"/>
-          <w:i w:val="false"/>
-          <w:caps w:val="false"/>
-          <w:smallCaps w:val="false"/>
-          <w:color w:val="000000"/>
-          <w:spacing w:val="0"/>
-          <w:sz w:val="24"/>
-          <w:szCs w:val="24"/>
-        </w:rPr>
-      </w:pPr>
-      <w:r>
-        <w:rPr/>
+          <w:caps w:val="false"/>
+          <w:smallCaps w:val="false"/>
+          <w:color w:val="000000"/>
+          <w:spacing w:val="0"/>
+          <w:sz w:val="24"/>
+          <w:szCs w:val="24"/>
+        </w:rPr>
       </w:r>
     </w:p>
     <w:p>
@@ -2632,6 +3979,10 @@
     <w:p>
       <w:pPr>
         <w:pStyle w:val="Heading3"/>
+        <w:numPr>
+          <w:ilvl w:val="2"/>
+          <w:numId w:val="1"/>
+        </w:numPr>
         <w:ind w:hanging="0" w:start="0"/>
         <w:rPr/>
       </w:pPr>
@@ -4037,6 +5388,10 @@
     <w:p>
       <w:pPr>
         <w:pStyle w:val="Heading3"/>
+        <w:numPr>
+          <w:ilvl w:val="2"/>
+          <w:numId w:val="1"/>
+        </w:numPr>
         <w:ind w:hanging="0" w:start="0"/>
         <w:rPr/>
       </w:pPr>
@@ -5118,159 +6473,12 @@
     </w:p>
     <w:p>
       <w:pPr>
-        <w:pStyle w:val="BodyText"/>
-        <w:bidi w:val="0"/>
-        <w:spacing w:lineRule="auto" w:line="276"/>
-        <w:jc w:val="start"/>
-        <w:rPr>
-          <w:rFonts w:ascii="Liberation Sans" w:hAnsi="Liberation Sans"/>
-          <w:b w:val="false"/>
-          <w:i w:val="false"/>
-          <w:i w:val="false"/>
-          <w:caps w:val="false"/>
-          <w:smallCaps w:val="false"/>
-          <w:color w:val="000000"/>
-          <w:spacing w:val="0"/>
-          <w:kern w:val="2"/>
-          <w:sz w:val="24"/>
-          <w:szCs w:val="24"/>
-          <w:lang w:val="en-IN" w:eastAsia="zh-CN" w:bidi="hi-IN"/>
-        </w:rPr>
-      </w:pPr>
-      <w:r>
-        <w:rPr>
-          <w:rFonts w:ascii="Liberation Sans" w:hAnsi="Liberation Sans"/>
-          <w:b w:val="false"/>
-          <w:i w:val="false"/>
-          <w:caps w:val="false"/>
-          <w:smallCaps w:val="false"/>
-          <w:color w:val="000000"/>
-          <w:spacing w:val="0"/>
-          <w:kern w:val="2"/>
-          <w:sz w:val="24"/>
-          <w:szCs w:val="24"/>
-          <w:lang w:val="en-IN" w:eastAsia="zh-CN" w:bidi="hi-IN"/>
-        </w:rPr>
-      </w:r>
-    </w:p>
-    <w:p>
-      <w:pPr>
-        <w:pStyle w:val="BodyText"/>
-        <w:bidi w:val="0"/>
-        <w:spacing w:lineRule="auto" w:line="276"/>
-        <w:jc w:val="start"/>
-        <w:rPr>
-          <w:rFonts w:ascii="Liberation Sans" w:hAnsi="Liberation Sans"/>
-          <w:b w:val="false"/>
-          <w:i w:val="false"/>
-          <w:i w:val="false"/>
-          <w:caps w:val="false"/>
-          <w:smallCaps w:val="false"/>
-          <w:color w:val="000000"/>
-          <w:spacing w:val="0"/>
-          <w:kern w:val="2"/>
-          <w:sz w:val="24"/>
-          <w:szCs w:val="24"/>
-          <w:lang w:val="en-IN" w:eastAsia="zh-CN" w:bidi="hi-IN"/>
-        </w:rPr>
-      </w:pPr>
-      <w:r>
-        <w:rPr>
-          <w:rFonts w:ascii="Liberation Sans" w:hAnsi="Liberation Sans"/>
-          <w:b w:val="false"/>
-          <w:i w:val="false"/>
-          <w:caps w:val="false"/>
-          <w:smallCaps w:val="false"/>
-          <w:color w:val="000000"/>
-          <w:spacing w:val="0"/>
-          <w:kern w:val="2"/>
-          <w:sz w:val="24"/>
-          <w:szCs w:val="24"/>
-          <w:lang w:val="en-IN" w:eastAsia="zh-CN" w:bidi="hi-IN"/>
-        </w:rPr>
-      </w:r>
-    </w:p>
-    <w:p>
-      <w:pPr>
-        <w:pStyle w:val="BodyText"/>
-        <w:bidi w:val="0"/>
-        <w:spacing w:lineRule="auto" w:line="276"/>
-        <w:jc w:val="start"/>
-        <w:rPr>
-          <w:rFonts w:ascii="Liberation Sans" w:hAnsi="Liberation Sans"/>
-          <w:b w:val="false"/>
-          <w:i w:val="false"/>
-          <w:i w:val="false"/>
-          <w:caps w:val="false"/>
-          <w:smallCaps w:val="false"/>
-          <w:color w:val="000000"/>
-          <w:spacing w:val="0"/>
-          <w:kern w:val="2"/>
-          <w:sz w:val="24"/>
-          <w:szCs w:val="24"/>
-          <w:lang w:val="en-IN" w:eastAsia="zh-CN" w:bidi="hi-IN"/>
-        </w:rPr>
-      </w:pPr>
-      <w:r>
-        <w:rPr>
-          <w:rFonts w:ascii="Liberation Sans" w:hAnsi="Liberation Sans"/>
-          <w:b w:val="false"/>
-          <w:i w:val="false"/>
-          <w:caps w:val="false"/>
-          <w:smallCaps w:val="false"/>
-          <w:color w:val="000000"/>
-          <w:spacing w:val="0"/>
-          <w:kern w:val="2"/>
-          <w:sz w:val="24"/>
-          <w:szCs w:val="24"/>
-          <w:lang w:val="en-IN" w:eastAsia="zh-CN" w:bidi="hi-IN"/>
-        </w:rPr>
-      </w:r>
-    </w:p>
-    <w:p>
-      <w:pPr>
-        <w:pStyle w:val="BodyText"/>
-        <w:bidi w:val="0"/>
-        <w:spacing w:lineRule="auto" w:line="276"/>
-        <w:jc w:val="start"/>
-        <w:rPr>
-          <w:rFonts w:ascii="Liberation Sans" w:hAnsi="Liberation Sans"/>
-          <w:b w:val="false"/>
-          <w:i w:val="false"/>
-          <w:i w:val="false"/>
-          <w:caps w:val="false"/>
-          <w:smallCaps w:val="false"/>
-          <w:color w:val="000000"/>
-          <w:spacing w:val="0"/>
-          <w:kern w:val="2"/>
-          <w:sz w:val="24"/>
-          <w:szCs w:val="24"/>
-          <w:lang w:val="en-IN" w:eastAsia="zh-CN" w:bidi="hi-IN"/>
-        </w:rPr>
-      </w:pPr>
-      <w:r>
-        <w:rPr>
-          <w:rFonts w:ascii="Liberation Sans" w:hAnsi="Liberation Sans"/>
-          <w:b w:val="false"/>
-          <w:i w:val="false"/>
-          <w:caps w:val="false"/>
-          <w:smallCaps w:val="false"/>
-          <w:color w:val="000000"/>
-          <w:spacing w:val="0"/>
-          <w:kern w:val="2"/>
-          <w:sz w:val="24"/>
-          <w:szCs w:val="24"/>
-          <w:lang w:val="en-IN" w:eastAsia="zh-CN" w:bidi="hi-IN"/>
-        </w:rPr>
-      </w:r>
-    </w:p>
-    <w:p>
-      <w:pPr>
         <w:pStyle w:val="Heading2"/>
         <w:keepNext w:val="true"/>
         <w:widowControl/>
         <w:suppressAutoHyphens w:val="true"/>
         <w:bidi w:val="0"/>
+        <w:spacing w:lineRule="auto" w:line="276"/>
         <w:jc w:val="start"/>
         <w:rPr/>
       </w:pPr>
@@ -5290,6 +6498,11 @@
     <w:p>
       <w:pPr>
         <w:pStyle w:val="Heading3"/>
+        <w:numPr>
+          <w:ilvl w:val="2"/>
+          <w:numId w:val="1"/>
+        </w:numPr>
+        <w:spacing w:lineRule="auto" w:line="276"/>
         <w:ind w:hanging="0" w:start="0"/>
         <w:rPr/>
       </w:pPr>
@@ -5298,7 +6511,6 @@
       <w:r>
         <w:rPr>
           <w:rStyle w:val="SourceText"/>
-          <w:rFonts w:ascii="Liberation Sans" w:hAnsi="Liberation Sans"/>
         </w:rPr>
         <w:t>Finding and Stopping Kafka Processes on Port 9092</w:t>
       </w:r>
@@ -5478,14 +6690,118 @@
     <w:p>
       <w:pPr>
         <w:pStyle w:val="BodyText"/>
+        <w:numPr>
+          <w:ilvl w:val="2"/>
+          <w:numId w:val="1"/>
+        </w:numPr>
+        <w:spacing w:lineRule="auto" w:line="276"/>
+        <w:rPr>
+          <w:rStyle w:val="SourceText"/>
+        </w:rPr>
+      </w:pPr>
+      <w:r>
+        <w:rPr/>
+      </w:r>
+    </w:p>
+    <w:p>
+      <w:pPr>
+        <w:pStyle w:val="Heading3"/>
+        <w:keepNext w:val="true"/>
+        <w:widowControl/>
+        <w:numPr>
+          <w:ilvl w:val="2"/>
+          <w:numId w:val="1"/>
+        </w:numPr>
+        <w:suppressAutoHyphens w:val="true"/>
+        <w:bidi w:val="0"/>
+        <w:spacing w:lineRule="auto" w:line="276"/>
+        <w:ind w:hanging="0" w:start="0"/>
+        <w:jc w:val="start"/>
+        <w:rPr/>
+      </w:pPr>
+      <w:bookmarkStart w:id="28" w:name="__RefHeading___Toc456_4269676687"/>
+      <w:bookmarkEnd w:id="28"/>
+      <w:r>
+        <w:rPr>
+          <w:rStyle w:val="SourceText"/>
+          <w:rFonts w:eastAsia="Noto Sans CJK SC" w:cs="FreeSans"/>
+          <w:color w:val="auto"/>
+          <w:kern w:val="2"/>
+          <w:lang w:val="en-IN" w:eastAsia="zh-CN" w:bidi="hi-IN"/>
+        </w:rPr>
+        <w:t>Change the Default Partition Count in Kafka</w:t>
+      </w:r>
+    </w:p>
+    <w:p>
+      <w:pPr>
+        <w:pStyle w:val="BodyText"/>
         <w:widowControl/>
         <w:suppressAutoHyphens w:val="true"/>
         <w:bidi w:val="0"/>
         <w:spacing w:lineRule="auto" w:line="276"/>
         <w:ind w:hanging="0" w:start="709"/>
-        <w:jc w:val="start"/>
-        <w:rPr>
-          <w:rStyle w:val="SourceText"/>
+        <w:jc w:val="both"/>
+        <w:rPr/>
+      </w:pPr>
+      <w:r>
+        <w:rPr>
+          <w:rFonts w:eastAsia="Noto Serif CJK SC" w:cs="FreeSans" w:ascii="Liberation Sans" w:hAnsi="Liberation Sans"/>
+          <w:b w:val="false"/>
+          <w:i w:val="false"/>
+          <w:caps w:val="false"/>
+          <w:smallCaps w:val="false"/>
+          <w:color w:val="000000"/>
+          <w:spacing w:val="0"/>
+          <w:kern w:val="2"/>
+          <w:sz w:val="24"/>
+          <w:szCs w:val="24"/>
+          <w:lang w:val="en-IN" w:eastAsia="zh-CN" w:bidi="hi-IN"/>
+        </w:rPr>
+        <w:t>When you create new Kafka topics without specifying partitions, Kafka uses a default partition count from its configuration. You can change this default by updating the </w:t>
+      </w:r>
+      <w:r>
+        <w:rPr>
+          <w:rStyle w:val="SourceText"/>
+          <w:rFonts w:eastAsia="Noto Serif CJK SC" w:cs="FreeSans" w:ascii="FreeMono" w:hAnsi="FreeMono"/>
+          <w:b w:val="false"/>
+          <w:i w:val="false"/>
+          <w:caps w:val="false"/>
+          <w:smallCaps w:val="false"/>
+          <w:color w:val="000000"/>
+          <w:spacing w:val="0"/>
+          <w:kern w:val="2"/>
+          <w:sz w:val="24"/>
+          <w:szCs w:val="24"/>
+          <w:lang w:val="en-IN" w:eastAsia="zh-CN" w:bidi="hi-IN"/>
+        </w:rPr>
+        <w:t>num.partitions</w:t>
+      </w:r>
+      <w:r>
+        <w:rPr>
+          <w:rFonts w:eastAsia="Noto Serif CJK SC" w:cs="FreeSans" w:ascii="Liberation Sans" w:hAnsi="Liberation Sans"/>
+          <w:b w:val="false"/>
+          <w:i w:val="false"/>
+          <w:caps w:val="false"/>
+          <w:smallCaps w:val="false"/>
+          <w:color w:val="000000"/>
+          <w:spacing w:val="0"/>
+          <w:kern w:val="2"/>
+          <w:sz w:val="24"/>
+          <w:szCs w:val="24"/>
+          <w:lang w:val="en-IN" w:eastAsia="zh-CN" w:bidi="hi-IN"/>
+        </w:rPr>
+        <w:t> property.</w:t>
+      </w:r>
+    </w:p>
+    <w:p>
+      <w:pPr>
+        <w:pStyle w:val="BodyText"/>
+        <w:widowControl/>
+        <w:suppressAutoHyphens w:val="true"/>
+        <w:bidi w:val="0"/>
+        <w:ind w:hanging="0" w:start="709"/>
+        <w:jc w:val="both"/>
+        <w:rPr>
           <w:rFonts w:ascii="Liberation Sans" w:hAnsi="Liberation Sans" w:eastAsia="Noto Serif CJK SC" w:cs="FreeSans"/>
           <w:b w:val="false"/>
           <w:i w:val="false"/>
@@ -5500,6 +6816,914 @@
           <w:lang w:val="en-IN" w:eastAsia="zh-CN" w:bidi="hi-IN"/>
         </w:rPr>
       </w:pPr>
+      <w:bookmarkStart w:id="29" w:name="__RefHeading___Toc458_4269676687"/>
+      <w:bookmarkEnd w:id="29"/>
+      <w:r>
+        <w:rPr>
+          <w:rFonts w:eastAsia="Noto Serif CJK SC" w:cs="FreeSans" w:ascii="Liberation Sans" w:hAnsi="Liberation Sans"/>
+          <w:b w:val="false"/>
+          <w:i w:val="false"/>
+          <w:caps w:val="false"/>
+          <w:smallCaps w:val="false"/>
+          <w:color w:val="000000"/>
+          <w:spacing w:val="0"/>
+          <w:kern w:val="2"/>
+          <w:sz w:val="24"/>
+          <w:szCs w:val="24"/>
+          <w:lang w:val="en-IN" w:eastAsia="zh-CN" w:bidi="hi-IN"/>
+        </w:rPr>
+        <w:t>Steps to Update Default Partition Count</w:t>
+      </w:r>
+    </w:p>
+    <w:p>
+      <w:pPr>
+        <w:pStyle w:val="BodyText"/>
+        <w:widowControl/>
+        <w:numPr>
+          <w:ilvl w:val="0"/>
+          <w:numId w:val="18"/>
+        </w:numPr>
+        <w:suppressAutoHyphens w:val="true"/>
+        <w:bidi w:val="0"/>
+        <w:spacing w:lineRule="auto" w:line="276"/>
+        <w:jc w:val="both"/>
+        <w:rPr/>
+      </w:pPr>
+      <w:r>
+        <w:rPr>
+          <w:rStyle w:val="Strong"/>
+          <w:rFonts w:eastAsia="Noto Serif CJK SC" w:cs="FreeSans" w:ascii="Liberation Sans" w:hAnsi="Liberation Sans"/>
+          <w:b w:val="false"/>
+          <w:bCs w:val="false"/>
+          <w:i w:val="false"/>
+          <w:caps w:val="false"/>
+          <w:smallCaps w:val="false"/>
+          <w:color w:val="000000"/>
+          <w:spacing w:val="0"/>
+          <w:kern w:val="2"/>
+          <w:sz w:val="24"/>
+          <w:szCs w:val="24"/>
+          <w:lang w:val="en-IN" w:eastAsia="zh-CN" w:bidi="hi-IN"/>
+        </w:rPr>
+        <w:t>Navigate to Kafka Configuration Directory</w:t>
+      </w:r>
+    </w:p>
+    <w:p>
+      <w:pPr>
+        <w:pStyle w:val="BodyText"/>
+        <w:widowControl/>
+        <w:numPr>
+          <w:ilvl w:val="0"/>
+          <w:numId w:val="0"/>
+        </w:numPr>
+        <w:suppressAutoHyphens w:val="true"/>
+        <w:bidi w:val="0"/>
+        <w:spacing w:lineRule="auto" w:line="276"/>
+        <w:ind w:hanging="0" w:start="1429"/>
+        <w:jc w:val="both"/>
+        <w:rPr/>
+      </w:pPr>
+      <w:r>
+        <w:rPr>
+          <w:rFonts w:ascii="Liberation Sans" w:hAnsi="Liberation Sans"/>
+        </w:rPr>
+        <w:t>Open a terminal and go to the Kafka installation config folder:</w:t>
+      </w:r>
+    </w:p>
+    <w:p>
+      <w:pPr>
+        <w:pStyle w:val="BodyText"/>
+        <w:widowControl/>
+        <w:numPr>
+          <w:ilvl w:val="0"/>
+          <w:numId w:val="0"/>
+        </w:numPr>
+        <w:suppressAutoHyphens w:val="true"/>
+        <w:bidi w:val="0"/>
+        <w:spacing w:lineRule="auto" w:line="276"/>
+        <w:ind w:hanging="0" w:start="1429"/>
+        <w:jc w:val="both"/>
+        <w:rPr/>
+      </w:pPr>
+      <w:r>
+        <w:rPr>
+          <w:rStyle w:val="SourceText"/>
+          <w:rFonts w:eastAsia="Noto Serif CJK SC" w:cs="FreeSans" w:ascii="FreeMono" w:hAnsi="FreeMono"/>
+          <w:b w:val="false"/>
+          <w:i w:val="false"/>
+          <w:caps w:val="false"/>
+          <w:smallCaps w:val="false"/>
+          <w:color w:val="000000"/>
+          <w:spacing w:val="0"/>
+          <w:kern w:val="2"/>
+          <w:sz w:val="24"/>
+          <w:szCs w:val="24"/>
+          <w:lang w:val="en-IN" w:eastAsia="zh-CN" w:bidi="hi-IN"/>
+        </w:rPr>
+        <w:t>cd /path/to/kafka/config</w:t>
+      </w:r>
+    </w:p>
+    <w:p>
+      <w:pPr>
+        <w:pStyle w:val="BodyText"/>
+        <w:widowControl/>
+        <w:numPr>
+          <w:ilvl w:val="0"/>
+          <w:numId w:val="0"/>
+        </w:numPr>
+        <w:suppressAutoHyphens w:val="true"/>
+        <w:bidi w:val="0"/>
+        <w:spacing w:lineRule="auto" w:line="276"/>
+        <w:ind w:hanging="0" w:start="1429"/>
+        <w:jc w:val="both"/>
+        <w:rPr/>
+      </w:pPr>
+      <w:r>
+        <w:rPr>
+          <w:rStyle w:val="SourceText"/>
+          <w:rFonts w:eastAsia="Noto Serif CJK SC" w:cs="FreeSans" w:ascii="Liberation Sans" w:hAnsi="Liberation Sans"/>
+          <w:b w:val="false"/>
+          <w:i w:val="false"/>
+          <w:caps w:val="false"/>
+          <w:smallCaps w:val="false"/>
+          <w:color w:val="000000"/>
+          <w:spacing w:val="0"/>
+          <w:kern w:val="2"/>
+          <w:sz w:val="24"/>
+          <w:szCs w:val="24"/>
+          <w:lang w:val="en-IN" w:eastAsia="zh-CN" w:bidi="hi-IN"/>
+        </w:rPr>
+        <w:t>Replace </w:t>
+      </w:r>
+      <w:r>
+        <w:rPr>
+          <w:rStyle w:val="SourceText"/>
+          <w:rFonts w:ascii="Liberation Sans" w:hAnsi="Liberation Sans"/>
+          <w:b w:val="false"/>
+          <w:i w:val="false"/>
+          <w:caps w:val="false"/>
+          <w:smallCaps w:val="false"/>
+          <w:color w:val="000000"/>
+          <w:spacing w:val="0"/>
+          <w:kern w:val="2"/>
+          <w:sz w:val="24"/>
+          <w:szCs w:val="24"/>
+          <w:lang w:val="en-IN" w:eastAsia="zh-CN" w:bidi="hi-IN"/>
+        </w:rPr>
+        <w:t>/path/to/kafka</w:t>
+      </w:r>
+      <w:r>
+        <w:rPr>
+          <w:rStyle w:val="SourceText"/>
+          <w:rFonts w:eastAsia="Noto Serif CJK SC" w:cs="FreeSans" w:ascii="Liberation Sans" w:hAnsi="Liberation Sans"/>
+          <w:b w:val="false"/>
+          <w:i w:val="false"/>
+          <w:caps w:val="false"/>
+          <w:smallCaps w:val="false"/>
+          <w:color w:val="000000"/>
+          <w:spacing w:val="0"/>
+          <w:kern w:val="2"/>
+          <w:sz w:val="24"/>
+          <w:szCs w:val="24"/>
+          <w:lang w:val="en-IN" w:eastAsia="zh-CN" w:bidi="hi-IN"/>
+        </w:rPr>
+        <w:t> with your Kafka install directory.</w:t>
+      </w:r>
+    </w:p>
+    <w:p>
+      <w:pPr>
+        <w:pStyle w:val="BodyText"/>
+        <w:widowControl/>
+        <w:numPr>
+          <w:ilvl w:val="0"/>
+          <w:numId w:val="18"/>
+        </w:numPr>
+        <w:suppressAutoHyphens w:val="true"/>
+        <w:bidi w:val="0"/>
+        <w:spacing w:lineRule="auto" w:line="276"/>
+        <w:jc w:val="both"/>
+        <w:rPr/>
+      </w:pPr>
+      <w:r>
+        <w:rPr>
+          <w:rStyle w:val="Strong"/>
+          <w:rFonts w:eastAsia="Noto Serif CJK SC" w:cs="FreeSans" w:ascii="Liberation Sans" w:hAnsi="Liberation Sans"/>
+          <w:b w:val="false"/>
+          <w:bCs w:val="false"/>
+          <w:i w:val="false"/>
+          <w:caps w:val="false"/>
+          <w:smallCaps w:val="false"/>
+          <w:color w:val="000000"/>
+          <w:spacing w:val="0"/>
+          <w:kern w:val="2"/>
+          <w:sz w:val="24"/>
+          <w:szCs w:val="24"/>
+          <w:lang w:val="en-IN" w:eastAsia="zh-CN" w:bidi="hi-IN"/>
+        </w:rPr>
+        <w:t>Edit the </w:t>
+      </w:r>
+      <w:r>
+        <w:rPr>
+          <w:rStyle w:val="SourceText"/>
+          <w:rFonts w:ascii="Liberation Sans" w:hAnsi="Liberation Sans"/>
+          <w:b w:val="false"/>
+          <w:bCs w:val="false"/>
+          <w:i w:val="false"/>
+          <w:caps w:val="false"/>
+          <w:smallCaps w:val="false"/>
+          <w:color w:val="000000"/>
+          <w:spacing w:val="0"/>
+          <w:kern w:val="2"/>
+          <w:sz w:val="24"/>
+          <w:szCs w:val="24"/>
+          <w:lang w:val="en-IN" w:eastAsia="zh-CN" w:bidi="hi-IN"/>
+        </w:rPr>
+        <w:t>server.properties</w:t>
+      </w:r>
+      <w:r>
+        <w:rPr>
+          <w:rStyle w:val="Strong"/>
+          <w:rFonts w:eastAsia="Noto Serif CJK SC" w:cs="FreeSans" w:ascii="Liberation Sans" w:hAnsi="Liberation Sans"/>
+          <w:b w:val="false"/>
+          <w:bCs w:val="false"/>
+          <w:i w:val="false"/>
+          <w:caps w:val="false"/>
+          <w:smallCaps w:val="false"/>
+          <w:color w:val="000000"/>
+          <w:spacing w:val="0"/>
+          <w:kern w:val="2"/>
+          <w:sz w:val="24"/>
+          <w:szCs w:val="24"/>
+          <w:lang w:val="en-IN" w:eastAsia="zh-CN" w:bidi="hi-IN"/>
+        </w:rPr>
+        <w:t> File</w:t>
+      </w:r>
+    </w:p>
+    <w:p>
+      <w:pPr>
+        <w:pStyle w:val="BodyText"/>
+        <w:widowControl/>
+        <w:numPr>
+          <w:ilvl w:val="0"/>
+          <w:numId w:val="0"/>
+        </w:numPr>
+        <w:suppressAutoHyphens w:val="true"/>
+        <w:bidi w:val="0"/>
+        <w:spacing w:lineRule="auto" w:line="276"/>
+        <w:ind w:hanging="0" w:start="1429"/>
+        <w:jc w:val="both"/>
+        <w:rPr/>
+      </w:pPr>
+      <w:r>
+        <w:rPr>
+          <w:rFonts w:ascii="Liberation Sans" w:hAnsi="Liberation Sans"/>
+        </w:rPr>
+        <w:t>Open the </w:t>
+      </w:r>
+      <w:r>
+        <w:rPr>
+          <w:rStyle w:val="SourceText"/>
+          <w:rFonts w:ascii="FreeMono" w:hAnsi="FreeMono"/>
+        </w:rPr>
+        <w:t>server.properties</w:t>
+      </w:r>
+      <w:r>
+        <w:rPr>
+          <w:rFonts w:ascii="Liberation Sans" w:hAnsi="Liberation Sans"/>
+        </w:rPr>
+        <w:t> file in a text editor. For beginners, use </w:t>
+      </w:r>
+      <w:r>
+        <w:rPr>
+          <w:rStyle w:val="SourceText"/>
+          <w:rFonts w:ascii="Liberation Sans" w:hAnsi="Liberation Sans"/>
+        </w:rPr>
+        <w:t>nano</w:t>
+      </w:r>
+      <w:r>
+        <w:rPr>
+          <w:rFonts w:ascii="Liberation Sans" w:hAnsi="Liberation Sans"/>
+        </w:rPr>
+        <w:t>:</w:t>
+      </w:r>
+    </w:p>
+    <w:p>
+      <w:pPr>
+        <w:pStyle w:val="BodyText"/>
+        <w:widowControl/>
+        <w:numPr>
+          <w:ilvl w:val="0"/>
+          <w:numId w:val="0"/>
+        </w:numPr>
+        <w:suppressAutoHyphens w:val="true"/>
+        <w:bidi w:val="0"/>
+        <w:spacing w:lineRule="auto" w:line="276"/>
+        <w:ind w:hanging="0" w:start="1429"/>
+        <w:jc w:val="both"/>
+        <w:rPr/>
+      </w:pPr>
+      <w:r>
+        <w:rPr>
+          <w:rStyle w:val="SourceText"/>
+          <w:rFonts w:eastAsia="Noto Serif CJK SC" w:cs="FreeSans" w:ascii="FreeMono" w:hAnsi="FreeMono"/>
+          <w:color w:val="auto"/>
+          <w:kern w:val="2"/>
+          <w:sz w:val="24"/>
+          <w:szCs w:val="24"/>
+          <w:lang w:val="en-IN" w:eastAsia="zh-CN" w:bidi="hi-IN"/>
+        </w:rPr>
+        <w:t>nano server.properties</w:t>
+      </w:r>
+    </w:p>
+    <w:p>
+      <w:pPr>
+        <w:pStyle w:val="BodyText"/>
+        <w:widowControl/>
+        <w:numPr>
+          <w:ilvl w:val="0"/>
+          <w:numId w:val="18"/>
+        </w:numPr>
+        <w:suppressAutoHyphens w:val="true"/>
+        <w:bidi w:val="0"/>
+        <w:spacing w:lineRule="auto" w:line="276"/>
+        <w:jc w:val="both"/>
+        <w:rPr/>
+      </w:pPr>
+      <w:r>
+        <w:rPr>
+          <w:rStyle w:val="Strong"/>
+          <w:rFonts w:eastAsia="Noto Serif CJK SC" w:cs="FreeSans" w:ascii="Liberation Sans" w:hAnsi="Liberation Sans"/>
+          <w:b w:val="false"/>
+          <w:bCs w:val="false"/>
+          <w:color w:val="000000"/>
+          <w:kern w:val="2"/>
+          <w:sz w:val="24"/>
+          <w:szCs w:val="24"/>
+          <w:lang w:val="en-IN" w:eastAsia="zh-CN" w:bidi="hi-IN"/>
+        </w:rPr>
+        <w:t>Locate the Partition Setting</w:t>
+      </w:r>
+    </w:p>
+    <w:p>
+      <w:pPr>
+        <w:pStyle w:val="BodyText"/>
+        <w:widowControl/>
+        <w:numPr>
+          <w:ilvl w:val="0"/>
+          <w:numId w:val="0"/>
+        </w:numPr>
+        <w:suppressAutoHyphens w:val="true"/>
+        <w:bidi w:val="0"/>
+        <w:spacing w:lineRule="auto" w:line="276"/>
+        <w:ind w:hanging="0" w:start="1429"/>
+        <w:jc w:val="both"/>
+        <w:rPr/>
+      </w:pPr>
+      <w:r>
+        <w:rPr>
+          <w:rFonts w:eastAsia="Noto Serif CJK SC" w:cs="FreeSans" w:ascii="Liberation Sans" w:hAnsi="Liberation Sans"/>
+          <w:color w:val="auto"/>
+          <w:kern w:val="2"/>
+          <w:sz w:val="24"/>
+          <w:szCs w:val="24"/>
+          <w:lang w:val="en-IN" w:eastAsia="zh-CN" w:bidi="hi-IN"/>
+        </w:rPr>
+        <w:t>Scroll or search for the </w:t>
+      </w:r>
+      <w:r>
+        <w:rPr>
+          <w:rStyle w:val="SourceText"/>
+          <w:rFonts w:ascii="FreeMono" w:hAnsi="FreeMono"/>
+          <w:color w:val="auto"/>
+          <w:kern w:val="2"/>
+          <w:sz w:val="24"/>
+          <w:szCs w:val="24"/>
+          <w:lang w:val="en-IN" w:eastAsia="zh-CN" w:bidi="hi-IN"/>
+        </w:rPr>
+        <w:t>num.partitions</w:t>
+      </w:r>
+      <w:r>
+        <w:rPr>
+          <w:rFonts w:eastAsia="Noto Serif CJK SC" w:cs="FreeSans" w:ascii="Liberation Sans" w:hAnsi="Liberation Sans"/>
+          <w:color w:val="auto"/>
+          <w:kern w:val="2"/>
+          <w:sz w:val="24"/>
+          <w:szCs w:val="24"/>
+          <w:lang w:val="en-IN" w:eastAsia="zh-CN" w:bidi="hi-IN"/>
+        </w:rPr>
+        <w:t> property. It may be commented out with a </w:t>
+      </w:r>
+      <w:r>
+        <w:rPr>
+          <w:rStyle w:val="SourceText"/>
+          <w:rFonts w:eastAsia="Noto Serif CJK SC" w:cs="FreeSans" w:ascii="Liberation Sans" w:hAnsi="Liberation Sans"/>
+          <w:color w:val="auto"/>
+          <w:kern w:val="2"/>
+          <w:sz w:val="24"/>
+          <w:szCs w:val="24"/>
+          <w:lang w:val="en-IN" w:eastAsia="zh-CN" w:bidi="hi-IN"/>
+        </w:rPr>
+        <w:t>#</w:t>
+      </w:r>
+      <w:r>
+        <w:rPr>
+          <w:rFonts w:eastAsia="Noto Serif CJK SC" w:cs="FreeSans" w:ascii="Liberation Sans" w:hAnsi="Liberation Sans"/>
+          <w:color w:val="auto"/>
+          <w:kern w:val="2"/>
+          <w:sz w:val="24"/>
+          <w:szCs w:val="24"/>
+          <w:lang w:val="en-IN" w:eastAsia="zh-CN" w:bidi="hi-IN"/>
+        </w:rPr>
+        <w:t> if not set.</w:t>
+      </w:r>
+    </w:p>
+    <w:p>
+      <w:pPr>
+        <w:pStyle w:val="BodyText"/>
+        <w:widowControl/>
+        <w:numPr>
+          <w:ilvl w:val="0"/>
+          <w:numId w:val="0"/>
+        </w:numPr>
+        <w:suppressAutoHyphens w:val="true"/>
+        <w:bidi w:val="0"/>
+        <w:spacing w:lineRule="auto" w:line="276"/>
+        <w:ind w:hanging="0" w:start="1429"/>
+        <w:jc w:val="both"/>
+        <w:rPr>
+          <w:rFonts w:ascii="Liberation Sans" w:hAnsi="Liberation Sans" w:eastAsia="Noto Serif CJK SC" w:cs="FreeSans"/>
+          <w:color w:val="auto"/>
+          <w:kern w:val="2"/>
+          <w:sz w:val="24"/>
+          <w:szCs w:val="24"/>
+          <w:lang w:val="en-IN" w:eastAsia="zh-CN" w:bidi="hi-IN"/>
+        </w:rPr>
+      </w:pPr>
+      <w:r>
+        <w:rPr>
+          <w:rFonts w:eastAsia="Noto Serif CJK SC" w:cs="FreeSans" w:ascii="Liberation Sans" w:hAnsi="Liberation Sans"/>
+          <w:color w:val="auto"/>
+          <w:kern w:val="2"/>
+          <w:sz w:val="24"/>
+          <w:szCs w:val="24"/>
+          <w:lang w:val="en-IN" w:eastAsia="zh-CN" w:bidi="hi-IN"/>
+        </w:rPr>
+        <w:t>Example comment explaining the setting:</w:t>
+      </w:r>
+    </w:p>
+    <w:p>
+      <w:pPr>
+        <w:pStyle w:val="BodyText"/>
+        <w:widowControl/>
+        <w:numPr>
+          <w:ilvl w:val="0"/>
+          <w:numId w:val="0"/>
+        </w:numPr>
+        <w:suppressAutoHyphens w:val="true"/>
+        <w:bidi w:val="0"/>
+        <w:spacing w:lineRule="auto" w:line="276"/>
+        <w:ind w:hanging="0" w:start="1429"/>
+        <w:jc w:val="start"/>
+        <w:rPr>
+          <w:rFonts w:ascii="FreeMono" w:hAnsi="FreeMono" w:eastAsia="Noto Serif CJK SC" w:cs="FreeSans"/>
+          <w:color w:val="auto"/>
+          <w:kern w:val="2"/>
+          <w:sz w:val="24"/>
+          <w:szCs w:val="24"/>
+          <w:lang w:val="en-IN" w:eastAsia="zh-CN" w:bidi="hi-IN"/>
+        </w:rPr>
+      </w:pPr>
+      <w:r>
+        <w:rPr>
+          <w:rFonts w:eastAsia="Noto Serif CJK SC" w:cs="FreeSans" w:ascii="FreeMono" w:hAnsi="FreeMono"/>
+          <w:color w:val="auto"/>
+          <w:kern w:val="2"/>
+          <w:sz w:val="24"/>
+          <w:szCs w:val="24"/>
+          <w:lang w:val="en-IN" w:eastAsia="zh-CN" w:bidi="hi-IN"/>
+        </w:rPr>
+        <w:t># The default number of log partitions per topic. More partitions allow greater</w:t>
+        <w:br/>
+        <w:t># parallelism for consumption, but this will also result in more files across</w:t>
+        <w:br/>
+        <w:t xml:space="preserve"># the brokers. </w:t>
+        <w:br/>
+      </w:r>
+      <w:r>
+        <w:rPr>
+          <w:rFonts w:eastAsia="Noto Serif CJK SC" w:cs="FreeSans" w:ascii="FreeMono" w:hAnsi="FreeMono"/>
+          <w:color w:val="auto"/>
+          <w:kern w:val="2"/>
+          <w:sz w:val="24"/>
+          <w:szCs w:val="24"/>
+          <w:lang w:val="en-IN" w:eastAsia="zh-CN" w:bidi="hi-IN"/>
+        </w:rPr>
+        <w:t xml:space="preserve"># </w:t>
+      </w:r>
+      <w:r>
+        <w:rPr>
+          <w:rFonts w:eastAsia="Noto Serif CJK SC" w:cs="FreeSans" w:ascii="FreeMono" w:hAnsi="FreeMono"/>
+          <w:color w:val="auto"/>
+          <w:kern w:val="2"/>
+          <w:sz w:val="24"/>
+          <w:szCs w:val="24"/>
+          <w:lang w:val="en-IN" w:eastAsia="zh-CN" w:bidi="hi-IN"/>
+        </w:rPr>
+        <w:t>num.partitions=1</w:t>
+      </w:r>
+    </w:p>
+    <w:p>
+      <w:pPr>
+        <w:pStyle w:val="BodyText"/>
+        <w:widowControl/>
+        <w:numPr>
+          <w:ilvl w:val="0"/>
+          <w:numId w:val="18"/>
+        </w:numPr>
+        <w:suppressAutoHyphens w:val="true"/>
+        <w:bidi w:val="0"/>
+        <w:spacing w:lineRule="auto" w:line="276"/>
+        <w:jc w:val="both"/>
+        <w:rPr/>
+      </w:pPr>
+      <w:r>
+        <w:rPr>
+          <w:rStyle w:val="Strong"/>
+          <w:rFonts w:eastAsia="Noto Serif CJK SC" w:cs="FreeSans" w:ascii="Liberation Sans" w:hAnsi="Liberation Sans"/>
+          <w:b w:val="false"/>
+          <w:bCs w:val="false"/>
+          <w:color w:val="000000"/>
+          <w:kern w:val="2"/>
+          <w:sz w:val="24"/>
+          <w:szCs w:val="24"/>
+          <w:lang w:val="en-IN" w:eastAsia="zh-CN" w:bidi="hi-IN"/>
+        </w:rPr>
+        <w:t>Set Your Desired Partition Count</w:t>
+      </w:r>
+    </w:p>
+    <w:p>
+      <w:pPr>
+        <w:pStyle w:val="BodyText"/>
+        <w:widowControl/>
+        <w:numPr>
+          <w:ilvl w:val="0"/>
+          <w:numId w:val="0"/>
+        </w:numPr>
+        <w:suppressAutoHyphens w:val="true"/>
+        <w:bidi w:val="0"/>
+        <w:spacing w:lineRule="auto" w:line="276"/>
+        <w:ind w:hanging="0" w:start="1429"/>
+        <w:jc w:val="both"/>
+        <w:rPr/>
+      </w:pPr>
+      <w:r>
+        <w:rPr>
+          <w:rFonts w:eastAsia="Noto Serif CJK SC" w:cs="FreeSans" w:ascii="Liberation Sans" w:hAnsi="Liberation Sans"/>
+          <w:color w:val="auto"/>
+          <w:kern w:val="2"/>
+          <w:sz w:val="24"/>
+          <w:szCs w:val="24"/>
+          <w:lang w:val="en-IN" w:eastAsia="zh-CN" w:bidi="hi-IN"/>
+        </w:rPr>
+        <w:t>Uncomment and update this line with the number of partitions you want by removing the </w:t>
+      </w:r>
+      <w:r>
+        <w:rPr>
+          <w:rStyle w:val="SourceText"/>
+          <w:rFonts w:eastAsia="Noto Serif CJK SC" w:cs="FreeSans" w:ascii="Liberation Sans" w:hAnsi="Liberation Sans"/>
+          <w:color w:val="auto"/>
+          <w:kern w:val="2"/>
+          <w:sz w:val="24"/>
+          <w:szCs w:val="24"/>
+          <w:lang w:val="en-IN" w:eastAsia="zh-CN" w:bidi="hi-IN"/>
+        </w:rPr>
+        <w:t>#</w:t>
+      </w:r>
+      <w:r>
+        <w:rPr>
+          <w:rFonts w:eastAsia="Noto Serif CJK SC" w:cs="FreeSans" w:ascii="Liberation Sans" w:hAnsi="Liberation Sans"/>
+          <w:color w:val="auto"/>
+          <w:kern w:val="2"/>
+          <w:sz w:val="24"/>
+          <w:szCs w:val="24"/>
+          <w:lang w:val="en-IN" w:eastAsia="zh-CN" w:bidi="hi-IN"/>
+        </w:rPr>
+        <w:t> and setting a value:</w:t>
+      </w:r>
+    </w:p>
+    <w:p>
+      <w:pPr>
+        <w:pStyle w:val="BodyText"/>
+        <w:widowControl/>
+        <w:numPr>
+          <w:ilvl w:val="0"/>
+          <w:numId w:val="0"/>
+        </w:numPr>
+        <w:suppressAutoHyphens w:val="true"/>
+        <w:bidi w:val="0"/>
+        <w:spacing w:lineRule="auto" w:line="276"/>
+        <w:ind w:hanging="0" w:start="1429"/>
+        <w:jc w:val="start"/>
+        <w:rPr/>
+      </w:pPr>
+      <w:r>
+        <w:rPr>
+          <w:rStyle w:val="SourceText"/>
+          <w:rFonts w:eastAsia="Noto Serif CJK SC" w:cs="FreeSans" w:ascii="FreeMono" w:hAnsi="FreeMono"/>
+          <w:color w:val="auto"/>
+          <w:kern w:val="2"/>
+          <w:sz w:val="24"/>
+          <w:szCs w:val="24"/>
+          <w:lang w:val="en-IN" w:eastAsia="zh-CN" w:bidi="hi-IN"/>
+        </w:rPr>
+        <w:t>num.partitions=4</w:t>
+      </w:r>
+    </w:p>
+    <w:p>
+      <w:pPr>
+        <w:pStyle w:val="BodyText"/>
+        <w:widowControl/>
+        <w:numPr>
+          <w:ilvl w:val="0"/>
+          <w:numId w:val="0"/>
+        </w:numPr>
+        <w:suppressAutoHyphens w:val="true"/>
+        <w:bidi w:val="0"/>
+        <w:ind w:hanging="0" w:start="1429"/>
+        <w:jc w:val="both"/>
+        <w:rPr/>
+      </w:pPr>
+      <w:r>
+        <w:rPr>
+          <w:rStyle w:val="SourceText"/>
+          <w:rFonts w:eastAsia="Noto Serif CJK SC" w:cs="FreeSans" w:ascii="Liberation Sans" w:hAnsi="Liberation Sans"/>
+          <w:color w:val="auto"/>
+          <w:kern w:val="2"/>
+          <w:sz w:val="24"/>
+          <w:szCs w:val="24"/>
+          <w:lang w:val="en-IN" w:eastAsia="zh-CN" w:bidi="hi-IN"/>
+        </w:rPr>
+        <w:t>(Replace 4 with your desired number)</w:t>
+      </w:r>
+    </w:p>
+    <w:p>
+      <w:pPr>
+        <w:pStyle w:val="BodyText"/>
+        <w:widowControl/>
+        <w:numPr>
+          <w:ilvl w:val="0"/>
+          <w:numId w:val="18"/>
+        </w:numPr>
+        <w:suppressAutoHyphens w:val="true"/>
+        <w:bidi w:val="0"/>
+        <w:jc w:val="both"/>
+        <w:rPr/>
+      </w:pPr>
+      <w:r>
+        <w:rPr>
+          <w:rStyle w:val="Strong"/>
+          <w:rFonts w:eastAsia="Noto Serif CJK SC" w:cs="FreeSans" w:ascii="Liberation Sans" w:hAnsi="Liberation Sans"/>
+          <w:b w:val="false"/>
+          <w:bCs w:val="false"/>
+          <w:color w:val="000000"/>
+          <w:kern w:val="2"/>
+          <w:sz w:val="24"/>
+          <w:szCs w:val="24"/>
+          <w:lang w:val="en-IN" w:eastAsia="zh-CN" w:bidi="hi-IN"/>
+        </w:rPr>
+        <w:t>Save and Exit the Editor</w:t>
+      </w:r>
+    </w:p>
+    <w:p>
+      <w:pPr>
+        <w:pStyle w:val="BodyText"/>
+        <w:pBdr/>
+        <w:ind w:hanging="0" w:start="1418" w:end="0"/>
+        <w:rPr/>
+      </w:pPr>
+      <w:r>
+        <w:rPr>
+          <w:rFonts w:ascii="Liberation Sans" w:hAnsi="Liberation Sans"/>
+        </w:rPr>
+        <w:t>Press </w:t>
+      </w:r>
+      <w:r>
+        <w:rPr>
+          <w:rStyle w:val="SourceText"/>
+          <w:rFonts w:ascii="Liberation Sans" w:hAnsi="Liberation Sans"/>
+        </w:rPr>
+        <w:t>Ctrl + O</w:t>
+      </w:r>
+      <w:r>
+        <w:rPr>
+          <w:rFonts w:ascii="Liberation Sans" w:hAnsi="Liberation Sans"/>
+        </w:rPr>
+        <w:t> to save the file.</w:t>
+      </w:r>
+    </w:p>
+    <w:p>
+      <w:pPr>
+        <w:pStyle w:val="BodyText"/>
+        <w:pBdr/>
+        <w:ind w:hanging="0" w:start="1418" w:end="0"/>
+        <w:rPr/>
+      </w:pPr>
+      <w:r>
+        <w:rPr>
+          <w:rFonts w:ascii="Liberation Sans" w:hAnsi="Liberation Sans"/>
+        </w:rPr>
+        <w:t>Press </w:t>
+      </w:r>
+      <w:r>
+        <w:rPr>
+          <w:rStyle w:val="SourceText"/>
+          <w:rFonts w:ascii="Liberation Sans" w:hAnsi="Liberation Sans"/>
+        </w:rPr>
+        <w:t>Enter</w:t>
+      </w:r>
+      <w:r>
+        <w:rPr>
+          <w:rFonts w:ascii="Liberation Sans" w:hAnsi="Liberation Sans"/>
+        </w:rPr>
+        <w:t> to confirm.</w:t>
+      </w:r>
+    </w:p>
+    <w:p>
+      <w:pPr>
+        <w:pStyle w:val="BodyText"/>
+        <w:pBdr/>
+        <w:ind w:hanging="0" w:start="1418" w:end="0"/>
+        <w:rPr/>
+      </w:pPr>
+      <w:r>
+        <w:rPr>
+          <w:rFonts w:ascii="Liberation Sans" w:hAnsi="Liberation Sans"/>
+        </w:rPr>
+        <w:t>Press </w:t>
+      </w:r>
+      <w:r>
+        <w:rPr>
+          <w:rStyle w:val="SourceText"/>
+          <w:rFonts w:ascii="Liberation Sans" w:hAnsi="Liberation Sans"/>
+        </w:rPr>
+        <w:t>Ctrl + X</w:t>
+      </w:r>
+      <w:r>
+        <w:rPr>
+          <w:rFonts w:ascii="Liberation Sans" w:hAnsi="Liberation Sans"/>
+        </w:rPr>
+        <w:t> to exit nano.</w:t>
+      </w:r>
+    </w:p>
+    <w:p>
+      <w:pPr>
+        <w:pStyle w:val="BodyText"/>
+        <w:widowControl/>
+        <w:numPr>
+          <w:ilvl w:val="0"/>
+          <w:numId w:val="18"/>
+        </w:numPr>
+        <w:suppressAutoHyphens w:val="true"/>
+        <w:bidi w:val="0"/>
+        <w:jc w:val="both"/>
+        <w:rPr/>
+      </w:pPr>
+      <w:r>
+        <w:rPr>
+          <w:rStyle w:val="Strong"/>
+          <w:rFonts w:eastAsia="Noto Serif CJK SC" w:cs="FreeSans" w:ascii="Liberation Sans" w:hAnsi="Liberation Sans"/>
+          <w:b w:val="false"/>
+          <w:bCs w:val="false"/>
+          <w:color w:val="000000"/>
+          <w:kern w:val="2"/>
+          <w:sz w:val="24"/>
+          <w:szCs w:val="24"/>
+          <w:lang w:val="en-IN" w:eastAsia="zh-CN" w:bidi="hi-IN"/>
+        </w:rPr>
+        <w:t>Restart Kafka Broker</w:t>
+      </w:r>
+    </w:p>
+    <w:p>
+      <w:pPr>
+        <w:pStyle w:val="BodyText"/>
+        <w:pBdr/>
+        <w:ind w:hanging="0" w:start="1418" w:end="0"/>
+        <w:rPr/>
+      </w:pPr>
+      <w:r>
+        <w:rPr>
+          <w:rFonts w:ascii="Liberation Sans" w:hAnsi="Liberation Sans"/>
+        </w:rPr>
+        <w:t>For the changes to take effect, restart your Kafka server:</w:t>
+      </w:r>
+    </w:p>
+    <w:p>
+      <w:pPr>
+        <w:pStyle w:val="BodyText"/>
+        <w:widowControl/>
+        <w:numPr>
+          <w:ilvl w:val="0"/>
+          <w:numId w:val="0"/>
+        </w:numPr>
+        <w:suppressAutoHyphens w:val="true"/>
+        <w:bidi w:val="0"/>
+        <w:ind w:hanging="0" w:start="1429"/>
+        <w:jc w:val="start"/>
+        <w:rPr/>
+      </w:pPr>
+      <w:r>
+        <w:rPr>
+          <w:rStyle w:val="SourceText"/>
+          <w:rFonts w:eastAsia="Noto Serif CJK SC" w:cs="FreeSans" w:ascii="FreeMono" w:hAnsi="FreeMono"/>
+          <w:color w:val="auto"/>
+          <w:kern w:val="2"/>
+          <w:sz w:val="24"/>
+          <w:szCs w:val="24"/>
+          <w:lang w:val="en-IN" w:eastAsia="zh-CN" w:bidi="hi-IN"/>
+        </w:rPr>
+        <w:t>bin/kafka-server-stop.sh</w:t>
+      </w:r>
+    </w:p>
+    <w:p>
+      <w:pPr>
+        <w:pStyle w:val="BodyText"/>
+        <w:widowControl/>
+        <w:numPr>
+          <w:ilvl w:val="0"/>
+          <w:numId w:val="0"/>
+        </w:numPr>
+        <w:suppressAutoHyphens w:val="true"/>
+        <w:bidi w:val="0"/>
+        <w:ind w:hanging="0" w:start="1429"/>
+        <w:jc w:val="start"/>
+        <w:rPr/>
+      </w:pPr>
+      <w:r>
+        <w:rPr>
+          <w:rStyle w:val="SourceText"/>
+          <w:rFonts w:eastAsia="Noto Serif CJK SC" w:cs="FreeSans" w:ascii="FreeMono" w:hAnsi="FreeMono"/>
+          <w:color w:val="auto"/>
+          <w:kern w:val="2"/>
+          <w:sz w:val="24"/>
+          <w:szCs w:val="24"/>
+          <w:lang w:val="en-IN" w:eastAsia="zh-CN" w:bidi="hi-IN"/>
+        </w:rPr>
+        <w:t>bin/kafka-server-start.sh config/server.properties</w:t>
+      </w:r>
+    </w:p>
+    <w:p>
+      <w:pPr>
+        <w:pStyle w:val="BodyText"/>
+        <w:widowControl/>
+        <w:numPr>
+          <w:ilvl w:val="0"/>
+          <w:numId w:val="18"/>
+        </w:numPr>
+        <w:suppressAutoHyphens w:val="true"/>
+        <w:bidi w:val="0"/>
+        <w:jc w:val="start"/>
+        <w:rPr/>
+      </w:pPr>
+      <w:r>
+        <w:rPr>
+          <w:rStyle w:val="Strong"/>
+          <w:rFonts w:eastAsia="Noto Serif CJK SC" w:cs="FreeSans" w:ascii="Liberation Sans" w:hAnsi="Liberation Sans"/>
+          <w:b w:val="false"/>
+          <w:bCs w:val="false"/>
+          <w:color w:val="auto"/>
+          <w:kern w:val="2"/>
+          <w:sz w:val="24"/>
+          <w:szCs w:val="24"/>
+          <w:lang w:val="en-IN" w:eastAsia="zh-CN" w:bidi="hi-IN"/>
+        </w:rPr>
+        <w:t>Verify Default Partition Count</w:t>
+      </w:r>
+    </w:p>
+    <w:p>
+      <w:pPr>
+        <w:pStyle w:val="BodyText"/>
+        <w:pBdr/>
+        <w:ind w:hanging="0" w:start="1418" w:end="0"/>
+        <w:rPr/>
+      </w:pPr>
+      <w:r>
+        <w:rPr>
+          <w:rFonts w:ascii="Liberation Sans" w:hAnsi="Liberation Sans"/>
+        </w:rPr>
+        <w:t>Now, when you create a new topic without specifying partitions, Kafka will use the updated default partition count.</w:t>
+      </w:r>
+    </w:p>
+    <w:p>
+      <w:pPr>
+        <w:pStyle w:val="BodyText"/>
+        <w:numPr>
+          <w:ilvl w:val="2"/>
+          <w:numId w:val="1"/>
+        </w:numPr>
+        <w:rPr>
+          <w:rStyle w:val="SourceText"/>
+        </w:rPr>
+      </w:pPr>
       <w:r>
         <w:rPr/>
       </w:r>
@@ -5507,15 +7731,18 @@
     <w:p>
       <w:pPr>
         <w:pStyle w:val="Heading3"/>
+        <w:numPr>
+          <w:ilvl w:val="2"/>
+          <w:numId w:val="1"/>
+        </w:numPr>
         <w:ind w:hanging="0" w:start="0"/>
         <w:rPr/>
       </w:pPr>
-      <w:bookmarkStart w:id="28" w:name="__RefHeading___Toc291_882809562"/>
-      <w:bookmarkEnd w:id="28"/>
-      <w:r>
-        <w:rPr>
-          <w:rStyle w:val="SourceText"/>
-          <w:rFonts w:ascii="Liberation Sans" w:hAnsi="Liberation Sans"/>
+      <w:bookmarkStart w:id="30" w:name="__RefHeading___Toc291_882809562"/>
+      <w:bookmarkEnd w:id="30"/>
+      <w:r>
+        <w:rPr>
+          <w:rStyle w:val="SourceText"/>
         </w:rPr>
         <w:t>Listing All Kafka Topics</w:t>
       </w:r>
@@ -5556,8 +7783,8 @@
         <w:jc w:val="start"/>
         <w:rPr/>
       </w:pPr>
-      <w:bookmarkStart w:id="29" w:name="__RefHeading___Toc293_882809562"/>
-      <w:bookmarkEnd w:id="29"/>
+      <w:bookmarkStart w:id="31" w:name="__RefHeading___Toc293_882809562"/>
+      <w:bookmarkEnd w:id="31"/>
       <w:r>
         <w:rPr>
           <w:rStyle w:val="SourceText"/>
@@ -5792,7 +8019,14 @@
         </w:rPr>
       </w:pPr>
       <w:r>
-        <w:rPr/>
+        <w:rPr>
+          <w:rFonts w:eastAsia="Noto Serif CJK SC" w:cs="FreeSans" w:ascii="Liberation Sans" w:hAnsi="Liberation Sans"/>
+          <w:color w:val="auto"/>
+          <w:kern w:val="2"/>
+          <w:sz w:val="24"/>
+          <w:szCs w:val="24"/>
+          <w:lang w:val="en-IN" w:eastAsia="zh-CN" w:bidi="hi-IN"/>
+        </w:rPr>
       </w:r>
     </w:p>
     <w:p>
@@ -5800,18 +8034,22 @@
         <w:pStyle w:val="Heading3"/>
         <w:keepNext w:val="true"/>
         <w:widowControl/>
+        <w:numPr>
+          <w:ilvl w:val="2"/>
+          <w:numId w:val="1"/>
+        </w:numPr>
         <w:suppressAutoHyphens w:val="true"/>
         <w:bidi w:val="0"/>
         <w:ind w:hanging="0" w:start="0"/>
         <w:jc w:val="start"/>
         <w:rPr/>
       </w:pPr>
-      <w:bookmarkStart w:id="30" w:name="__RefHeading___Toc365_882809562"/>
-      <w:bookmarkEnd w:id="30"/>
-      <w:r>
-        <w:rPr>
-          <w:rStyle w:val="SourceText"/>
-          <w:rFonts w:eastAsia="Noto Sans CJK SC" w:cs="FreeSans" w:ascii="Liberation Sans" w:hAnsi="Liberation Sans"/>
+      <w:bookmarkStart w:id="32" w:name="__RefHeading___Toc365_882809562"/>
+      <w:bookmarkEnd w:id="32"/>
+      <w:r>
+        <w:rPr>
+          <w:rStyle w:val="SourceText"/>
+          <w:rFonts w:eastAsia="Noto Sans CJK SC" w:cs="FreeSans"/>
           <w:color w:val="auto"/>
           <w:kern w:val="2"/>
           <w:lang w:val="en-IN" w:eastAsia="zh-CN" w:bidi="hi-IN"/>
@@ -5932,7 +8170,19 @@
         </w:rPr>
       </w:pPr>
       <w:r>
-        <w:rPr/>
+        <w:rPr>
+          <w:rFonts w:eastAsia="Noto Serif CJK SC" w:cs="FreeSans" w:ascii="Liberation Sans" w:hAnsi="Liberation Sans"/>
+          <w:b w:val="false"/>
+          <w:i w:val="false"/>
+          <w:caps w:val="false"/>
+          <w:smallCaps w:val="false"/>
+          <w:color w:val="000000"/>
+          <w:spacing w:val="0"/>
+          <w:kern w:val="2"/>
+          <w:sz w:val="24"/>
+          <w:szCs w:val="24"/>
+          <w:lang w:val="en-IN" w:eastAsia="zh-CN" w:bidi="hi-IN"/>
+        </w:rPr>
       </w:r>
     </w:p>
     <w:p>
@@ -5940,6 +8190,10 @@
         <w:pStyle w:val="Heading3"/>
         <w:keepNext w:val="true"/>
         <w:widowControl/>
+        <w:numPr>
+          <w:ilvl w:val="2"/>
+          <w:numId w:val="1"/>
+        </w:numPr>
         <w:suppressAutoHyphens w:val="true"/>
         <w:bidi w:val="0"/>
         <w:ind w:hanging="0" w:start="0"/>
@@ -5971,8 +8225,8 @@
         </w:rPr>
         <w:fldChar w:fldCharType="separate"/>
       </w:r>
-      <w:bookmarkStart w:id="31" w:name="__RefHeading___Toc295_882809562"/>
-      <w:bookmarkEnd w:id="31"/>
+      <w:bookmarkStart w:id="33" w:name="__RefHeading___Toc295_882809562"/>
+      <w:bookmarkEnd w:id="33"/>
       <w:r>
         <w:rPr>
           <w:rStyle w:val="Hyperlink"/>
@@ -6009,8 +8263,8 @@
         <w:jc w:val="start"/>
         <w:rPr/>
       </w:pPr>
-      <w:bookmarkStart w:id="32" w:name="__RefHeading___Toc367_882809562"/>
-      <w:bookmarkEnd w:id="32"/>
+      <w:bookmarkStart w:id="34" w:name="__RefHeading___Toc367_882809562"/>
+      <w:bookmarkEnd w:id="34"/>
       <w:r>
         <w:rPr>
           <w:rStyle w:val="SourceText"/>
@@ -6039,8 +8293,8 @@
         <w:jc w:val="start"/>
         <w:rPr/>
       </w:pPr>
-      <w:bookmarkStart w:id="33" w:name="__RefHeading___Toc369_882809562"/>
-      <w:bookmarkEnd w:id="33"/>
+      <w:bookmarkStart w:id="35" w:name="__RefHeading___Toc369_882809562"/>
+      <w:bookmarkEnd w:id="35"/>
       <w:r>
         <w:rPr>
           <w:rStyle w:val="SourceText"/>
@@ -6283,7 +8537,19 @@
         </w:rPr>
       </w:pPr>
       <w:r>
-        <w:rPr/>
+        <w:rPr>
+          <w:rFonts w:eastAsia="Noto Serif CJK SC" w:cs="FreeSans" w:ascii="FreeMono" w:hAnsi="FreeMono"/>
+          <w:b w:val="false"/>
+          <w:i w:val="false"/>
+          <w:caps w:val="false"/>
+          <w:smallCaps w:val="false"/>
+          <w:color w:val="000000"/>
+          <w:spacing w:val="0"/>
+          <w:kern w:val="2"/>
+          <w:sz w:val="24"/>
+          <w:szCs w:val="24"/>
+          <w:lang w:val="en-IN" w:eastAsia="zh-CN" w:bidi="hi-IN"/>
+        </w:rPr>
       </w:r>
     </w:p>
     <w:p>
@@ -6291,6 +8557,10 @@
         <w:pStyle w:val="Heading3"/>
         <w:keepNext w:val="true"/>
         <w:widowControl/>
+        <w:numPr>
+          <w:ilvl w:val="2"/>
+          <w:numId w:val="1"/>
+        </w:numPr>
         <w:suppressAutoHyphens w:val="true"/>
         <w:bidi w:val="0"/>
         <w:ind w:hanging="0" w:start="0"/>
@@ -6305,7 +8575,7 @@
           <w:rStyle w:val="Hyperlink"/>
           <w:u w:val="none"/>
           <w:kern w:val="2"/>
-          <w:rFonts w:ascii="Liberation Mono" w:hAnsi="Liberation Mono" w:eastAsia="Noto Sans CJK SC" w:cs="FreeSans"/>
+          <w:rFonts w:eastAsia="Noto Sans CJK SC" w:cs="FreeSans" w:ascii="Liberation Sans" w:hAnsi="Liberation Sans"/>
           <w:color w:val="auto"/>
           <w:lang w:val="en-IN" w:eastAsia="zh-CN" w:bidi="hi-IN"/>
         </w:rPr>
@@ -6316,18 +8586,18 @@
           <w:rStyle w:val="Hyperlink"/>
           <w:u w:val="none"/>
           <w:kern w:val="2"/>
-          <w:rFonts w:ascii="Liberation Mono" w:hAnsi="Liberation Mono" w:eastAsia="Noto Sans CJK SC" w:cs="FreeSans"/>
+          <w:rFonts w:eastAsia="Noto Sans CJK SC" w:cs="FreeSans" w:ascii="Liberation Sans" w:hAnsi="Liberation Sans"/>
           <w:color w:val="auto"/>
           <w:lang w:val="en-IN" w:eastAsia="zh-CN" w:bidi="hi-IN"/>
         </w:rPr>
         <w:fldChar w:fldCharType="separate"/>
       </w:r>
-      <w:bookmarkStart w:id="34" w:name="__RefHeading___Toc299_882809562"/>
-      <w:bookmarkEnd w:id="34"/>
+      <w:bookmarkStart w:id="36" w:name="__RefHeading___Toc299_882809562"/>
+      <w:bookmarkEnd w:id="36"/>
       <w:r>
         <w:rPr>
           <w:rStyle w:val="Hyperlink"/>
-          <w:rFonts w:ascii="Liberation Mono" w:hAnsi="Liberation Mono" w:eastAsia="Noto Sans CJK SC" w:cs="FreeSans"/>
+          <w:rFonts w:eastAsia="Noto Sans CJK SC" w:cs="FreeSans" w:ascii="Liberation Sans" w:hAnsi="Liberation Sans"/>
           <w:color w:val="auto"/>
           <w:kern w:val="2"/>
           <w:u w:val="none"/>
@@ -6340,7 +8610,7 @@
           <w:rStyle w:val="Hyperlink"/>
           <w:u w:val="none"/>
           <w:kern w:val="2"/>
-          <w:rFonts w:ascii="Liberation Mono" w:hAnsi="Liberation Mono" w:eastAsia="Noto Sans CJK SC" w:cs="FreeSans"/>
+          <w:rFonts w:eastAsia="Noto Sans CJK SC" w:cs="FreeSans" w:ascii="Liberation Sans" w:hAnsi="Liberation Sans"/>
           <w:color w:val="auto"/>
           <w:lang w:val="en-IN" w:eastAsia="zh-CN" w:bidi="hi-IN"/>
         </w:rPr>
@@ -6360,8 +8630,8 @@
         <w:jc w:val="start"/>
         <w:rPr/>
       </w:pPr>
-      <w:bookmarkStart w:id="35" w:name="__RefHeading___Toc371_882809562"/>
-      <w:bookmarkEnd w:id="35"/>
+      <w:bookmarkStart w:id="37" w:name="__RefHeading___Toc371_882809562"/>
+      <w:bookmarkEnd w:id="37"/>
       <w:r>
         <w:rPr>
           <w:rStyle w:val="SourceText"/>
@@ -6390,8 +8660,8 @@
         <w:jc w:val="start"/>
         <w:rPr/>
       </w:pPr>
-      <w:bookmarkStart w:id="36" w:name="__RefHeading___Toc373_882809562"/>
-      <w:bookmarkEnd w:id="36"/>
+      <w:bookmarkStart w:id="38" w:name="__RefHeading___Toc373_882809562"/>
+      <w:bookmarkEnd w:id="38"/>
       <w:r>
         <w:rPr>
           <w:rStyle w:val="SourceText"/>
@@ -6673,6 +8943,174 @@
         <w:bidi w:val="0"/>
         <w:ind w:hanging="0" w:start="1418"/>
         <w:jc w:val="start"/>
+        <w:rPr/>
+      </w:pPr>
+      <w:r>
+        <w:rPr>
+          <w:rStyle w:val="SourceText"/>
+          <w:rFonts w:eastAsia="Noto Serif CJK SC" w:cs="FreeSans" w:ascii="Liberation Sans" w:hAnsi="Liberation Sans"/>
+          <w:b w:val="false"/>
+          <w:i w:val="false"/>
+          <w:caps w:val="false"/>
+          <w:smallCaps w:val="false"/>
+          <w:color w:val="000000"/>
+          <w:spacing w:val="0"/>
+          <w:kern w:val="2"/>
+          <w:sz w:val="24"/>
+          <w:szCs w:val="24"/>
+          <w:lang w:val="en-IN" w:eastAsia="zh-CN" w:bidi="hi-IN"/>
+        </w:rPr>
+        <w:t># produce with keys</w:t>
+      </w:r>
+    </w:p>
+    <w:p>
+      <w:pPr>
+        <w:pStyle w:val="BodyText"/>
+        <w:widowControl/>
+        <w:suppressAutoHyphens w:val="true"/>
+        <w:bidi w:val="0"/>
+        <w:ind w:hanging="0" w:start="1418"/>
+        <w:jc w:val="start"/>
+        <w:rPr/>
+      </w:pPr>
+      <w:r>
+        <w:rPr>
+          <w:rStyle w:val="SourceText"/>
+          <w:rFonts w:eastAsia="Noto Serif CJK SC" w:cs="FreeSans" w:ascii="FreeMono" w:hAnsi="FreeMono"/>
+          <w:b w:val="false"/>
+          <w:i w:val="false"/>
+          <w:caps w:val="false"/>
+          <w:smallCaps w:val="false"/>
+          <w:color w:val="000000"/>
+          <w:spacing w:val="0"/>
+          <w:kern w:val="2"/>
+          <w:sz w:val="24"/>
+          <w:szCs w:val="24"/>
+          <w:lang w:val="en-IN" w:eastAsia="zh-CN" w:bidi="hi-IN"/>
+        </w:rPr>
+        <w:t>kafka-console-producer.sh --bootstrap-server &lt;broker_address:port&gt; --topic &lt;topic_name&gt; --property parse.key=true --property key.separator=:</w:t>
+      </w:r>
+    </w:p>
+    <w:p>
+      <w:pPr>
+        <w:pStyle w:val="BodyText"/>
+        <w:widowControl/>
+        <w:suppressAutoHyphens w:val="true"/>
+        <w:bidi w:val="0"/>
+        <w:ind w:hanging="0" w:start="1418"/>
+        <w:jc w:val="start"/>
+        <w:rPr/>
+      </w:pPr>
+      <w:r>
+        <w:rPr>
+          <w:rStyle w:val="SourceText"/>
+          <w:rFonts w:eastAsia="Noto Serif CJK SC" w:cs="FreeSans" w:ascii="Liberation Sans" w:hAnsi="Liberation Sans"/>
+          <w:b w:val="false"/>
+          <w:i w:val="false"/>
+          <w:caps w:val="false"/>
+          <w:smallCaps w:val="false"/>
+          <w:color w:val="000000"/>
+          <w:spacing w:val="0"/>
+          <w:kern w:val="2"/>
+          <w:sz w:val="24"/>
+          <w:szCs w:val="24"/>
+          <w:lang w:val="en-IN" w:eastAsia="zh-CN" w:bidi="hi-IN"/>
+        </w:rPr>
+        <w:t>&gt;example key:example value</w:t>
+      </w:r>
+    </w:p>
+    <w:p>
+      <w:pPr>
+        <w:pStyle w:val="BodyText"/>
+        <w:widowControl/>
+        <w:suppressAutoHyphens w:val="true"/>
+        <w:bidi w:val="0"/>
+        <w:ind w:hanging="0" w:start="1418"/>
+        <w:jc w:val="start"/>
+        <w:rPr/>
+      </w:pPr>
+      <w:r>
+        <w:rPr>
+          <w:rStyle w:val="SourceText"/>
+          <w:rFonts w:eastAsia="Noto Serif CJK SC" w:cs="FreeSans" w:ascii="FreeMono" w:hAnsi="FreeMono"/>
+          <w:b w:val="false"/>
+          <w:i w:val="false"/>
+          <w:caps w:val="false"/>
+          <w:smallCaps w:val="false"/>
+          <w:color w:val="000000"/>
+          <w:spacing w:val="0"/>
+          <w:kern w:val="2"/>
+          <w:sz w:val="24"/>
+          <w:szCs w:val="24"/>
+          <w:lang w:val="en-IN" w:eastAsia="zh-CN" w:bidi="hi-IN"/>
+        </w:rPr>
+        <w:t>&gt;name:Stephane</w:t>
+      </w:r>
+    </w:p>
+    <w:p>
+      <w:pPr>
+        <w:pStyle w:val="BodyText"/>
+        <w:widowControl/>
+        <w:suppressAutoHyphens w:val="true"/>
+        <w:bidi w:val="0"/>
+        <w:ind w:hanging="0" w:start="1418"/>
+        <w:jc w:val="start"/>
+        <w:rPr/>
+      </w:pPr>
+      <w:r>
+        <w:rPr>
+          <w:rStyle w:val="SourceText"/>
+          <w:rFonts w:eastAsia="Noto Serif CJK SC" w:cs="FreeSans" w:ascii="Liberation Sans" w:hAnsi="Liberation Sans"/>
+          <w:b w:val="false"/>
+          <w:i w:val="false"/>
+          <w:caps w:val="false"/>
+          <w:smallCaps w:val="false"/>
+          <w:color w:val="000000"/>
+          <w:spacing w:val="0"/>
+          <w:kern w:val="2"/>
+          <w:sz w:val="24"/>
+          <w:szCs w:val="24"/>
+          <w:lang w:val="en-IN" w:eastAsia="zh-CN" w:bidi="hi-IN"/>
+        </w:rPr>
+        <w:t># producing with properties</w:t>
+      </w:r>
+    </w:p>
+    <w:p>
+      <w:pPr>
+        <w:pStyle w:val="BodyText"/>
+        <w:widowControl/>
+        <w:suppressAutoHyphens w:val="true"/>
+        <w:bidi w:val="0"/>
+        <w:ind w:hanging="0" w:start="1418"/>
+        <w:jc w:val="start"/>
+        <w:rPr/>
+      </w:pPr>
+      <w:r>
+        <w:rPr>
+          <w:rStyle w:val="SourceText"/>
+          <w:rFonts w:eastAsia="Noto Serif CJK SC" w:cs="FreeSans" w:ascii="FreeMono" w:hAnsi="FreeMono"/>
+          <w:b w:val="false"/>
+          <w:i w:val="false"/>
+          <w:caps w:val="false"/>
+          <w:smallCaps w:val="false"/>
+          <w:color w:val="000000"/>
+          <w:spacing w:val="0"/>
+          <w:kern w:val="2"/>
+          <w:sz w:val="24"/>
+          <w:szCs w:val="24"/>
+          <w:lang w:val="en-IN" w:eastAsia="zh-CN" w:bidi="hi-IN"/>
+        </w:rPr>
+        <w:t>kafka-console-producer.sh --bootstrap-server &lt;broker_address:port&gt; --topic &lt;topic_name&gt; --producer-property acks=all</w:t>
+      </w:r>
+    </w:p>
+    <w:p>
+      <w:pPr>
+        <w:pStyle w:val="BodyText"/>
+        <w:widowControl/>
+        <w:suppressAutoHyphens w:val="true"/>
+        <w:bidi w:val="0"/>
+        <w:ind w:hanging="0" w:start="1418"/>
+        <w:jc w:val="start"/>
         <w:rPr>
           <w:rStyle w:val="SourceText"/>
           <w:rFonts w:ascii="Liberation Sans" w:hAnsi="Liberation Sans" w:eastAsia="Noto Serif CJK SC" w:cs="FreeSans"/>
@@ -6698,6 +9136,10 @@
         <w:pStyle w:val="Heading3"/>
         <w:keepNext w:val="true"/>
         <w:widowControl/>
+        <w:numPr>
+          <w:ilvl w:val="2"/>
+          <w:numId w:val="1"/>
+        </w:numPr>
         <w:suppressAutoHyphens w:val="true"/>
         <w:bidi w:val="0"/>
         <w:ind w:hanging="0" w:start="0"/>
@@ -6712,7 +9154,7 @@
           <w:rStyle w:val="Hyperlink"/>
           <w:u w:val="none"/>
           <w:kern w:val="2"/>
-          <w:rFonts w:ascii="Liberation Mono" w:hAnsi="Liberation Mono" w:eastAsia="Noto Sans CJK SC" w:cs="FreeSans"/>
+          <w:rFonts w:eastAsia="Noto Sans CJK SC" w:cs="FreeSans" w:ascii="Liberation Sans" w:hAnsi="Liberation Sans"/>
           <w:color w:val="auto"/>
           <w:lang w:val="en-IN" w:eastAsia="zh-CN" w:bidi="hi-IN"/>
         </w:rPr>
@@ -6723,18 +9165,18 @@
           <w:rStyle w:val="Hyperlink"/>
           <w:u w:val="none"/>
           <w:kern w:val="2"/>
-          <w:rFonts w:ascii="Liberation Mono" w:hAnsi="Liberation Mono" w:eastAsia="Noto Sans CJK SC" w:cs="FreeSans"/>
+          <w:rFonts w:eastAsia="Noto Sans CJK SC" w:cs="FreeSans" w:ascii="Liberation Sans" w:hAnsi="Liberation Sans"/>
           <w:color w:val="auto"/>
           <w:lang w:val="en-IN" w:eastAsia="zh-CN" w:bidi="hi-IN"/>
         </w:rPr>
         <w:fldChar w:fldCharType="separate"/>
       </w:r>
-      <w:bookmarkStart w:id="37" w:name="__RefHeading___Toc375_882809562"/>
-      <w:bookmarkEnd w:id="37"/>
+      <w:bookmarkStart w:id="39" w:name="__RefHeading___Toc375_882809562"/>
+      <w:bookmarkEnd w:id="39"/>
       <w:r>
         <w:rPr>
           <w:rStyle w:val="Hyperlink"/>
-          <w:rFonts w:ascii="Liberation Mono" w:hAnsi="Liberation Mono" w:eastAsia="Noto Sans CJK SC" w:cs="FreeSans"/>
+          <w:rFonts w:eastAsia="Noto Sans CJK SC" w:cs="FreeSans" w:ascii="Liberation Sans" w:hAnsi="Liberation Sans"/>
           <w:color w:val="auto"/>
           <w:kern w:val="2"/>
           <w:u w:val="none"/>
@@ -6747,7 +9189,7 @@
           <w:rStyle w:val="Hyperlink"/>
           <w:u w:val="none"/>
           <w:kern w:val="2"/>
-          <w:rFonts w:ascii="Liberation Mono" w:hAnsi="Liberation Mono" w:eastAsia="Noto Sans CJK SC" w:cs="FreeSans"/>
+          <w:rFonts w:eastAsia="Noto Sans CJK SC" w:cs="FreeSans" w:ascii="Liberation Sans" w:hAnsi="Liberation Sans"/>
           <w:color w:val="auto"/>
           <w:lang w:val="en-IN" w:eastAsia="zh-CN" w:bidi="hi-IN"/>
         </w:rPr>
@@ -7115,7 +9557,21 @@
         </w:rPr>
       </w:pPr>
       <w:r>
-        <w:rPr/>
+        <w:rPr>
+          <w:rFonts w:eastAsia="Noto Serif CJK SC" w:cs="FreeSans" w:ascii="Liberation Sans" w:hAnsi="Liberation Sans"/>
+          <w:b w:val="false"/>
+          <w:bCs w:val="false"/>
+          <w:i w:val="false"/>
+          <w:caps w:val="false"/>
+          <w:smallCaps w:val="false"/>
+          <w:color w:val="000000"/>
+          <w:spacing w:val="0"/>
+          <w:kern w:val="2"/>
+          <w:sz w:val="24"/>
+          <w:szCs w:val="24"/>
+          <w:u w:val="none"/>
+          <w:lang w:val="en-IN" w:eastAsia="zh-CN" w:bidi="hi-IN"/>
+        </w:rPr>
       </w:r>
     </w:p>
     <w:p>
@@ -7123,18 +9579,22 @@
         <w:pStyle w:val="Heading3"/>
         <w:keepNext w:val="true"/>
         <w:widowControl/>
+        <w:numPr>
+          <w:ilvl w:val="2"/>
+          <w:numId w:val="1"/>
+        </w:numPr>
         <w:suppressAutoHyphens w:val="true"/>
         <w:bidi w:val="0"/>
         <w:ind w:hanging="0" w:start="0"/>
         <w:jc w:val="start"/>
         <w:rPr/>
       </w:pPr>
-      <w:bookmarkStart w:id="38" w:name="__RefHeading___Toc377_882809562"/>
-      <w:bookmarkEnd w:id="38"/>
-      <w:r>
-        <w:rPr>
-          <w:rStyle w:val="SourceText"/>
-          <w:rFonts w:eastAsia="Noto Sans CJK SC" w:cs="FreeSans" w:ascii="Liberation Sans" w:hAnsi="Liberation Sans"/>
+      <w:bookmarkStart w:id="40" w:name="__RefHeading___Toc377_882809562"/>
+      <w:bookmarkEnd w:id="40"/>
+      <w:r>
+        <w:rPr>
+          <w:rStyle w:val="SourceText"/>
+          <w:rFonts w:eastAsia="Noto Sans CJK SC" w:cs="FreeSans"/>
           <w:color w:val="auto"/>
           <w:kern w:val="2"/>
           <w:u w:val="none"/>
@@ -7244,8 +9704,8 @@
         <w:jc w:val="start"/>
         <w:rPr/>
       </w:pPr>
-      <w:bookmarkStart w:id="39" w:name="__RefHeading___Toc307_882809562"/>
-      <w:bookmarkEnd w:id="39"/>
+      <w:bookmarkStart w:id="41" w:name="__RefHeading___Toc307_882809562"/>
+      <w:bookmarkEnd w:id="41"/>
       <w:r>
         <w:rPr>
           <w:rStyle w:val="SourceText"/>
@@ -7681,7 +10141,7 @@
           <w:u w:val="none"/>
           <w:lang w:val="en-IN" w:eastAsia="zh-CN" w:bidi="hi-IN"/>
         </w:rPr>
-        <w:t>bin/kafka-topics.sh --bootstrap-server &lt;broker_address:port&gt; --delete --topic &lt;topic_name&gt;</w:t>
+        <w:t>bin/kafka-topics.sh --delete --topic &lt;topic_name&gt; --bootstrap-server &lt;broker_address:port&gt;</w:t>
       </w:r>
     </w:p>
     <w:p>
@@ -7855,8 +10315,8 @@
         <w:jc w:val="start"/>
         <w:rPr/>
       </w:pPr>
-      <w:bookmarkStart w:id="40" w:name="__RefHeading___Toc379_882809562"/>
-      <w:bookmarkEnd w:id="40"/>
+      <w:bookmarkStart w:id="42" w:name="__RefHeading___Toc379_882809562"/>
+      <w:bookmarkEnd w:id="42"/>
       <w:r>
         <w:rPr>
           <w:rStyle w:val="SourceText"/>
@@ -8309,45 +10769,7 @@
           <w:u w:val="none"/>
           <w:lang w:val="en-IN" w:eastAsia="zh-CN" w:bidi="hi-IN"/>
         </w:rPr>
-        <w:t xml:space="preserve">To exit ot of the container type – </w:t>
-      </w:r>
-      <w:r>
-        <w:rPr>
-          <w:rStyle w:val="SourceText"/>
-          <w:rFonts w:eastAsia="Noto Serif CJK SC" w:cs="FreeSans" w:ascii="Liberation Sans" w:hAnsi="Liberation Sans"/>
-          <w:b w:val="false"/>
-          <w:bCs w:val="false"/>
-          <w:i w:val="false"/>
-          <w:caps w:val="false"/>
-          <w:smallCaps w:val="false"/>
-          <w:color w:val="000000"/>
-          <w:spacing w:val="0"/>
-          <w:kern w:val="2"/>
-          <w:sz w:val="24"/>
-          <w:szCs w:val="24"/>
-          <w:u w:val="none"/>
-          <w:lang w:val="en-IN" w:eastAsia="zh-CN" w:bidi="hi-IN"/>
-        </w:rPr>
-        <w:t>C</w:t>
-      </w:r>
-      <w:r>
-        <w:rPr>
-          <w:rStyle w:val="SourceText"/>
-          <w:rFonts w:eastAsia="Noto Serif CJK SC" w:cs="FreeSans" w:ascii="Liberation Sans" w:hAnsi="Liberation Sans"/>
-          <w:b w:val="false"/>
-          <w:bCs w:val="false"/>
-          <w:i w:val="false"/>
-          <w:caps w:val="false"/>
-          <w:smallCaps w:val="false"/>
-          <w:color w:val="000000"/>
-          <w:spacing w:val="0"/>
-          <w:kern w:val="2"/>
-          <w:sz w:val="24"/>
-          <w:szCs w:val="24"/>
-          <w:u w:val="none"/>
-          <w:lang w:val="en-IN" w:eastAsia="zh-CN" w:bidi="hi-IN"/>
-        </w:rPr>
-        <w:t>trl  + D.</w:t>
+        <w:t>To exit ot of the container type – Ctrl  + D.</w:t>
       </w:r>
     </w:p>
     <w:p>
@@ -8505,7 +10927,7 @@
           <w:u w:val="none"/>
           <w:lang w:val="en-IN" w:eastAsia="zh-CN" w:bidi="hi-IN"/>
         </w:rPr>
-        <w:t>docker exec -it &lt;container_name&gt; /opt/kafka/bin/kafka-topics.sh --bootstrap-server &lt;broker_address:port&gt; --delete --topic &lt;topic_name&gt;</w:t>
+        <w:t>docker exec -it &lt;container_name&gt; /opt/kafka/bin/kafka-topics.sh --delete --topic &lt;topic_name&gt; --bootstrap-server &lt;broker_address:port&gt;</w:t>
       </w:r>
     </w:p>
     <w:p>
@@ -8539,45 +10961,11 @@
     <w:p>
       <w:pPr>
         <w:pStyle w:val="BodyText"/>
-        <w:widowControl/>
-        <w:suppressAutoHyphens w:val="true"/>
-        <w:bidi w:val="0"/>
-        <w:spacing w:lineRule="auto" w:line="276" w:before="0" w:after="140"/>
-        <w:jc w:val="start"/>
-        <w:rPr>
-          <w:rStyle w:val="SourceText"/>
-          <w:rFonts w:ascii="Liberation Sans" w:hAnsi="Liberation Sans" w:eastAsia="Noto Serif CJK SC" w:cs="FreeSans"/>
-          <w:b w:val="false"/>
-          <w:bCs w:val="false"/>
-          <w:i w:val="false"/>
-          <w:i w:val="false"/>
-          <w:caps w:val="false"/>
-          <w:smallCaps w:val="false"/>
-          <w:color w:val="000000"/>
-          <w:spacing w:val="0"/>
-          <w:kern w:val="2"/>
-          <w:sz w:val="24"/>
-          <w:szCs w:val="24"/>
-          <w:u w:val="none"/>
-          <w:lang w:val="en-IN" w:eastAsia="zh-CN" w:bidi="hi-IN"/>
-        </w:rPr>
-      </w:pPr>
-      <w:r>
-        <w:rPr>
-          <w:rFonts w:eastAsia="Noto Serif CJK SC" w:cs="FreeSans" w:ascii="Liberation Sans" w:hAnsi="Liberation Sans"/>
-          <w:b w:val="false"/>
-          <w:bCs w:val="false"/>
-          <w:i w:val="false"/>
-          <w:caps w:val="false"/>
-          <w:smallCaps w:val="false"/>
-          <w:color w:val="000000"/>
-          <w:spacing w:val="0"/>
-          <w:kern w:val="2"/>
-          <w:sz w:val="24"/>
-          <w:szCs w:val="24"/>
-          <w:u w:val="none"/>
-          <w:lang w:val="en-IN" w:eastAsia="zh-CN" w:bidi="hi-IN"/>
-        </w:rPr>
+        <w:rPr/>
+      </w:pPr>
+      <w:bookmarkStart w:id="43" w:name="__RefHeading___Toc438_4269676687"/>
+      <w:bookmarkEnd w:id="43"/>
+      <w:r>
         <w:drawing>
           <wp:anchor behindDoc="0" distT="0" distB="0" distL="0" distR="0" simplePos="0" locked="0" layoutInCell="0" allowOverlap="1" relativeHeight="6">
             <wp:simplePos x="0" y="0"/>
@@ -8624,11 +11012,1403 @@
           </wp:anchor>
         </w:drawing>
       </w:r>
+      <w:r>
+        <w:rPr>
+          <w:rStyle w:val="SourceText"/>
+        </w:rPr>
+        <w:br/>
+        <w:br/>
+        <w:br/>
+        <w:br/>
+        <w:br/>
+        <w:br/>
+        <w:br/>
+        <w:br/>
+        <w:br/>
+        <w:br/>
+        <w:br/>
+      </w:r>
+    </w:p>
+    <w:p>
+      <w:pPr>
+        <w:pStyle w:val="BodyText"/>
+        <w:rPr/>
+      </w:pPr>
+      <w:r>
+        <w:rPr>
+          <w:rStyle w:val="SourceText"/>
+        </w:rPr>
+        <w:br/>
+      </w:r>
+    </w:p>
+    <w:p>
+      <w:pPr>
+        <w:pStyle w:val="BodyText"/>
+        <w:rPr>
+          <w:rStyle w:val="SourceText"/>
+        </w:rPr>
+      </w:pPr>
+      <w:r>
+        <w:rPr/>
+      </w:r>
+    </w:p>
+    <w:p>
+      <w:pPr>
+        <w:pStyle w:val="BodyText"/>
+        <w:rPr>
+          <w:rStyle w:val="SourceText"/>
+        </w:rPr>
+      </w:pPr>
+      <w:r>
+        <w:rPr/>
+      </w:r>
+    </w:p>
+    <w:p>
+      <w:pPr>
+        <w:pStyle w:val="BodyText"/>
+        <w:rPr>
+          <w:rStyle w:val="SourceText"/>
+        </w:rPr>
+      </w:pPr>
+      <w:r>
+        <w:rPr/>
+      </w:r>
+    </w:p>
+    <w:p>
+      <w:pPr>
+        <w:pStyle w:val="BodyText"/>
+        <w:rPr>
+          <w:rStyle w:val="SourceText"/>
+        </w:rPr>
+      </w:pPr>
+      <w:r>
+        <w:rPr/>
+      </w:r>
+    </w:p>
+    <w:p>
+      <w:pPr>
+        <w:pStyle w:val="BodyText"/>
+        <w:rPr>
+          <w:rStyle w:val="SourceText"/>
+        </w:rPr>
+      </w:pPr>
+      <w:r>
+        <w:rPr/>
+      </w:r>
+    </w:p>
+    <w:p>
+      <w:pPr>
+        <w:pStyle w:val="BodyText"/>
+        <w:rPr>
+          <w:rStyle w:val="SourceText"/>
+        </w:rPr>
+      </w:pPr>
+      <w:r>
+        <w:rPr/>
+      </w:r>
+    </w:p>
+    <w:p>
+      <w:pPr>
+        <w:pStyle w:val="BodyText"/>
+        <w:rPr>
+          <w:rStyle w:val="SourceText"/>
+        </w:rPr>
+      </w:pPr>
+      <w:r>
+        <w:rPr/>
+      </w:r>
+    </w:p>
+    <w:p>
+      <w:pPr>
+        <w:pStyle w:val="BodyText"/>
+        <w:rPr>
+          <w:rStyle w:val="SourceText"/>
+        </w:rPr>
+      </w:pPr>
+      <w:r>
+        <w:rPr/>
+      </w:r>
+    </w:p>
+    <w:p>
+      <w:pPr>
+        <w:pStyle w:val="BodyText"/>
+        <w:rPr>
+          <w:rStyle w:val="SourceText"/>
+        </w:rPr>
+      </w:pPr>
+      <w:r>
+        <w:rPr/>
+      </w:r>
+    </w:p>
+    <w:p>
+      <w:pPr>
+        <w:pStyle w:val="BodyText"/>
+        <w:rPr>
+          <w:rStyle w:val="SourceText"/>
+        </w:rPr>
+      </w:pPr>
+      <w:r>
+        <w:rPr/>
+      </w:r>
+    </w:p>
+    <w:p>
+      <w:pPr>
+        <w:pStyle w:val="BodyText"/>
+        <w:rPr>
+          <w:rStyle w:val="SourceText"/>
+        </w:rPr>
+      </w:pPr>
+      <w:r>
+        <w:rPr/>
+      </w:r>
+    </w:p>
+    <w:p>
+      <w:pPr>
+        <w:pStyle w:val="BodyText"/>
+        <w:rPr>
+          <w:rStyle w:val="SourceText"/>
+        </w:rPr>
+      </w:pPr>
+      <w:r>
+        <w:rPr/>
+      </w:r>
+    </w:p>
+    <w:p>
+      <w:pPr>
+        <w:pStyle w:val="BodyText"/>
+        <w:rPr>
+          <w:rStyle w:val="SourceText"/>
+        </w:rPr>
+      </w:pPr>
+      <w:r>
+        <w:rPr/>
+      </w:r>
+    </w:p>
+    <w:p>
+      <w:pPr>
+        <w:pStyle w:val="Heading2"/>
+        <w:rPr/>
+      </w:pPr>
+      <w:bookmarkStart w:id="44" w:name="__RefHeading___Toc521_4269676687"/>
+      <w:bookmarkEnd w:id="44"/>
+      <w:r>
+        <w:rPr>
+          <w:rStyle w:val="SourceText"/>
+          <w:rFonts w:eastAsia="Noto Serif CJK SC" w:cs="FreeSans" w:ascii="Liberation Serif" w:hAnsi="Liberation Serif"/>
+        </w:rPr>
+        <w:t>Most Common Command cheatsheet</w:t>
+      </w:r>
+    </w:p>
+    <w:p>
+      <w:pPr>
+        <w:pStyle w:val="BodyText"/>
+        <w:widowControl/>
+        <w:suppressAutoHyphens w:val="true"/>
+        <w:bidi w:val="0"/>
+        <w:spacing w:lineRule="auto" w:line="276" w:before="0" w:after="140"/>
+        <w:jc w:val="start"/>
+        <w:rPr>
+          <w:rFonts w:ascii="Liberation Sans" w:hAnsi="Liberation Sans" w:eastAsia="Noto Serif CJK SC" w:cs="FreeSans"/>
+          <w:b w:val="false"/>
+          <w:bCs w:val="false"/>
+          <w:i w:val="false"/>
+          <w:i w:val="false"/>
+          <w:caps w:val="false"/>
+          <w:smallCaps w:val="false"/>
+          <w:color w:val="000000"/>
+          <w:spacing w:val="0"/>
+          <w:kern w:val="2"/>
+          <w:sz w:val="24"/>
+          <w:szCs w:val="24"/>
+          <w:u w:val="none"/>
+          <w:lang w:val="en-IN" w:eastAsia="zh-CN" w:bidi="hi-IN"/>
+        </w:rPr>
+      </w:pPr>
+      <w:r>
+        <w:rPr>
+          <w:rStyle w:val="SourceText"/>
+          <w:rFonts w:eastAsia="Noto Serif CJK SC" w:cs="FreeSans" w:ascii="FreeMono" w:hAnsi="FreeMono"/>
+          <w:b w:val="false"/>
+          <w:bCs w:val="false"/>
+          <w:i w:val="false"/>
+          <w:caps w:val="false"/>
+          <w:smallCaps w:val="false"/>
+          <w:color w:val="000000"/>
+          <w:spacing w:val="0"/>
+          <w:kern w:val="2"/>
+          <w:sz w:val="24"/>
+          <w:szCs w:val="24"/>
+          <w:u w:val="none"/>
+          <w:lang w:val="en-IN" w:eastAsia="zh-CN" w:bidi="hi-IN"/>
+        </w:rPr>
+        <w:t># SCRIPT THAT WORKS ON TOPICS</w:t>
+      </w:r>
+    </w:p>
+    <w:p>
+      <w:pPr>
+        <w:pStyle w:val="BodyText"/>
+        <w:widowControl/>
+        <w:suppressAutoHyphens w:val="true"/>
+        <w:bidi w:val="0"/>
+        <w:spacing w:lineRule="auto" w:line="276" w:before="0" w:after="140"/>
+        <w:jc w:val="start"/>
+        <w:rPr>
+          <w:rFonts w:ascii="Liberation Sans" w:hAnsi="Liberation Sans" w:eastAsia="Noto Serif CJK SC" w:cs="FreeSans"/>
+          <w:b w:val="false"/>
+          <w:bCs w:val="false"/>
+          <w:i w:val="false"/>
+          <w:i w:val="false"/>
+          <w:caps w:val="false"/>
+          <w:smallCaps w:val="false"/>
+          <w:color w:val="000000"/>
+          <w:spacing w:val="0"/>
+          <w:kern w:val="2"/>
+          <w:sz w:val="24"/>
+          <w:szCs w:val="24"/>
+          <w:u w:val="none"/>
+          <w:lang w:val="en-IN" w:eastAsia="zh-CN" w:bidi="hi-IN"/>
+        </w:rPr>
+      </w:pPr>
+      <w:r>
+        <w:rPr>
+          <w:rStyle w:val="SourceText"/>
+          <w:rFonts w:eastAsia="Noto Serif CJK SC" w:cs="FreeSans" w:ascii="FreeMono" w:hAnsi="FreeMono"/>
+          <w:b w:val="false"/>
+          <w:bCs w:val="false"/>
+          <w:i w:val="false"/>
+          <w:caps w:val="false"/>
+          <w:smallCaps w:val="false"/>
+          <w:color w:val="000000"/>
+          <w:spacing w:val="0"/>
+          <w:kern w:val="2"/>
+          <w:sz w:val="24"/>
+          <w:szCs w:val="24"/>
+          <w:u w:val="none"/>
+          <w:lang w:val="en-IN" w:eastAsia="zh-CN" w:bidi="hi-IN"/>
+        </w:rPr>
+        <w:t>k</w:t>
+      </w:r>
+      <w:r>
+        <w:rPr>
+          <w:rStyle w:val="SourceText"/>
+          <w:rFonts w:eastAsia="Noto Serif CJK SC" w:cs="FreeSans" w:ascii="FreeMono" w:hAnsi="FreeMono"/>
+          <w:b w:val="false"/>
+          <w:bCs w:val="false"/>
+          <w:i w:val="false"/>
+          <w:caps w:val="false"/>
+          <w:smallCaps w:val="false"/>
+          <w:color w:val="000000"/>
+          <w:spacing w:val="0"/>
+          <w:kern w:val="2"/>
+          <w:sz w:val="24"/>
+          <w:szCs w:val="24"/>
+          <w:u w:val="none"/>
+          <w:lang w:val="en-IN" w:eastAsia="zh-CN" w:bidi="hi-IN"/>
+        </w:rPr>
+        <w:t>afka-topics.sh</w:t>
+      </w:r>
+    </w:p>
+    <w:p>
+      <w:pPr>
+        <w:pStyle w:val="BodyText"/>
+        <w:widowControl/>
+        <w:suppressAutoHyphens w:val="true"/>
+        <w:bidi w:val="0"/>
+        <w:spacing w:lineRule="auto" w:line="276" w:before="0" w:after="140"/>
+        <w:jc w:val="start"/>
+        <w:rPr>
+          <w:rFonts w:ascii="Liberation Sans" w:hAnsi="Liberation Sans" w:eastAsia="Noto Serif CJK SC" w:cs="FreeSans"/>
+          <w:b w:val="false"/>
+          <w:bCs w:val="false"/>
+          <w:i w:val="false"/>
+          <w:i w:val="false"/>
+          <w:caps w:val="false"/>
+          <w:smallCaps w:val="false"/>
+          <w:color w:val="000000"/>
+          <w:spacing w:val="0"/>
+          <w:kern w:val="2"/>
+          <w:sz w:val="24"/>
+          <w:szCs w:val="24"/>
+          <w:u w:val="none"/>
+          <w:lang w:val="en-IN" w:eastAsia="zh-CN" w:bidi="hi-IN"/>
+        </w:rPr>
+      </w:pPr>
+      <w:r>
+        <w:rPr>
+          <w:rStyle w:val="SourceText"/>
+          <w:rFonts w:eastAsia="Noto Serif CJK SC" w:cs="FreeSans" w:ascii="FreeMono" w:hAnsi="FreeMono"/>
+          <w:b w:val="false"/>
+          <w:bCs w:val="false"/>
+          <w:i w:val="false"/>
+          <w:caps w:val="false"/>
+          <w:smallCaps w:val="false"/>
+          <w:color w:val="000000"/>
+          <w:spacing w:val="0"/>
+          <w:kern w:val="2"/>
+          <w:sz w:val="24"/>
+          <w:szCs w:val="24"/>
+          <w:u w:val="none"/>
+          <w:lang w:val="en-IN" w:eastAsia="zh-CN" w:bidi="hi-IN"/>
+        </w:rPr>
+        <w:t># LIST DOWN TOPICS</w:t>
+      </w:r>
+    </w:p>
+    <w:p>
+      <w:pPr>
+        <w:pStyle w:val="BodyText"/>
+        <w:widowControl/>
+        <w:suppressAutoHyphens w:val="true"/>
+        <w:bidi w:val="0"/>
+        <w:spacing w:lineRule="auto" w:line="276" w:before="0" w:after="140"/>
+        <w:jc w:val="start"/>
+        <w:rPr>
+          <w:rFonts w:ascii="Liberation Sans" w:hAnsi="Liberation Sans" w:eastAsia="Noto Serif CJK SC" w:cs="FreeSans"/>
+          <w:b w:val="false"/>
+          <w:bCs w:val="false"/>
+          <w:i w:val="false"/>
+          <w:i w:val="false"/>
+          <w:caps w:val="false"/>
+          <w:smallCaps w:val="false"/>
+          <w:color w:val="000000"/>
+          <w:spacing w:val="0"/>
+          <w:kern w:val="2"/>
+          <w:sz w:val="24"/>
+          <w:szCs w:val="24"/>
+          <w:u w:val="none"/>
+          <w:lang w:val="en-IN" w:eastAsia="zh-CN" w:bidi="hi-IN"/>
+        </w:rPr>
+      </w:pPr>
+      <w:r>
+        <w:rPr>
+          <w:rStyle w:val="SourceText"/>
+          <w:rFonts w:eastAsia="Noto Serif CJK SC" w:cs="FreeSans" w:ascii="FreeMono" w:hAnsi="FreeMono"/>
+          <w:b w:val="false"/>
+          <w:bCs w:val="false"/>
+          <w:i w:val="false"/>
+          <w:caps w:val="false"/>
+          <w:smallCaps w:val="false"/>
+          <w:color w:val="000000"/>
+          <w:spacing w:val="0"/>
+          <w:kern w:val="2"/>
+          <w:sz w:val="24"/>
+          <w:szCs w:val="24"/>
+          <w:u w:val="none"/>
+          <w:lang w:val="en-IN" w:eastAsia="zh-CN" w:bidi="hi-IN"/>
+        </w:rPr>
+        <w:t>kafka-topics.sh --list --bootstrap-server &lt;broker_address:port&gt;</w:t>
+      </w:r>
+    </w:p>
+    <w:p>
+      <w:pPr>
+        <w:pStyle w:val="BodyText"/>
+        <w:widowControl/>
+        <w:suppressAutoHyphens w:val="true"/>
+        <w:bidi w:val="0"/>
+        <w:spacing w:lineRule="auto" w:line="276" w:before="0" w:after="140"/>
+        <w:jc w:val="start"/>
+        <w:rPr>
+          <w:rFonts w:ascii="Liberation Sans" w:hAnsi="Liberation Sans" w:eastAsia="Noto Serif CJK SC" w:cs="FreeSans"/>
+          <w:b w:val="false"/>
+          <w:bCs w:val="false"/>
+          <w:i w:val="false"/>
+          <w:i w:val="false"/>
+          <w:caps w:val="false"/>
+          <w:smallCaps w:val="false"/>
+          <w:color w:val="000000"/>
+          <w:spacing w:val="0"/>
+          <w:kern w:val="2"/>
+          <w:sz w:val="24"/>
+          <w:szCs w:val="24"/>
+          <w:u w:val="none"/>
+          <w:lang w:val="en-IN" w:eastAsia="zh-CN" w:bidi="hi-IN"/>
+        </w:rPr>
+      </w:pPr>
+      <w:r>
+        <w:rPr>
+          <w:rStyle w:val="SourceText"/>
+          <w:rFonts w:eastAsia="Noto Serif CJK SC" w:cs="FreeSans" w:ascii="FreeMono" w:hAnsi="FreeMono"/>
+          <w:b w:val="false"/>
+          <w:bCs w:val="false"/>
+          <w:i w:val="false"/>
+          <w:caps w:val="false"/>
+          <w:smallCaps w:val="false"/>
+          <w:color w:val="000000"/>
+          <w:spacing w:val="0"/>
+          <w:kern w:val="2"/>
+          <w:sz w:val="24"/>
+          <w:szCs w:val="24"/>
+          <w:u w:val="none"/>
+          <w:lang w:val="en-IN" w:eastAsia="zh-CN" w:bidi="hi-IN"/>
+        </w:rPr>
+        <w:t># CREATE A TOPIC</w:t>
+      </w:r>
+    </w:p>
+    <w:p>
+      <w:pPr>
+        <w:pStyle w:val="BodyText"/>
+        <w:widowControl/>
+        <w:suppressAutoHyphens w:val="true"/>
+        <w:bidi w:val="0"/>
+        <w:spacing w:lineRule="auto" w:line="276" w:before="0" w:after="140"/>
+        <w:jc w:val="start"/>
+        <w:rPr>
+          <w:rFonts w:ascii="Liberation Sans" w:hAnsi="Liberation Sans" w:eastAsia="Noto Serif CJK SC" w:cs="FreeSans"/>
+          <w:b w:val="false"/>
+          <w:bCs w:val="false"/>
+          <w:i w:val="false"/>
+          <w:i w:val="false"/>
+          <w:caps w:val="false"/>
+          <w:smallCaps w:val="false"/>
+          <w:color w:val="000000"/>
+          <w:spacing w:val="0"/>
+          <w:kern w:val="2"/>
+          <w:sz w:val="24"/>
+          <w:szCs w:val="24"/>
+          <w:u w:val="none"/>
+          <w:lang w:val="en-IN" w:eastAsia="zh-CN" w:bidi="hi-IN"/>
+        </w:rPr>
+      </w:pPr>
+      <w:r>
+        <w:rPr>
+          <w:rStyle w:val="SourceText"/>
+          <w:rFonts w:eastAsia="Noto Serif CJK SC" w:cs="FreeSans" w:ascii="FreeMono" w:hAnsi="FreeMono"/>
+          <w:b w:val="false"/>
+          <w:bCs w:val="false"/>
+          <w:i w:val="false"/>
+          <w:caps w:val="false"/>
+          <w:smallCaps w:val="false"/>
+          <w:color w:val="000000"/>
+          <w:spacing w:val="0"/>
+          <w:kern w:val="2"/>
+          <w:sz w:val="24"/>
+          <w:szCs w:val="24"/>
+          <w:u w:val="none"/>
+          <w:lang w:val="en-IN" w:eastAsia="zh-CN" w:bidi="hi-IN"/>
+        </w:rPr>
+        <w:t>kafka-topics.sh --create --topic &lt;topic_name&gt; --bootstrap-server &lt;broker_address:port&gt;</w:t>
+      </w:r>
+    </w:p>
+    <w:p>
+      <w:pPr>
+        <w:pStyle w:val="BodyText"/>
+        <w:widowControl/>
+        <w:suppressAutoHyphens w:val="true"/>
+        <w:bidi w:val="0"/>
+        <w:spacing w:lineRule="auto" w:line="276" w:before="0" w:after="140"/>
+        <w:jc w:val="start"/>
+        <w:rPr>
+          <w:rFonts w:ascii="Liberation Sans" w:hAnsi="Liberation Sans" w:eastAsia="Noto Serif CJK SC" w:cs="FreeSans"/>
+          <w:b w:val="false"/>
+          <w:bCs w:val="false"/>
+          <w:i w:val="false"/>
+          <w:i w:val="false"/>
+          <w:caps w:val="false"/>
+          <w:smallCaps w:val="false"/>
+          <w:color w:val="000000"/>
+          <w:spacing w:val="0"/>
+          <w:kern w:val="2"/>
+          <w:sz w:val="24"/>
+          <w:szCs w:val="24"/>
+          <w:u w:val="none"/>
+          <w:lang w:val="en-IN" w:eastAsia="zh-CN" w:bidi="hi-IN"/>
+        </w:rPr>
+      </w:pPr>
+      <w:r>
+        <w:rPr>
+          <w:rStyle w:val="SourceText"/>
+          <w:rFonts w:eastAsia="Noto Serif CJK SC" w:cs="FreeSans" w:ascii="FreeMono" w:hAnsi="FreeMono"/>
+          <w:b w:val="false"/>
+          <w:bCs w:val="false"/>
+          <w:i w:val="false"/>
+          <w:caps w:val="false"/>
+          <w:smallCaps w:val="false"/>
+          <w:color w:val="000000"/>
+          <w:spacing w:val="0"/>
+          <w:kern w:val="2"/>
+          <w:sz w:val="24"/>
+          <w:szCs w:val="24"/>
+          <w:u w:val="none"/>
+          <w:lang w:val="en-IN" w:eastAsia="zh-CN" w:bidi="hi-IN"/>
+        </w:rPr>
+        <w:t># CREATE A TOPIC WITH PARTITIONS CONFIGURATION</w:t>
+      </w:r>
+    </w:p>
+    <w:p>
+      <w:pPr>
+        <w:pStyle w:val="BodyText"/>
+        <w:widowControl/>
+        <w:suppressAutoHyphens w:val="true"/>
+        <w:bidi w:val="0"/>
+        <w:spacing w:lineRule="auto" w:line="276" w:before="0" w:after="140"/>
+        <w:jc w:val="start"/>
+        <w:rPr>
+          <w:rFonts w:ascii="Liberation Sans" w:hAnsi="Liberation Sans" w:eastAsia="Noto Serif CJK SC" w:cs="FreeSans"/>
+          <w:b w:val="false"/>
+          <w:bCs w:val="false"/>
+          <w:i w:val="false"/>
+          <w:i w:val="false"/>
+          <w:caps w:val="false"/>
+          <w:smallCaps w:val="false"/>
+          <w:color w:val="000000"/>
+          <w:spacing w:val="0"/>
+          <w:kern w:val="2"/>
+          <w:sz w:val="24"/>
+          <w:szCs w:val="24"/>
+          <w:u w:val="none"/>
+          <w:lang w:val="en-IN" w:eastAsia="zh-CN" w:bidi="hi-IN"/>
+        </w:rPr>
+      </w:pPr>
+      <w:r>
+        <w:rPr>
+          <w:rStyle w:val="SourceText"/>
+          <w:rFonts w:eastAsia="Noto Serif CJK SC" w:cs="FreeSans" w:ascii="FreeMono" w:hAnsi="FreeMono"/>
+          <w:b w:val="false"/>
+          <w:bCs w:val="false"/>
+          <w:i w:val="false"/>
+          <w:caps w:val="false"/>
+          <w:smallCaps w:val="false"/>
+          <w:color w:val="000000"/>
+          <w:spacing w:val="0"/>
+          <w:kern w:val="2"/>
+          <w:sz w:val="24"/>
+          <w:szCs w:val="24"/>
+          <w:u w:val="none"/>
+          <w:lang w:val="en-IN" w:eastAsia="zh-CN" w:bidi="hi-IN"/>
+        </w:rPr>
+        <w:t>kafka-topics.sh --create --topic &lt;topic_name&gt; --partitions &lt;desired_partition_number&gt; --bootstrap-server &lt;broker_address:port&gt;</w:t>
+      </w:r>
+    </w:p>
+    <w:p>
+      <w:pPr>
+        <w:pStyle w:val="BodyText"/>
+        <w:widowControl/>
+        <w:suppressAutoHyphens w:val="true"/>
+        <w:bidi w:val="0"/>
+        <w:spacing w:lineRule="auto" w:line="276" w:before="0" w:after="140"/>
+        <w:jc w:val="start"/>
+        <w:rPr>
+          <w:rFonts w:ascii="Liberation Sans" w:hAnsi="Liberation Sans" w:eastAsia="Noto Serif CJK SC" w:cs="FreeSans"/>
+          <w:b w:val="false"/>
+          <w:bCs w:val="false"/>
+          <w:i w:val="false"/>
+          <w:i w:val="false"/>
+          <w:caps w:val="false"/>
+          <w:smallCaps w:val="false"/>
+          <w:color w:val="000000"/>
+          <w:spacing w:val="0"/>
+          <w:kern w:val="2"/>
+          <w:sz w:val="24"/>
+          <w:szCs w:val="24"/>
+          <w:u w:val="none"/>
+          <w:lang w:val="en-IN" w:eastAsia="zh-CN" w:bidi="hi-IN"/>
+        </w:rPr>
+      </w:pPr>
+      <w:r>
+        <w:rPr>
+          <w:rStyle w:val="SourceText"/>
+          <w:rFonts w:eastAsia="Noto Serif CJK SC" w:cs="FreeSans" w:ascii="FreeMono" w:hAnsi="FreeMono"/>
+          <w:b w:val="false"/>
+          <w:bCs w:val="false"/>
+          <w:i w:val="false"/>
+          <w:caps w:val="false"/>
+          <w:smallCaps w:val="false"/>
+          <w:color w:val="000000"/>
+          <w:spacing w:val="0"/>
+          <w:kern w:val="2"/>
+          <w:sz w:val="24"/>
+          <w:szCs w:val="24"/>
+          <w:u w:val="none"/>
+          <w:lang w:val="en-IN" w:eastAsia="zh-CN" w:bidi="hi-IN"/>
+        </w:rPr>
+        <w:t># CREATE A TOPIC WITH PARTITIONS &amp; REPLICATION CONFIGURATIONS</w:t>
+      </w:r>
+    </w:p>
+    <w:p>
+      <w:pPr>
+        <w:pStyle w:val="BodyText"/>
+        <w:widowControl/>
+        <w:suppressAutoHyphens w:val="true"/>
+        <w:bidi w:val="0"/>
+        <w:spacing w:lineRule="auto" w:line="276" w:before="0" w:after="140"/>
+        <w:jc w:val="start"/>
+        <w:rPr>
+          <w:rFonts w:ascii="Liberation Sans" w:hAnsi="Liberation Sans" w:eastAsia="Noto Serif CJK SC" w:cs="FreeSans"/>
+          <w:b w:val="false"/>
+          <w:bCs w:val="false"/>
+          <w:i w:val="false"/>
+          <w:i w:val="false"/>
+          <w:caps w:val="false"/>
+          <w:smallCaps w:val="false"/>
+          <w:color w:val="000000"/>
+          <w:spacing w:val="0"/>
+          <w:kern w:val="2"/>
+          <w:sz w:val="24"/>
+          <w:szCs w:val="24"/>
+          <w:u w:val="none"/>
+          <w:lang w:val="en-IN" w:eastAsia="zh-CN" w:bidi="hi-IN"/>
+        </w:rPr>
+      </w:pPr>
+      <w:r>
+        <w:rPr>
+          <w:rStyle w:val="SourceText"/>
+          <w:rFonts w:eastAsia="Noto Serif CJK SC" w:cs="FreeSans" w:ascii="FreeMono" w:hAnsi="FreeMono"/>
+          <w:b w:val="false"/>
+          <w:bCs w:val="false"/>
+          <w:i w:val="false"/>
+          <w:caps w:val="false"/>
+          <w:smallCaps w:val="false"/>
+          <w:color w:val="000000"/>
+          <w:spacing w:val="0"/>
+          <w:kern w:val="2"/>
+          <w:sz w:val="24"/>
+          <w:szCs w:val="24"/>
+          <w:u w:val="none"/>
+          <w:lang w:val="en-IN" w:eastAsia="zh-CN" w:bidi="hi-IN"/>
+        </w:rPr>
+        <w:t>kafka-topics.sh --create --topic &lt;topic_name&gt; --partitions &lt;desired_partition_number&gt; --</w:t>
+      </w:r>
+      <w:r>
+        <w:rPr>
+          <w:rStyle w:val="SourceText"/>
+          <w:rFonts w:eastAsia="Noto Serif CJK SC" w:cs="FreeSans" w:ascii="FreeMono" w:hAnsi="FreeMono"/>
+          <w:b w:val="false"/>
+          <w:bCs w:val="false"/>
+          <w:i w:val="false"/>
+          <w:caps w:val="false"/>
+          <w:smallCaps w:val="false"/>
+          <w:color w:val="000000"/>
+          <w:spacing w:val="0"/>
+          <w:kern w:val="2"/>
+          <w:sz w:val="24"/>
+          <w:szCs w:val="24"/>
+          <w:u w:val="none"/>
+          <w:lang w:val="en-IN" w:eastAsia="zh-CN" w:bidi="hi-IN"/>
+        </w:rPr>
+        <w:t xml:space="preserve">replication-factor &lt;desired_replication_factor&gt; </w:t>
+      </w:r>
+      <w:r>
+        <w:rPr>
+          <w:rStyle w:val="SourceText"/>
+          <w:rFonts w:eastAsia="Noto Serif CJK SC" w:cs="FreeSans" w:ascii="FreeMono" w:hAnsi="FreeMono"/>
+          <w:b w:val="false"/>
+          <w:bCs w:val="false"/>
+          <w:i w:val="false"/>
+          <w:caps w:val="false"/>
+          <w:smallCaps w:val="false"/>
+          <w:color w:val="000000"/>
+          <w:spacing w:val="0"/>
+          <w:kern w:val="2"/>
+          <w:sz w:val="24"/>
+          <w:szCs w:val="24"/>
+          <w:u w:val="none"/>
+          <w:lang w:val="en-IN" w:eastAsia="zh-CN" w:bidi="hi-IN"/>
+        </w:rPr>
+        <w:t>--bootstrap-server &lt;broker_address:port&gt;</w:t>
+      </w:r>
+    </w:p>
+    <w:p>
+      <w:pPr>
+        <w:pStyle w:val="BodyText"/>
+        <w:widowControl/>
+        <w:suppressAutoHyphens w:val="true"/>
+        <w:bidi w:val="0"/>
+        <w:spacing w:lineRule="auto" w:line="276" w:before="0" w:after="140"/>
+        <w:jc w:val="start"/>
+        <w:rPr>
+          <w:rFonts w:ascii="Liberation Sans" w:hAnsi="Liberation Sans" w:eastAsia="Noto Serif CJK SC" w:cs="FreeSans"/>
+          <w:b w:val="false"/>
+          <w:bCs w:val="false"/>
+          <w:i w:val="false"/>
+          <w:i w:val="false"/>
+          <w:caps w:val="false"/>
+          <w:smallCaps w:val="false"/>
+          <w:color w:val="000000"/>
+          <w:spacing w:val="0"/>
+          <w:kern w:val="2"/>
+          <w:sz w:val="24"/>
+          <w:szCs w:val="24"/>
+          <w:u w:val="none"/>
+          <w:lang w:val="en-IN" w:eastAsia="zh-CN" w:bidi="hi-IN"/>
+        </w:rPr>
+      </w:pPr>
+      <w:r>
+        <w:rPr>
+          <w:rStyle w:val="SourceText"/>
+          <w:rFonts w:eastAsia="Noto Serif CJK SC" w:cs="FreeSans" w:ascii="FreeMono" w:hAnsi="FreeMono"/>
+          <w:b w:val="false"/>
+          <w:bCs w:val="false"/>
+          <w:i w:val="false"/>
+          <w:caps w:val="false"/>
+          <w:smallCaps w:val="false"/>
+          <w:color w:val="000000"/>
+          <w:spacing w:val="0"/>
+          <w:kern w:val="2"/>
+          <w:sz w:val="24"/>
+          <w:szCs w:val="24"/>
+          <w:u w:val="none"/>
+          <w:lang w:val="en-IN" w:eastAsia="zh-CN" w:bidi="hi-IN"/>
+        </w:rPr>
+        <w:t># CREATE A TOPIC WITH KEY:VALUE CONFIGURATION</w:t>
+      </w:r>
+    </w:p>
+    <w:p>
+      <w:pPr>
+        <w:pStyle w:val="BodyText"/>
+        <w:widowControl/>
+        <w:suppressAutoHyphens w:val="true"/>
+        <w:bidi w:val="0"/>
+        <w:jc w:val="start"/>
+        <w:rPr/>
+      </w:pPr>
+      <w:r>
+        <w:rPr>
+          <w:rStyle w:val="SourceText"/>
+          <w:rFonts w:eastAsia="Noto Serif CJK SC" w:cs="FreeSans" w:ascii="FreeMono" w:hAnsi="FreeMono"/>
+          <w:b w:val="false"/>
+          <w:bCs w:val="false"/>
+          <w:i w:val="false"/>
+          <w:caps w:val="false"/>
+          <w:smallCaps w:val="false"/>
+          <w:color w:val="000000"/>
+          <w:spacing w:val="0"/>
+          <w:kern w:val="2"/>
+          <w:sz w:val="24"/>
+          <w:szCs w:val="24"/>
+          <w:u w:val="none"/>
+          <w:lang w:val="en-IN" w:eastAsia="zh-CN" w:bidi="hi-IN"/>
+        </w:rPr>
+        <w:t>kafka-console-producer.sh --topic &lt;</w:t>
+      </w:r>
+      <w:r>
+        <w:rPr>
+          <w:rStyle w:val="SourceText"/>
+          <w:rFonts w:eastAsia="Noto Serif CJK SC" w:cs="FreeSans" w:ascii="FreeMono" w:hAnsi="FreeMono"/>
+          <w:b w:val="false"/>
+          <w:bCs w:val="false"/>
+          <w:i w:val="false"/>
+          <w:caps w:val="false"/>
+          <w:smallCaps w:val="false"/>
+          <w:color w:val="000000"/>
+          <w:spacing w:val="0"/>
+          <w:kern w:val="2"/>
+          <w:sz w:val="24"/>
+          <w:szCs w:val="24"/>
+          <w:u w:val="none"/>
+          <w:lang w:val="en-IN" w:eastAsia="zh-CN" w:bidi="hi-IN"/>
+        </w:rPr>
+        <w:t>topic_name&gt;</w:t>
+      </w:r>
+      <w:r>
+        <w:rPr>
+          <w:rStyle w:val="SourceText"/>
+          <w:rFonts w:eastAsia="Noto Serif CJK SC" w:cs="FreeSans" w:ascii="FreeMono" w:hAnsi="FreeMono"/>
+          <w:b w:val="false"/>
+          <w:bCs w:val="false"/>
+          <w:i w:val="false"/>
+          <w:caps w:val="false"/>
+          <w:smallCaps w:val="false"/>
+          <w:color w:val="000000"/>
+          <w:spacing w:val="0"/>
+          <w:kern w:val="2"/>
+          <w:sz w:val="24"/>
+          <w:szCs w:val="24"/>
+          <w:u w:val="none"/>
+          <w:lang w:val="en-IN" w:eastAsia="zh-CN" w:bidi="hi-IN"/>
+        </w:rPr>
+        <w:t xml:space="preserve"> --property parse.key=true --property key.separator=&lt;</w:t>
+      </w:r>
+      <w:r>
+        <w:rPr>
+          <w:rStyle w:val="SourceText"/>
+          <w:rFonts w:eastAsia="Noto Serif CJK SC" w:cs="FreeSans" w:ascii="FreeMono" w:hAnsi="FreeMono"/>
+          <w:b w:val="false"/>
+          <w:bCs w:val="false"/>
+          <w:i w:val="false"/>
+          <w:caps w:val="false"/>
+          <w:smallCaps w:val="false"/>
+          <w:color w:val="000000"/>
+          <w:spacing w:val="0"/>
+          <w:kern w:val="2"/>
+          <w:sz w:val="24"/>
+          <w:szCs w:val="24"/>
+          <w:u w:val="none"/>
+          <w:lang w:val="en-IN" w:eastAsia="zh-CN" w:bidi="hi-IN"/>
+        </w:rPr>
+        <w:t>separator_symbol&gt;</w:t>
+      </w:r>
+      <w:r>
+        <w:rPr>
+          <w:rStyle w:val="SourceText"/>
+          <w:rFonts w:eastAsia="Noto Serif CJK SC" w:cs="FreeSans" w:ascii="FreeMono" w:hAnsi="FreeMono"/>
+          <w:b w:val="false"/>
+          <w:bCs w:val="false"/>
+          <w:i w:val="false"/>
+          <w:caps w:val="false"/>
+          <w:smallCaps w:val="false"/>
+          <w:color w:val="000000"/>
+          <w:spacing w:val="0"/>
+          <w:kern w:val="2"/>
+          <w:sz w:val="24"/>
+          <w:szCs w:val="24"/>
+          <w:u w:val="none"/>
+          <w:lang w:val="en-IN" w:eastAsia="zh-CN" w:bidi="hi-IN"/>
+        </w:rPr>
+        <w:t xml:space="preserve"> --bootstrap-server &lt;broker_address:port&gt;</w:t>
+      </w:r>
+    </w:p>
+    <w:p>
+      <w:pPr>
+        <w:pStyle w:val="BodyText"/>
+        <w:widowControl/>
+        <w:suppressAutoHyphens w:val="true"/>
+        <w:bidi w:val="0"/>
+        <w:jc w:val="start"/>
+        <w:rPr/>
+      </w:pPr>
+      <w:r>
+        <w:rPr>
+          <w:rStyle w:val="SourceText"/>
+          <w:rFonts w:eastAsia="Noto Serif CJK SC" w:cs="FreeSans" w:ascii="FreeMono" w:hAnsi="FreeMono"/>
+          <w:b w:val="false"/>
+          <w:bCs w:val="false"/>
+          <w:i w:val="false"/>
+          <w:caps w:val="false"/>
+          <w:smallCaps w:val="false"/>
+          <w:color w:val="000000"/>
+          <w:spacing w:val="0"/>
+          <w:kern w:val="2"/>
+          <w:sz w:val="24"/>
+          <w:szCs w:val="24"/>
+          <w:u w:val="none"/>
+          <w:lang w:val="en-IN" w:eastAsia="zh-CN" w:bidi="hi-IN"/>
+        </w:rPr>
+        <w:t xml:space="preserve">Example - </w:t>
+      </w:r>
+      <w:r>
+        <w:rPr>
+          <w:rStyle w:val="SourceText"/>
+          <w:rFonts w:eastAsia="Noto Serif CJK SC" w:cs="FreeSans" w:ascii="FreeMono" w:hAnsi="FreeMono"/>
+          <w:b w:val="false"/>
+          <w:bCs w:val="false"/>
+          <w:i w:val="false"/>
+          <w:caps w:val="false"/>
+          <w:smallCaps w:val="false"/>
+          <w:color w:val="000000"/>
+          <w:spacing w:val="0"/>
+          <w:kern w:val="2"/>
+          <w:sz w:val="24"/>
+          <w:szCs w:val="24"/>
+          <w:u w:val="none"/>
+          <w:lang w:val="en-IN" w:eastAsia="zh-CN" w:bidi="hi-IN"/>
+        </w:rPr>
+        <w:t xml:space="preserve">kafka-console-producer.sh --topic </w:t>
+      </w:r>
+      <w:r>
+        <w:rPr>
+          <w:rStyle w:val="SourceText"/>
+          <w:rFonts w:eastAsia="Noto Serif CJK SC" w:cs="FreeSans" w:ascii="FreeMono" w:hAnsi="FreeMono"/>
+          <w:b w:val="false"/>
+          <w:bCs w:val="false"/>
+          <w:i w:val="false"/>
+          <w:caps w:val="false"/>
+          <w:smallCaps w:val="false"/>
+          <w:color w:val="000000"/>
+          <w:spacing w:val="0"/>
+          <w:kern w:val="2"/>
+          <w:sz w:val="24"/>
+          <w:szCs w:val="24"/>
+          <w:u w:val="none"/>
+          <w:lang w:val="en-IN" w:eastAsia="zh-CN" w:bidi="hi-IN"/>
+        </w:rPr>
+        <w:t>first_topic</w:t>
+      </w:r>
+      <w:r>
+        <w:rPr>
+          <w:rStyle w:val="SourceText"/>
+          <w:rFonts w:eastAsia="Noto Serif CJK SC" w:cs="FreeSans" w:ascii="FreeMono" w:hAnsi="FreeMono"/>
+          <w:b w:val="false"/>
+          <w:bCs w:val="false"/>
+          <w:i w:val="false"/>
+          <w:caps w:val="false"/>
+          <w:smallCaps w:val="false"/>
+          <w:color w:val="000000"/>
+          <w:spacing w:val="0"/>
+          <w:kern w:val="2"/>
+          <w:sz w:val="24"/>
+          <w:szCs w:val="24"/>
+          <w:u w:val="none"/>
+          <w:lang w:val="en-IN" w:eastAsia="zh-CN" w:bidi="hi-IN"/>
+        </w:rPr>
+        <w:t xml:space="preserve"> --property parse.key=true --property key.separator=: --bootstrap-server </w:t>
+      </w:r>
+      <w:r>
+        <w:rPr>
+          <w:rStyle w:val="SourceText"/>
+          <w:rFonts w:eastAsia="Noto Serif CJK SC" w:cs="FreeSans" w:ascii="FreeMono" w:hAnsi="FreeMono"/>
+          <w:b w:val="false"/>
+          <w:bCs w:val="false"/>
+          <w:i w:val="false"/>
+          <w:caps w:val="false"/>
+          <w:smallCaps w:val="false"/>
+          <w:color w:val="000000"/>
+          <w:spacing w:val="0"/>
+          <w:kern w:val="2"/>
+          <w:sz w:val="24"/>
+          <w:szCs w:val="24"/>
+          <w:u w:val="none"/>
+          <w:lang w:val="en-IN" w:eastAsia="zh-CN" w:bidi="hi-IN"/>
+        </w:rPr>
+        <w:t>localhost</w:t>
+      </w:r>
+      <w:r>
+        <w:rPr>
+          <w:rStyle w:val="SourceText"/>
+          <w:rFonts w:eastAsia="Noto Serif CJK SC" w:cs="FreeSans" w:ascii="FreeMono" w:hAnsi="FreeMono"/>
+          <w:b w:val="false"/>
+          <w:bCs w:val="false"/>
+          <w:i w:val="false"/>
+          <w:caps w:val="false"/>
+          <w:smallCaps w:val="false"/>
+          <w:color w:val="000000"/>
+          <w:spacing w:val="0"/>
+          <w:kern w:val="2"/>
+          <w:sz w:val="24"/>
+          <w:szCs w:val="24"/>
+          <w:u w:val="none"/>
+          <w:lang w:val="en-IN" w:eastAsia="zh-CN" w:bidi="hi-IN"/>
+        </w:rPr>
+        <w:t>:</w:t>
+      </w:r>
+      <w:r>
+        <w:rPr>
+          <w:rStyle w:val="SourceText"/>
+          <w:rFonts w:eastAsia="Noto Serif CJK SC" w:cs="FreeSans" w:ascii="FreeMono" w:hAnsi="FreeMono"/>
+          <w:b w:val="false"/>
+          <w:bCs w:val="false"/>
+          <w:i w:val="false"/>
+          <w:caps w:val="false"/>
+          <w:smallCaps w:val="false"/>
+          <w:color w:val="000000"/>
+          <w:spacing w:val="0"/>
+          <w:kern w:val="2"/>
+          <w:sz w:val="24"/>
+          <w:szCs w:val="24"/>
+          <w:u w:val="none"/>
+          <w:lang w:val="en-IN" w:eastAsia="zh-CN" w:bidi="hi-IN"/>
+        </w:rPr>
+        <w:t>9092</w:t>
+      </w:r>
+    </w:p>
+    <w:p>
+      <w:pPr>
+        <w:pStyle w:val="BodyText"/>
+        <w:widowControl/>
+        <w:suppressAutoHyphens w:val="true"/>
+        <w:bidi w:val="0"/>
+        <w:jc w:val="start"/>
+        <w:rPr/>
+      </w:pPr>
+      <w:r>
+        <w:rPr>
+          <w:rStyle w:val="SourceText"/>
+          <w:rFonts w:eastAsia="Noto Serif CJK SC" w:cs="FreeSans" w:ascii="FreeMono" w:hAnsi="FreeMono"/>
+          <w:b w:val="false"/>
+          <w:bCs w:val="false"/>
+          <w:i w:val="false"/>
+          <w:caps w:val="false"/>
+          <w:smallCaps w:val="false"/>
+          <w:color w:val="000000"/>
+          <w:spacing w:val="0"/>
+          <w:kern w:val="2"/>
+          <w:sz w:val="24"/>
+          <w:szCs w:val="24"/>
+          <w:u w:val="none"/>
+          <w:lang w:val="en-IN" w:eastAsia="zh-CN" w:bidi="hi-IN"/>
+        </w:rPr>
+        <w:t>&gt;example key:example value</w:t>
+      </w:r>
+    </w:p>
+    <w:p>
+      <w:pPr>
+        <w:pStyle w:val="BodyText"/>
+        <w:widowControl/>
+        <w:suppressAutoHyphens w:val="true"/>
+        <w:bidi w:val="0"/>
+        <w:jc w:val="start"/>
+        <w:rPr/>
+      </w:pPr>
+      <w:r>
+        <w:rPr>
+          <w:rStyle w:val="SourceText"/>
+          <w:rFonts w:eastAsia="Noto Serif CJK SC" w:cs="FreeSans" w:ascii="FreeMono" w:hAnsi="FreeMono"/>
+          <w:b w:val="false"/>
+          <w:bCs w:val="false"/>
+          <w:i w:val="false"/>
+          <w:caps w:val="false"/>
+          <w:smallCaps w:val="false"/>
+          <w:color w:val="000000"/>
+          <w:spacing w:val="0"/>
+          <w:kern w:val="2"/>
+          <w:sz w:val="24"/>
+          <w:szCs w:val="24"/>
+          <w:u w:val="none"/>
+          <w:lang w:val="en-IN" w:eastAsia="zh-CN" w:bidi="hi-IN"/>
+        </w:rPr>
+        <w:t>&gt;name:Stephane</w:t>
+      </w:r>
+    </w:p>
+    <w:p>
+      <w:pPr>
+        <w:pStyle w:val="BodyText"/>
+        <w:widowControl/>
+        <w:suppressAutoHyphens w:val="true"/>
+        <w:bidi w:val="0"/>
+        <w:spacing w:lineRule="auto" w:line="276" w:before="0" w:after="140"/>
+        <w:jc w:val="start"/>
+        <w:rPr>
+          <w:rFonts w:ascii="Liberation Sans" w:hAnsi="Liberation Sans" w:eastAsia="Noto Serif CJK SC" w:cs="FreeSans"/>
+          <w:b w:val="false"/>
+          <w:bCs w:val="false"/>
+          <w:i w:val="false"/>
+          <w:i w:val="false"/>
+          <w:caps w:val="false"/>
+          <w:smallCaps w:val="false"/>
+          <w:color w:val="000000"/>
+          <w:spacing w:val="0"/>
+          <w:kern w:val="2"/>
+          <w:sz w:val="24"/>
+          <w:szCs w:val="24"/>
+          <w:u w:val="none"/>
+          <w:lang w:val="en-IN" w:eastAsia="zh-CN" w:bidi="hi-IN"/>
+        </w:rPr>
+      </w:pPr>
+      <w:r>
+        <w:rPr>
+          <w:rStyle w:val="SourceText"/>
+          <w:rFonts w:eastAsia="Noto Serif CJK SC" w:cs="FreeSans" w:ascii="FreeMono" w:hAnsi="FreeMono"/>
+          <w:b w:val="false"/>
+          <w:bCs w:val="false"/>
+          <w:i w:val="false"/>
+          <w:caps w:val="false"/>
+          <w:smallCaps w:val="false"/>
+          <w:color w:val="000000"/>
+          <w:spacing w:val="0"/>
+          <w:kern w:val="2"/>
+          <w:sz w:val="24"/>
+          <w:szCs w:val="24"/>
+          <w:u w:val="none"/>
+          <w:lang w:val="en-IN" w:eastAsia="zh-CN" w:bidi="hi-IN"/>
+        </w:rPr>
+        <w:t># CONSUMER PROPERTY</w:t>
+      </w:r>
+    </w:p>
+    <w:p>
+      <w:pPr>
+        <w:pStyle w:val="BodyText"/>
+        <w:widowControl/>
+        <w:suppressAutoHyphens w:val="true"/>
+        <w:bidi w:val="0"/>
+        <w:spacing w:lineRule="auto" w:line="276" w:before="0" w:after="140"/>
+        <w:jc w:val="start"/>
+        <w:rPr>
+          <w:rFonts w:ascii="Liberation Sans" w:hAnsi="Liberation Sans" w:eastAsia="Noto Serif CJK SC" w:cs="FreeSans"/>
+          <w:b w:val="false"/>
+          <w:bCs w:val="false"/>
+          <w:i w:val="false"/>
+          <w:i w:val="false"/>
+          <w:caps w:val="false"/>
+          <w:smallCaps w:val="false"/>
+          <w:color w:val="000000"/>
+          <w:spacing w:val="0"/>
+          <w:kern w:val="2"/>
+          <w:sz w:val="24"/>
+          <w:szCs w:val="24"/>
+          <w:u w:val="none"/>
+          <w:lang w:val="en-IN" w:eastAsia="zh-CN" w:bidi="hi-IN"/>
+        </w:rPr>
+      </w:pPr>
+      <w:r>
+        <w:rPr>
+          <w:rStyle w:val="SourceText"/>
+          <w:rFonts w:eastAsia="Noto Serif CJK SC" w:cs="FreeSans" w:ascii="FreeMono" w:hAnsi="FreeMono"/>
+          <w:b w:val="false"/>
+          <w:bCs w:val="false"/>
+          <w:i w:val="false"/>
+          <w:caps w:val="false"/>
+          <w:smallCaps w:val="false"/>
+          <w:color w:val="000000"/>
+          <w:spacing w:val="0"/>
+          <w:kern w:val="2"/>
+          <w:sz w:val="24"/>
+          <w:szCs w:val="24"/>
+          <w:u w:val="none"/>
+          <w:lang w:val="en-IN" w:eastAsia="zh-CN" w:bidi="hi-IN"/>
+        </w:rPr>
+        <w:t>kafka-console-consumer.sh --bootstrap-server localhost:9092 --topic new_topic_2 --formatter org.apache.kafka.tools.consumer.DefaultMessageFormatter --property print.timestamp=true --property print.key=true --property print.value=true --property print.partition=true --from-beginning</w:t>
+      </w:r>
+    </w:p>
+    <w:p>
+      <w:pPr>
+        <w:pStyle w:val="BodyText"/>
+        <w:widowControl/>
+        <w:suppressAutoHyphens w:val="true"/>
+        <w:bidi w:val="0"/>
+        <w:spacing w:lineRule="auto" w:line="276" w:before="0" w:after="140"/>
+        <w:jc w:val="start"/>
+        <w:rPr>
+          <w:rFonts w:ascii="Liberation Sans" w:hAnsi="Liberation Sans" w:eastAsia="Noto Serif CJK SC" w:cs="FreeSans"/>
+          <w:b w:val="false"/>
+          <w:bCs w:val="false"/>
+          <w:i w:val="false"/>
+          <w:i w:val="false"/>
+          <w:caps w:val="false"/>
+          <w:smallCaps w:val="false"/>
+          <w:color w:val="000000"/>
+          <w:spacing w:val="0"/>
+          <w:kern w:val="2"/>
+          <w:sz w:val="24"/>
+          <w:szCs w:val="24"/>
+          <w:u w:val="none"/>
+          <w:lang w:val="en-IN" w:eastAsia="zh-CN" w:bidi="hi-IN"/>
+        </w:rPr>
+      </w:pPr>
+      <w:r>
+        <w:rPr>
+          <w:rStyle w:val="SourceText"/>
+          <w:rFonts w:eastAsia="Noto Serif CJK SC" w:cs="FreeSans" w:ascii="FreeMono" w:hAnsi="FreeMono"/>
+          <w:b w:val="false"/>
+          <w:bCs w:val="false"/>
+          <w:i w:val="false"/>
+          <w:caps w:val="false"/>
+          <w:smallCaps w:val="false"/>
+          <w:color w:val="000000"/>
+          <w:spacing w:val="0"/>
+          <w:kern w:val="2"/>
+          <w:sz w:val="24"/>
+          <w:szCs w:val="24"/>
+          <w:u w:val="none"/>
+          <w:lang w:val="en-IN" w:eastAsia="zh-CN" w:bidi="hi-IN"/>
+        </w:rPr>
+        <w:t># DESCRIBE THE TOPIC</w:t>
+      </w:r>
+    </w:p>
+    <w:p>
+      <w:pPr>
+        <w:pStyle w:val="BodyText"/>
+        <w:widowControl/>
+        <w:suppressAutoHyphens w:val="true"/>
+        <w:bidi w:val="0"/>
+        <w:spacing w:lineRule="auto" w:line="276" w:before="0" w:after="140"/>
+        <w:jc w:val="start"/>
+        <w:rPr>
+          <w:rFonts w:ascii="Liberation Sans" w:hAnsi="Liberation Sans" w:eastAsia="Noto Serif CJK SC" w:cs="FreeSans"/>
+          <w:b w:val="false"/>
+          <w:bCs w:val="false"/>
+          <w:i w:val="false"/>
+          <w:i w:val="false"/>
+          <w:caps w:val="false"/>
+          <w:smallCaps w:val="false"/>
+          <w:color w:val="000000"/>
+          <w:spacing w:val="0"/>
+          <w:kern w:val="2"/>
+          <w:sz w:val="24"/>
+          <w:szCs w:val="24"/>
+          <w:u w:val="none"/>
+          <w:lang w:val="en-IN" w:eastAsia="zh-CN" w:bidi="hi-IN"/>
+        </w:rPr>
+      </w:pPr>
+      <w:r>
+        <w:rPr>
+          <w:rStyle w:val="SourceText"/>
+          <w:rFonts w:eastAsia="Noto Serif CJK SC" w:cs="FreeSans" w:ascii="FreeMono" w:hAnsi="FreeMono"/>
+          <w:b w:val="false"/>
+          <w:bCs w:val="false"/>
+          <w:i w:val="false"/>
+          <w:caps w:val="false"/>
+          <w:smallCaps w:val="false"/>
+          <w:color w:val="000000"/>
+          <w:spacing w:val="0"/>
+          <w:kern w:val="2"/>
+          <w:sz w:val="24"/>
+          <w:szCs w:val="24"/>
+          <w:u w:val="none"/>
+          <w:lang w:val="en-IN" w:eastAsia="zh-CN" w:bidi="hi-IN"/>
+        </w:rPr>
+        <w:t>kafka-topics.sh --</w:t>
+      </w:r>
+      <w:r>
+        <w:rPr>
+          <w:rStyle w:val="SourceText"/>
+          <w:rFonts w:eastAsia="Noto Serif CJK SC" w:cs="FreeSans" w:ascii="FreeMono" w:hAnsi="FreeMono"/>
+          <w:b w:val="false"/>
+          <w:bCs w:val="false"/>
+          <w:i w:val="false"/>
+          <w:caps w:val="false"/>
+          <w:smallCaps w:val="false"/>
+          <w:color w:val="000000"/>
+          <w:spacing w:val="0"/>
+          <w:kern w:val="2"/>
+          <w:sz w:val="24"/>
+          <w:szCs w:val="24"/>
+          <w:u w:val="none"/>
+          <w:lang w:val="en-IN" w:eastAsia="zh-CN" w:bidi="hi-IN"/>
+        </w:rPr>
+        <w:t>describe</w:t>
+      </w:r>
+      <w:r>
+        <w:rPr>
+          <w:rStyle w:val="SourceText"/>
+          <w:rFonts w:eastAsia="Noto Serif CJK SC" w:cs="FreeSans" w:ascii="FreeMono" w:hAnsi="FreeMono"/>
+          <w:b w:val="false"/>
+          <w:bCs w:val="false"/>
+          <w:i w:val="false"/>
+          <w:caps w:val="false"/>
+          <w:smallCaps w:val="false"/>
+          <w:color w:val="000000"/>
+          <w:spacing w:val="0"/>
+          <w:kern w:val="2"/>
+          <w:sz w:val="24"/>
+          <w:szCs w:val="24"/>
+          <w:u w:val="none"/>
+          <w:lang w:val="en-IN" w:eastAsia="zh-CN" w:bidi="hi-IN"/>
+        </w:rPr>
+        <w:t xml:space="preserve"> --topic &lt;topic_name&gt; --bootstrap-server &lt;broker_address:port&gt;</w:t>
+      </w:r>
+    </w:p>
+    <w:p>
+      <w:pPr>
+        <w:pStyle w:val="BodyText"/>
+        <w:widowControl/>
+        <w:suppressAutoHyphens w:val="true"/>
+        <w:bidi w:val="0"/>
+        <w:spacing w:lineRule="auto" w:line="276" w:before="0" w:after="140"/>
+        <w:jc w:val="start"/>
+        <w:rPr>
+          <w:rFonts w:ascii="Liberation Sans" w:hAnsi="Liberation Sans" w:eastAsia="Noto Serif CJK SC" w:cs="FreeSans"/>
+          <w:b w:val="false"/>
+          <w:bCs w:val="false"/>
+          <w:i w:val="false"/>
+          <w:i w:val="false"/>
+          <w:caps w:val="false"/>
+          <w:smallCaps w:val="false"/>
+          <w:color w:val="000000"/>
+          <w:spacing w:val="0"/>
+          <w:kern w:val="2"/>
+          <w:sz w:val="24"/>
+          <w:szCs w:val="24"/>
+          <w:u w:val="none"/>
+          <w:lang w:val="en-IN" w:eastAsia="zh-CN" w:bidi="hi-IN"/>
+        </w:rPr>
+      </w:pPr>
+      <w:r>
+        <w:rPr>
+          <w:rStyle w:val="SourceText"/>
+          <w:rFonts w:eastAsia="Noto Serif CJK SC" w:cs="FreeSans" w:ascii="FreeMono" w:hAnsi="FreeMono"/>
+          <w:b w:val="false"/>
+          <w:bCs w:val="false"/>
+          <w:i w:val="false"/>
+          <w:caps w:val="false"/>
+          <w:smallCaps w:val="false"/>
+          <w:color w:val="000000"/>
+          <w:spacing w:val="0"/>
+          <w:kern w:val="2"/>
+          <w:sz w:val="24"/>
+          <w:szCs w:val="24"/>
+          <w:u w:val="none"/>
+          <w:lang w:val="en-IN" w:eastAsia="zh-CN" w:bidi="hi-IN"/>
+        </w:rPr>
+        <w:t># DELETE A TOPIC</w:t>
+      </w:r>
+    </w:p>
+    <w:p>
+      <w:pPr>
+        <w:pStyle w:val="BodyText"/>
+        <w:widowControl/>
+        <w:suppressAutoHyphens w:val="true"/>
+        <w:bidi w:val="0"/>
+        <w:spacing w:lineRule="auto" w:line="276" w:before="0" w:after="140"/>
+        <w:jc w:val="start"/>
+        <w:rPr>
+          <w:rFonts w:ascii="Liberation Sans" w:hAnsi="Liberation Sans" w:eastAsia="Noto Serif CJK SC" w:cs="FreeSans"/>
+          <w:b w:val="false"/>
+          <w:bCs w:val="false"/>
+          <w:i w:val="false"/>
+          <w:i w:val="false"/>
+          <w:caps w:val="false"/>
+          <w:smallCaps w:val="false"/>
+          <w:color w:val="000000"/>
+          <w:spacing w:val="0"/>
+          <w:kern w:val="2"/>
+          <w:sz w:val="24"/>
+          <w:szCs w:val="24"/>
+          <w:u w:val="none"/>
+          <w:lang w:val="en-IN" w:eastAsia="zh-CN" w:bidi="hi-IN"/>
+        </w:rPr>
+      </w:pPr>
+      <w:r>
+        <w:rPr>
+          <w:rStyle w:val="SourceText"/>
+          <w:rFonts w:eastAsia="Noto Serif CJK SC" w:cs="FreeSans" w:ascii="FreeMono" w:hAnsi="FreeMono"/>
+          <w:b w:val="false"/>
+          <w:bCs w:val="false"/>
+          <w:i w:val="false"/>
+          <w:caps w:val="false"/>
+          <w:smallCaps w:val="false"/>
+          <w:color w:val="000000"/>
+          <w:spacing w:val="0"/>
+          <w:kern w:val="2"/>
+          <w:sz w:val="24"/>
+          <w:szCs w:val="24"/>
+          <w:u w:val="none"/>
+          <w:lang w:val="en-IN" w:eastAsia="zh-CN" w:bidi="hi-IN"/>
+        </w:rPr>
+        <w:t>kafka-topics.sh --</w:t>
+      </w:r>
+      <w:r>
+        <w:rPr>
+          <w:rStyle w:val="SourceText"/>
+          <w:rFonts w:eastAsia="Noto Serif CJK SC" w:cs="FreeSans" w:ascii="FreeMono" w:hAnsi="FreeMono"/>
+          <w:b w:val="false"/>
+          <w:bCs w:val="false"/>
+          <w:i w:val="false"/>
+          <w:caps w:val="false"/>
+          <w:smallCaps w:val="false"/>
+          <w:color w:val="000000"/>
+          <w:spacing w:val="0"/>
+          <w:kern w:val="2"/>
+          <w:sz w:val="24"/>
+          <w:szCs w:val="24"/>
+          <w:u w:val="none"/>
+          <w:lang w:val="en-IN" w:eastAsia="zh-CN" w:bidi="hi-IN"/>
+        </w:rPr>
+        <w:t>delete</w:t>
+      </w:r>
+      <w:r>
+        <w:rPr>
+          <w:rStyle w:val="SourceText"/>
+          <w:rFonts w:eastAsia="Noto Serif CJK SC" w:cs="FreeSans" w:ascii="FreeMono" w:hAnsi="FreeMono"/>
+          <w:b w:val="false"/>
+          <w:bCs w:val="false"/>
+          <w:i w:val="false"/>
+          <w:caps w:val="false"/>
+          <w:smallCaps w:val="false"/>
+          <w:color w:val="000000"/>
+          <w:spacing w:val="0"/>
+          <w:kern w:val="2"/>
+          <w:sz w:val="24"/>
+          <w:szCs w:val="24"/>
+          <w:u w:val="none"/>
+          <w:lang w:val="en-IN" w:eastAsia="zh-CN" w:bidi="hi-IN"/>
+        </w:rPr>
+        <w:t xml:space="preserve"> --topic &lt;topic_name&gt; --bootstrap-server &lt;broker_address:port&gt;</w:t>
+      </w:r>
     </w:p>
     <w:sectPr>
+      <w:headerReference w:type="default" r:id="rId7"/>
+      <w:footerReference w:type="default" r:id="rId8"/>
       <w:type w:val="nextPage"/>
       <w:pgSz w:w="11906" w:h="16838"/>
-      <w:pgMar w:left="1134" w:right="1134" w:gutter="0" w:header="0" w:top="1134" w:footer="0" w:bottom="1134"/>
+      <w:pgMar w:left="1134" w:right="1134" w:gutter="0" w:header="1134" w:top="1417" w:footer="1134" w:bottom="1693"/>
       <w:pgNumType w:fmt="decimal"/>
       <w:formProt w:val="false"/>
       <w:textDirection w:val="lrTb"/>
@@ -8638,6 +12418,54 @@
 </w:document>
 </file>
 
+<file path=word/footer1.xml><?xml version="1.0" encoding="utf-8"?>
+<w:ftr xmlns:o="urn:schemas-microsoft-com:office:office" xmlns:r="http://schemas.openxmlformats.org/officeDocument/2006/relationships" xmlns:v="urn:schemas-microsoft-com:vml" xmlns:w="http://schemas.openxmlformats.org/wordprocessingml/2006/main" xmlns:w10="urn:schemas-microsoft-com:office:word" xmlns:wp="http://schemas.openxmlformats.org/drawingml/2006/wordprocessingDrawing" xmlns:wps="http://schemas.microsoft.com/office/word/2010/wordprocessingShape" xmlns:wpg="http://schemas.microsoft.com/office/word/2010/wordprocessingGroup" xmlns:mc="http://schemas.openxmlformats.org/markup-compatibility/2006" xmlns:wp14="http://schemas.microsoft.com/office/word/2010/wordprocessingDrawing" xmlns:w14="http://schemas.microsoft.com/office/word/2010/wordml" xmlns:w15="http://schemas.microsoft.com/office/word/2012/wordml" mc:Ignorable="w14 wp14 w15">
+  <w:p>
+    <w:pPr>
+      <w:pStyle w:val="Footer"/>
+      <w:jc w:val="center"/>
+      <w:rPr/>
+    </w:pPr>
+    <w:bookmarkStart w:id="45" w:name="PageNumWizard_FOOTER_Default_Page_Style1"/>
+    <w:r>
+      <w:rPr/>
+      <w:fldChar w:fldCharType="begin"/>
+    </w:r>
+    <w:r>
+      <w:rPr/>
+      <w:instrText xml:space="preserve"> PAGE </w:instrText>
+    </w:r>
+    <w:r>
+      <w:rPr/>
+      <w:fldChar w:fldCharType="separate"/>
+    </w:r>
+    <w:r>
+      <w:rPr/>
+      <w:t>13</w:t>
+    </w:r>
+    <w:r>
+      <w:rPr/>
+      <w:fldChar w:fldCharType="end"/>
+    </w:r>
+    <w:bookmarkEnd w:id="45"/>
+  </w:p>
+</w:ftr>
+</file>
+
+<file path=word/header1.xml><?xml version="1.0" encoding="utf-8"?>
+<w:hdr xmlns:o="urn:schemas-microsoft-com:office:office" xmlns:r="http://schemas.openxmlformats.org/officeDocument/2006/relationships" xmlns:v="urn:schemas-microsoft-com:vml" xmlns:w="http://schemas.openxmlformats.org/wordprocessingml/2006/main" xmlns:w10="urn:schemas-microsoft-com:office:word" xmlns:wp="http://schemas.openxmlformats.org/drawingml/2006/wordprocessingDrawing" xmlns:wps="http://schemas.microsoft.com/office/word/2010/wordprocessingShape" xmlns:wpg="http://schemas.microsoft.com/office/word/2010/wordprocessingGroup" xmlns:mc="http://schemas.openxmlformats.org/markup-compatibility/2006" xmlns:wp14="http://schemas.microsoft.com/office/word/2010/wordprocessingDrawing" xmlns:w14="http://schemas.microsoft.com/office/word/2010/wordml" xmlns:w15="http://schemas.microsoft.com/office/word/2012/wordml" mc:Ignorable="w14 wp14 w15">
+  <w:p>
+    <w:pPr>
+      <w:pStyle w:val="Header"/>
+      <w:rPr/>
+    </w:pPr>
+    <w:r>
+      <w:rPr/>
+    </w:r>
+  </w:p>
+</w:hdr>
+</file>
+
 <file path=word/numbering.xml><?xml version="1.0" encoding="utf-8"?>
 <w:numbering xmlns:w="http://schemas.openxmlformats.org/wordprocessingml/2006/main" xmlns:o="urn:schemas-microsoft-com:office:office" xmlns:r="http://schemas.openxmlformats.org/officeDocument/2006/relationships" xmlns:v="urn:schemas-microsoft-com:vml" xmlns:mc="http://schemas.openxmlformats.org/markup-compatibility/2006" xmlns:w14="http://schemas.microsoft.com/office/word/2010/wordml" mc:Ignorable="w14">
   <w:abstractNum w:abstractNumId="1">
@@ -8653,6 +12481,7 @@
         </w:tabs>
         <w:ind w:start="0" w:hanging="0"/>
       </w:pPr>
+      <w:rPr/>
     </w:lvl>
     <w:lvl w:ilvl="1">
       <w:start w:val="1"/>
@@ -8666,10 +12495,10 @@
         </w:tabs>
         <w:ind w:start="0" w:hanging="0"/>
       </w:pPr>
+      <w:rPr/>
     </w:lvl>
     <w:lvl w:ilvl="2">
       <w:start w:val="1"/>
-      <w:pStyle w:val="Heading3"/>
       <w:numFmt w:val="none"/>
       <w:suff w:val="nothing"/>
       <w:lvlText w:val=""/>
@@ -8680,6 +12509,7 @@
         </w:tabs>
         <w:ind w:start="0" w:hanging="0"/>
       </w:pPr>
+      <w:rPr/>
     </w:lvl>
     <w:lvl w:ilvl="3">
       <w:start w:val="1"/>
@@ -8693,10 +12523,10 @@
         </w:tabs>
         <w:ind w:start="0" w:hanging="0"/>
       </w:pPr>
+      <w:rPr/>
     </w:lvl>
     <w:lvl w:ilvl="4">
       <w:start w:val="1"/>
-      <w:pStyle w:val="Heading5"/>
       <w:numFmt w:val="none"/>
       <w:suff w:val="nothing"/>
       <w:lvlText w:val=""/>
@@ -8707,10 +12537,10 @@
         </w:tabs>
         <w:ind w:start="0" w:hanging="0"/>
       </w:pPr>
+      <w:rPr/>
     </w:lvl>
     <w:lvl w:ilvl="5">
       <w:start w:val="1"/>
-      <w:pStyle w:val="Heading6"/>
       <w:numFmt w:val="none"/>
       <w:suff w:val="nothing"/>
       <w:lvlText w:val=""/>
@@ -8721,10 +12551,10 @@
         </w:tabs>
         <w:ind w:start="0" w:hanging="0"/>
       </w:pPr>
+      <w:rPr/>
     </w:lvl>
     <w:lvl w:ilvl="6">
       <w:start w:val="1"/>
-      <w:pStyle w:val="Heading7"/>
       <w:numFmt w:val="none"/>
       <w:suff w:val="nothing"/>
       <w:lvlText w:val=""/>
@@ -8735,10 +12565,10 @@
         </w:tabs>
         <w:ind w:start="0" w:hanging="0"/>
       </w:pPr>
+      <w:rPr/>
     </w:lvl>
     <w:lvl w:ilvl="7">
       <w:start w:val="1"/>
-      <w:pStyle w:val="Heading8"/>
       <w:numFmt w:val="none"/>
       <w:suff w:val="nothing"/>
       <w:lvlText w:val=""/>
@@ -8749,10 +12579,10 @@
         </w:tabs>
         <w:ind w:start="0" w:hanging="0"/>
       </w:pPr>
+      <w:rPr/>
     </w:lvl>
     <w:lvl w:ilvl="8">
       <w:start w:val="1"/>
-      <w:pStyle w:val="Heading9"/>
       <w:numFmt w:val="none"/>
       <w:suff w:val="nothing"/>
       <w:lvlText w:val=""/>
@@ -8763,6 +12593,7 @@
         </w:tabs>
         <w:ind w:start="0" w:hanging="0"/>
       </w:pPr>
+      <w:rPr/>
     </w:lvl>
   </w:abstractNum>
   <w:abstractNum w:abstractNumId="2">
@@ -10820,6 +14651,244 @@
       <w:rPr>
         <w:rFonts w:ascii="OpenSymbol" w:hAnsi="OpenSymbol" w:cs="OpenSymbol" w:hint="default"/>
       </w:rPr>
+    </w:lvl>
+  </w:abstractNum>
+  <w:abstractNum w:abstractNumId="18">
+    <w:lvl w:ilvl="0">
+      <w:start w:val="1"/>
+      <w:numFmt w:val="decimal"/>
+      <w:lvlText w:val="%1."/>
+      <w:lvlJc w:val="start"/>
+      <w:pPr>
+        <w:tabs>
+          <w:tab w:val="num" w:pos="1429"/>
+        </w:tabs>
+        <w:ind w:start="1429" w:hanging="360"/>
+      </w:pPr>
+      <w:rPr/>
+    </w:lvl>
+    <w:lvl w:ilvl="1">
+      <w:start w:val="1"/>
+      <w:numFmt w:val="decimal"/>
+      <w:lvlText w:val="%2."/>
+      <w:lvlJc w:val="start"/>
+      <w:pPr>
+        <w:tabs>
+          <w:tab w:val="num" w:pos="1789"/>
+        </w:tabs>
+        <w:ind w:start="1789" w:hanging="360"/>
+      </w:pPr>
+      <w:rPr/>
+    </w:lvl>
+    <w:lvl w:ilvl="2">
+      <w:start w:val="1"/>
+      <w:numFmt w:val="decimal"/>
+      <w:lvlText w:val="%3."/>
+      <w:lvlJc w:val="start"/>
+      <w:pPr>
+        <w:tabs>
+          <w:tab w:val="num" w:pos="2149"/>
+        </w:tabs>
+        <w:ind w:start="2149" w:hanging="360"/>
+      </w:pPr>
+      <w:rPr/>
+    </w:lvl>
+    <w:lvl w:ilvl="3">
+      <w:start w:val="1"/>
+      <w:numFmt w:val="decimal"/>
+      <w:lvlText w:val="%4."/>
+      <w:lvlJc w:val="start"/>
+      <w:pPr>
+        <w:tabs>
+          <w:tab w:val="num" w:pos="2509"/>
+        </w:tabs>
+        <w:ind w:start="2509" w:hanging="360"/>
+      </w:pPr>
+      <w:rPr/>
+    </w:lvl>
+    <w:lvl w:ilvl="4">
+      <w:start w:val="1"/>
+      <w:numFmt w:val="decimal"/>
+      <w:lvlText w:val="%5."/>
+      <w:lvlJc w:val="start"/>
+      <w:pPr>
+        <w:tabs>
+          <w:tab w:val="num" w:pos="2869"/>
+        </w:tabs>
+        <w:ind w:start="2869" w:hanging="360"/>
+      </w:pPr>
+      <w:rPr/>
+    </w:lvl>
+    <w:lvl w:ilvl="5">
+      <w:start w:val="1"/>
+      <w:numFmt w:val="decimal"/>
+      <w:lvlText w:val="%6."/>
+      <w:lvlJc w:val="start"/>
+      <w:pPr>
+        <w:tabs>
+          <w:tab w:val="num" w:pos="3229"/>
+        </w:tabs>
+        <w:ind w:start="3229" w:hanging="360"/>
+      </w:pPr>
+      <w:rPr/>
+    </w:lvl>
+    <w:lvl w:ilvl="6">
+      <w:start w:val="1"/>
+      <w:numFmt w:val="decimal"/>
+      <w:lvlText w:val="%7."/>
+      <w:lvlJc w:val="start"/>
+      <w:pPr>
+        <w:tabs>
+          <w:tab w:val="num" w:pos="3589"/>
+        </w:tabs>
+        <w:ind w:start="3589" w:hanging="360"/>
+      </w:pPr>
+      <w:rPr/>
+    </w:lvl>
+    <w:lvl w:ilvl="7">
+      <w:start w:val="1"/>
+      <w:numFmt w:val="decimal"/>
+      <w:lvlText w:val="%8."/>
+      <w:lvlJc w:val="start"/>
+      <w:pPr>
+        <w:tabs>
+          <w:tab w:val="num" w:pos="3949"/>
+        </w:tabs>
+        <w:ind w:start="3949" w:hanging="360"/>
+      </w:pPr>
+      <w:rPr/>
+    </w:lvl>
+    <w:lvl w:ilvl="8">
+      <w:start w:val="1"/>
+      <w:numFmt w:val="decimal"/>
+      <w:lvlText w:val="%9."/>
+      <w:lvlJc w:val="start"/>
+      <w:pPr>
+        <w:tabs>
+          <w:tab w:val="num" w:pos="4309"/>
+        </w:tabs>
+        <w:ind w:start="4309" w:hanging="360"/>
+      </w:pPr>
+      <w:rPr/>
+    </w:lvl>
+  </w:abstractNum>
+  <w:abstractNum w:abstractNumId="19">
+    <w:lvl w:ilvl="0">
+      <w:start w:val="1"/>
+      <w:numFmt w:val="none"/>
+      <w:suff w:val="nothing"/>
+      <w:lvlText w:val=""/>
+      <w:lvlJc w:val="start"/>
+      <w:pPr>
+        <w:tabs>
+          <w:tab w:val="num" w:pos="0"/>
+        </w:tabs>
+        <w:ind w:start="0" w:hanging="0"/>
+      </w:pPr>
+    </w:lvl>
+    <w:lvl w:ilvl="1">
+      <w:start w:val="1"/>
+      <w:numFmt w:val="none"/>
+      <w:suff w:val="nothing"/>
+      <w:lvlText w:val=""/>
+      <w:lvlJc w:val="start"/>
+      <w:pPr>
+        <w:tabs>
+          <w:tab w:val="num" w:pos="0"/>
+        </w:tabs>
+        <w:ind w:start="0" w:hanging="0"/>
+      </w:pPr>
+    </w:lvl>
+    <w:lvl w:ilvl="2">
+      <w:start w:val="1"/>
+      <w:numFmt w:val="none"/>
+      <w:suff w:val="nothing"/>
+      <w:lvlText w:val=""/>
+      <w:lvlJc w:val="start"/>
+      <w:pPr>
+        <w:tabs>
+          <w:tab w:val="num" w:pos="0"/>
+        </w:tabs>
+        <w:ind w:start="0" w:hanging="0"/>
+      </w:pPr>
+    </w:lvl>
+    <w:lvl w:ilvl="3">
+      <w:start w:val="1"/>
+      <w:numFmt w:val="none"/>
+      <w:suff w:val="nothing"/>
+      <w:lvlText w:val=""/>
+      <w:lvlJc w:val="start"/>
+      <w:pPr>
+        <w:tabs>
+          <w:tab w:val="num" w:pos="0"/>
+        </w:tabs>
+        <w:ind w:start="0" w:hanging="0"/>
+      </w:pPr>
+    </w:lvl>
+    <w:lvl w:ilvl="4">
+      <w:start w:val="1"/>
+      <w:numFmt w:val="none"/>
+      <w:suff w:val="nothing"/>
+      <w:lvlText w:val=""/>
+      <w:lvlJc w:val="start"/>
+      <w:pPr>
+        <w:tabs>
+          <w:tab w:val="num" w:pos="0"/>
+        </w:tabs>
+        <w:ind w:start="0" w:hanging="0"/>
+      </w:pPr>
+    </w:lvl>
+    <w:lvl w:ilvl="5">
+      <w:start w:val="1"/>
+      <w:numFmt w:val="none"/>
+      <w:suff w:val="nothing"/>
+      <w:lvlText w:val=""/>
+      <w:lvlJc w:val="start"/>
+      <w:pPr>
+        <w:tabs>
+          <w:tab w:val="num" w:pos="0"/>
+        </w:tabs>
+        <w:ind w:start="0" w:hanging="0"/>
+      </w:pPr>
+    </w:lvl>
+    <w:lvl w:ilvl="6">
+      <w:start w:val="1"/>
+      <w:numFmt w:val="none"/>
+      <w:suff w:val="nothing"/>
+      <w:lvlText w:val=""/>
+      <w:lvlJc w:val="start"/>
+      <w:pPr>
+        <w:tabs>
+          <w:tab w:val="num" w:pos="0"/>
+        </w:tabs>
+        <w:ind w:start="0" w:hanging="0"/>
+      </w:pPr>
+    </w:lvl>
+    <w:lvl w:ilvl="7">
+      <w:start w:val="1"/>
+      <w:numFmt w:val="none"/>
+      <w:suff w:val="nothing"/>
+      <w:lvlText w:val=""/>
+      <w:lvlJc w:val="start"/>
+      <w:pPr>
+        <w:tabs>
+          <w:tab w:val="num" w:pos="0"/>
+        </w:tabs>
+        <w:ind w:start="0" w:hanging="0"/>
+      </w:pPr>
+    </w:lvl>
+    <w:lvl w:ilvl="8">
+      <w:start w:val="1"/>
+      <w:numFmt w:val="none"/>
+      <w:suff w:val="nothing"/>
+      <w:lvlText w:val=""/>
+      <w:lvlJc w:val="start"/>
+      <w:pPr>
+        <w:tabs>
+          <w:tab w:val="num" w:pos="0"/>
+        </w:tabs>
+        <w:ind w:start="0" w:hanging="0"/>
+      </w:pPr>
     </w:lvl>
   </w:abstractNum>
   <w:num w:numId="1">
@@ -10872,6 +14941,12 @@
   </w:num>
   <w:num w:numId="17">
     <w:abstractNumId w:val="17"/>
+  </w:num>
+  <w:num w:numId="18">
+    <w:abstractNumId w:val="18"/>
+  </w:num>
+  <w:num w:numId="19">
+    <w:abstractNumId w:val="19"/>
   </w:num>
 </w:numbering>
 </file>
@@ -11310,6 +15385,36 @@
       <w:szCs w:val="18"/>
     </w:rPr>
   </w:style>
+  <w:style w:type="paragraph" w:styleId="HeaderandFooter">
+    <w:name w:val="Header and Footer"/>
+    <w:basedOn w:val="Normal"/>
+    <w:qFormat/>
+    <w:pPr>
+      <w:suppressLineNumbers/>
+      <w:tabs>
+        <w:tab w:val="clear" w:pos="709"/>
+        <w:tab w:val="center" w:pos="4819" w:leader="none"/>
+        <w:tab w:val="right" w:pos="9638" w:leader="none"/>
+      </w:tabs>
+    </w:pPr>
+    <w:rPr/>
+  </w:style>
+  <w:style w:type="paragraph" w:styleId="Footer">
+    <w:name w:val="Footer"/>
+    <w:basedOn w:val="HeaderandFooter"/>
+    <w:pPr>
+      <w:suppressLineNumbers/>
+    </w:pPr>
+    <w:rPr/>
+  </w:style>
+  <w:style w:type="paragraph" w:styleId="Header">
+    <w:name w:val="Header"/>
+    <w:basedOn w:val="HeaderandFooter"/>
+    <w:pPr>
+      <w:suppressLineNumbers/>
+    </w:pPr>
+    <w:rPr/>
+  </w:style>
 </w:styles>
 </file>
 

--- a/Kafka_learning.docx
+++ b/Kafka_learning.docx
@@ -1021,6 +1021,11 @@
                 <w:rStyle w:val="IndexLink"/>
               </w:rPr>
               <w:t>Overview</w:t>
+            </w:r>
+            <w:r>
+              <w:rPr>
+                <w:rStyle w:val="IndexLink"/>
+              </w:rPr>
               <w:tab/>
               <w:t>2</w:t>
             </w:r>
@@ -6511,6 +6516,7 @@
       <w:r>
         <w:rPr>
           <w:rStyle w:val="SourceText"/>
+          <w:rFonts w:ascii="Liberation Serif" w:hAnsi="Liberation Serif"/>
         </w:rPr>
         <w:t>Finding and Stopping Kafka Processes on Port 9092</w:t>
       </w:r>
@@ -6724,7 +6730,7 @@
       <w:r>
         <w:rPr>
           <w:rStyle w:val="SourceText"/>
-          <w:rFonts w:eastAsia="Noto Sans CJK SC" w:cs="FreeSans"/>
+          <w:rFonts w:eastAsia="Noto Sans CJK SC" w:cs="FreeSans" w:ascii="Liberation Serif" w:hAnsi="Liberation Serif"/>
           <w:color w:val="auto"/>
           <w:kern w:val="2"/>
           <w:lang w:val="en-IN" w:eastAsia="zh-CN" w:bidi="hi-IN"/>
@@ -7308,28 +7314,7 @@
         <w:br/>
         <w:t xml:space="preserve"># the brokers. </w:t>
         <w:br/>
-      </w:r>
-      <w:r>
-        <w:rPr>
-          <w:rFonts w:eastAsia="Noto Serif CJK SC" w:cs="FreeSans" w:ascii="FreeMono" w:hAnsi="FreeMono"/>
-          <w:color w:val="auto"/>
-          <w:kern w:val="2"/>
-          <w:sz w:val="24"/>
-          <w:szCs w:val="24"/>
-          <w:lang w:val="en-IN" w:eastAsia="zh-CN" w:bidi="hi-IN"/>
-        </w:rPr>
-        <w:t xml:space="preserve"># </w:t>
-      </w:r>
-      <w:r>
-        <w:rPr>
-          <w:rFonts w:eastAsia="Noto Serif CJK SC" w:cs="FreeSans" w:ascii="FreeMono" w:hAnsi="FreeMono"/>
-          <w:color w:val="auto"/>
-          <w:kern w:val="2"/>
-          <w:sz w:val="24"/>
-          <w:szCs w:val="24"/>
-          <w:lang w:val="en-IN" w:eastAsia="zh-CN" w:bidi="hi-IN"/>
-        </w:rPr>
-        <w:t>num.partitions=1</w:t>
+        <w:t># num.partitions=1</w:t>
       </w:r>
     </w:p>
     <w:p>
@@ -7497,7 +7482,6 @@
     <w:p>
       <w:pPr>
         <w:pStyle w:val="BodyText"/>
-        <w:pBdr/>
         <w:ind w:hanging="0" w:start="1418" w:end="0"/>
         <w:rPr/>
       </w:pPr>
@@ -7524,7 +7508,6 @@
     <w:p>
       <w:pPr>
         <w:pStyle w:val="BodyText"/>
-        <w:pBdr/>
         <w:ind w:hanging="0" w:start="1418" w:end="0"/>
         <w:rPr/>
       </w:pPr>
@@ -7551,7 +7534,6 @@
     <w:p>
       <w:pPr>
         <w:pStyle w:val="BodyText"/>
-        <w:pBdr/>
         <w:ind w:hanging="0" w:start="1418" w:end="0"/>
         <w:rPr/>
       </w:pPr>
@@ -7606,7 +7588,6 @@
     <w:p>
       <w:pPr>
         <w:pStyle w:val="BodyText"/>
-        <w:pBdr/>
         <w:ind w:hanging="0" w:start="1418" w:end="0"/>
         <w:rPr/>
       </w:pPr>
@@ -7702,7 +7683,6 @@
     <w:p>
       <w:pPr>
         <w:pStyle w:val="BodyText"/>
-        <w:pBdr/>
         <w:ind w:hanging="0" w:start="1418" w:end="0"/>
         <w:rPr/>
       </w:pPr>
@@ -7743,6 +7723,7 @@
       <w:r>
         <w:rPr>
           <w:rStyle w:val="SourceText"/>
+          <w:rFonts w:ascii="Liberation Serif" w:hAnsi="Liberation Serif"/>
         </w:rPr>
         <w:t>Listing All Kafka Topics</w:t>
       </w:r>
@@ -8049,7 +8030,7 @@
       <w:r>
         <w:rPr>
           <w:rStyle w:val="SourceText"/>
-          <w:rFonts w:eastAsia="Noto Sans CJK SC" w:cs="FreeSans"/>
+          <w:rFonts w:eastAsia="Noto Sans CJK SC" w:cs="FreeSans" w:ascii="Liberation Serif" w:hAnsi="Liberation Serif"/>
           <w:color w:val="auto"/>
           <w:kern w:val="2"/>
           <w:lang w:val="en-IN" w:eastAsia="zh-CN" w:bidi="hi-IN"/>
@@ -8208,7 +8189,7 @@
           <w:rStyle w:val="Hyperlink"/>
           <w:u w:val="none"/>
           <w:kern w:val="2"/>
-          <w:rFonts w:ascii="Liberation Mono" w:hAnsi="Liberation Mono" w:eastAsia="Noto Sans CJK SC" w:cs="FreeSans"/>
+          <w:rFonts w:eastAsia="Noto Sans CJK SC" w:cs="FreeSans" w:ascii="Liberation Serif" w:hAnsi="Liberation Serif"/>
           <w:color w:val="auto"/>
           <w:lang w:val="en-IN" w:eastAsia="zh-CN" w:bidi="hi-IN"/>
         </w:rPr>
@@ -8219,7 +8200,7 @@
           <w:rStyle w:val="Hyperlink"/>
           <w:u w:val="none"/>
           <w:kern w:val="2"/>
-          <w:rFonts w:ascii="Liberation Mono" w:hAnsi="Liberation Mono" w:eastAsia="Noto Sans CJK SC" w:cs="FreeSans"/>
+          <w:rFonts w:eastAsia="Noto Sans CJK SC" w:cs="FreeSans" w:ascii="Liberation Serif" w:hAnsi="Liberation Serif"/>
           <w:color w:val="auto"/>
           <w:lang w:val="en-IN" w:eastAsia="zh-CN" w:bidi="hi-IN"/>
         </w:rPr>
@@ -8230,7 +8211,7 @@
       <w:r>
         <w:rPr>
           <w:rStyle w:val="Hyperlink"/>
-          <w:rFonts w:ascii="Liberation Mono" w:hAnsi="Liberation Mono" w:eastAsia="Noto Sans CJK SC" w:cs="FreeSans"/>
+          <w:rFonts w:eastAsia="Noto Sans CJK SC" w:cs="FreeSans" w:ascii="Liberation Serif" w:hAnsi="Liberation Serif"/>
           <w:color w:val="auto"/>
           <w:kern w:val="2"/>
           <w:u w:val="none"/>
@@ -8243,7 +8224,7 @@
           <w:rStyle w:val="Hyperlink"/>
           <w:u w:val="none"/>
           <w:kern w:val="2"/>
-          <w:rFonts w:ascii="Liberation Mono" w:hAnsi="Liberation Mono" w:eastAsia="Noto Sans CJK SC" w:cs="FreeSans"/>
+          <w:rFonts w:eastAsia="Noto Sans CJK SC" w:cs="FreeSans" w:ascii="Liberation Serif" w:hAnsi="Liberation Serif"/>
           <w:color w:val="auto"/>
           <w:lang w:val="en-IN" w:eastAsia="zh-CN" w:bidi="hi-IN"/>
         </w:rPr>
@@ -8575,7 +8556,7 @@
           <w:rStyle w:val="Hyperlink"/>
           <w:u w:val="none"/>
           <w:kern w:val="2"/>
-          <w:rFonts w:eastAsia="Noto Sans CJK SC" w:cs="FreeSans" w:ascii="Liberation Sans" w:hAnsi="Liberation Sans"/>
+          <w:rFonts w:eastAsia="Noto Sans CJK SC" w:cs="FreeSans" w:ascii="Liberation Serif" w:hAnsi="Liberation Serif"/>
           <w:color w:val="auto"/>
           <w:lang w:val="en-IN" w:eastAsia="zh-CN" w:bidi="hi-IN"/>
         </w:rPr>
@@ -8586,7 +8567,7 @@
           <w:rStyle w:val="Hyperlink"/>
           <w:u w:val="none"/>
           <w:kern w:val="2"/>
-          <w:rFonts w:eastAsia="Noto Sans CJK SC" w:cs="FreeSans" w:ascii="Liberation Sans" w:hAnsi="Liberation Sans"/>
+          <w:rFonts w:eastAsia="Noto Sans CJK SC" w:cs="FreeSans" w:ascii="Liberation Serif" w:hAnsi="Liberation Serif"/>
           <w:color w:val="auto"/>
           <w:lang w:val="en-IN" w:eastAsia="zh-CN" w:bidi="hi-IN"/>
         </w:rPr>
@@ -8597,7 +8578,7 @@
       <w:r>
         <w:rPr>
           <w:rStyle w:val="Hyperlink"/>
-          <w:rFonts w:eastAsia="Noto Sans CJK SC" w:cs="FreeSans" w:ascii="Liberation Sans" w:hAnsi="Liberation Sans"/>
+          <w:rFonts w:eastAsia="Noto Sans CJK SC" w:cs="FreeSans" w:ascii="Liberation Serif" w:hAnsi="Liberation Serif"/>
           <w:color w:val="auto"/>
           <w:kern w:val="2"/>
           <w:u w:val="none"/>
@@ -8610,7 +8591,7 @@
           <w:rStyle w:val="Hyperlink"/>
           <w:u w:val="none"/>
           <w:kern w:val="2"/>
-          <w:rFonts w:eastAsia="Noto Sans CJK SC" w:cs="FreeSans" w:ascii="Liberation Sans" w:hAnsi="Liberation Sans"/>
+          <w:rFonts w:eastAsia="Noto Sans CJK SC" w:cs="FreeSans" w:ascii="Liberation Serif" w:hAnsi="Liberation Serif"/>
           <w:color w:val="auto"/>
           <w:lang w:val="en-IN" w:eastAsia="zh-CN" w:bidi="hi-IN"/>
         </w:rPr>
@@ -9128,7 +9109,19 @@
         </w:rPr>
       </w:pPr>
       <w:r>
-        <w:rPr/>
+        <w:rPr>
+          <w:rFonts w:eastAsia="Noto Serif CJK SC" w:cs="FreeSans" w:ascii="Liberation Sans" w:hAnsi="Liberation Sans"/>
+          <w:b w:val="false"/>
+          <w:i w:val="false"/>
+          <w:caps w:val="false"/>
+          <w:smallCaps w:val="false"/>
+          <w:color w:val="000000"/>
+          <w:spacing w:val="0"/>
+          <w:kern w:val="2"/>
+          <w:sz w:val="24"/>
+          <w:szCs w:val="24"/>
+          <w:lang w:val="en-IN" w:eastAsia="zh-CN" w:bidi="hi-IN"/>
+        </w:rPr>
       </w:r>
     </w:p>
     <w:p>
@@ -9154,7 +9147,7 @@
           <w:rStyle w:val="Hyperlink"/>
           <w:u w:val="none"/>
           <w:kern w:val="2"/>
-          <w:rFonts w:eastAsia="Noto Sans CJK SC" w:cs="FreeSans" w:ascii="Liberation Sans" w:hAnsi="Liberation Sans"/>
+          <w:rFonts w:eastAsia="Noto Sans CJK SC" w:cs="FreeSans" w:ascii="Liberation Serif" w:hAnsi="Liberation Serif"/>
           <w:color w:val="auto"/>
           <w:lang w:val="en-IN" w:eastAsia="zh-CN" w:bidi="hi-IN"/>
         </w:rPr>
@@ -9165,7 +9158,7 @@
           <w:rStyle w:val="Hyperlink"/>
           <w:u w:val="none"/>
           <w:kern w:val="2"/>
-          <w:rFonts w:eastAsia="Noto Sans CJK SC" w:cs="FreeSans" w:ascii="Liberation Sans" w:hAnsi="Liberation Sans"/>
+          <w:rFonts w:eastAsia="Noto Sans CJK SC" w:cs="FreeSans" w:ascii="Liberation Serif" w:hAnsi="Liberation Serif"/>
           <w:color w:val="auto"/>
           <w:lang w:val="en-IN" w:eastAsia="zh-CN" w:bidi="hi-IN"/>
         </w:rPr>
@@ -9176,7 +9169,7 @@
       <w:r>
         <w:rPr>
           <w:rStyle w:val="Hyperlink"/>
-          <w:rFonts w:eastAsia="Noto Sans CJK SC" w:cs="FreeSans" w:ascii="Liberation Sans" w:hAnsi="Liberation Sans"/>
+          <w:rFonts w:eastAsia="Noto Sans CJK SC" w:cs="FreeSans" w:ascii="Liberation Serif" w:hAnsi="Liberation Serif"/>
           <w:color w:val="auto"/>
           <w:kern w:val="2"/>
           <w:u w:val="none"/>
@@ -9189,7 +9182,7 @@
           <w:rStyle w:val="Hyperlink"/>
           <w:u w:val="none"/>
           <w:kern w:val="2"/>
-          <w:rFonts w:eastAsia="Noto Sans CJK SC" w:cs="FreeSans" w:ascii="Liberation Sans" w:hAnsi="Liberation Sans"/>
+          <w:rFonts w:eastAsia="Noto Sans CJK SC" w:cs="FreeSans" w:ascii="Liberation Serif" w:hAnsi="Liberation Serif"/>
           <w:color w:val="auto"/>
           <w:lang w:val="en-IN" w:eastAsia="zh-CN" w:bidi="hi-IN"/>
         </w:rPr>
@@ -9594,7 +9587,7 @@
       <w:r>
         <w:rPr>
           <w:rStyle w:val="SourceText"/>
-          <w:rFonts w:eastAsia="Noto Sans CJK SC" w:cs="FreeSans"/>
+          <w:rFonts w:eastAsia="Noto Sans CJK SC" w:cs="FreeSans" w:ascii="Liberation Serif" w:hAnsi="Liberation Serif"/>
           <w:color w:val="auto"/>
           <w:kern w:val="2"/>
           <w:u w:val="none"/>
@@ -11286,8 +11279,34 @@
           <w:u w:val="none"/>
           <w:lang w:val="en-IN" w:eastAsia="zh-CN" w:bidi="hi-IN"/>
         </w:rPr>
-        <w:t>k</w:t>
-      </w:r>
+        <w:t>kafka-topics.sh</w:t>
+      </w:r>
+    </w:p>
+    <w:p>
+      <w:pPr>
+        <w:pStyle w:val="BodyText"/>
+        <w:widowControl/>
+        <w:suppressAutoHyphens w:val="true"/>
+        <w:bidi w:val="0"/>
+        <w:spacing w:lineRule="auto" w:line="276" w:before="0" w:after="140"/>
+        <w:jc w:val="start"/>
+        <w:rPr>
+          <w:rFonts w:ascii="Liberation Sans" w:hAnsi="Liberation Sans" w:eastAsia="Noto Serif CJK SC" w:cs="FreeSans"/>
+          <w:b w:val="false"/>
+          <w:bCs w:val="false"/>
+          <w:i w:val="false"/>
+          <w:i w:val="false"/>
+          <w:caps w:val="false"/>
+          <w:smallCaps w:val="false"/>
+          <w:color w:val="000000"/>
+          <w:spacing w:val="0"/>
+          <w:kern w:val="2"/>
+          <w:sz w:val="24"/>
+          <w:szCs w:val="24"/>
+          <w:u w:val="none"/>
+          <w:lang w:val="en-IN" w:eastAsia="zh-CN" w:bidi="hi-IN"/>
+        </w:rPr>
+      </w:pPr>
       <w:r>
         <w:rPr>
           <w:rStyle w:val="SourceText"/>
@@ -11305,7 +11324,7 @@
           <w:u w:val="none"/>
           <w:lang w:val="en-IN" w:eastAsia="zh-CN" w:bidi="hi-IN"/>
         </w:rPr>
-        <w:t>afka-topics.sh</w:t>
+        <w:t># LIST DOWN TOPICS</w:t>
       </w:r>
     </w:p>
     <w:p>
@@ -11350,7 +11369,7 @@
           <w:u w:val="none"/>
           <w:lang w:val="en-IN" w:eastAsia="zh-CN" w:bidi="hi-IN"/>
         </w:rPr>
-        <w:t># LIST DOWN TOPICS</w:t>
+        <w:t>kafka-topics.sh --bootstrap-server &lt;broker_address:port&gt; --list</w:t>
       </w:r>
     </w:p>
     <w:p>
@@ -11395,7 +11414,7 @@
           <w:u w:val="none"/>
           <w:lang w:val="en-IN" w:eastAsia="zh-CN" w:bidi="hi-IN"/>
         </w:rPr>
-        <w:t>kafka-topics.sh --list --bootstrap-server &lt;broker_address:port&gt;</w:t>
+        <w:t># CREATE A TOPIC</w:t>
       </w:r>
     </w:p>
     <w:p>
@@ -11440,7 +11459,7 @@
           <w:u w:val="none"/>
           <w:lang w:val="en-IN" w:eastAsia="zh-CN" w:bidi="hi-IN"/>
         </w:rPr>
-        <w:t># CREATE A TOPIC</w:t>
+        <w:t>kafka-topics.sh --bootstrap-server &lt;broker_address:port&gt; --create --topic &lt;topic_name&gt;</w:t>
       </w:r>
     </w:p>
     <w:p>
@@ -11485,7 +11504,7 @@
           <w:u w:val="none"/>
           <w:lang w:val="en-IN" w:eastAsia="zh-CN" w:bidi="hi-IN"/>
         </w:rPr>
-        <w:t>kafka-topics.sh --create --topic &lt;topic_name&gt; --bootstrap-server &lt;broker_address:port&gt;</w:t>
+        <w:t># CREATE A TOPIC WITH PARTITIONS CONFIGURATION</w:t>
       </w:r>
     </w:p>
     <w:p>
@@ -11530,7 +11549,7 @@
           <w:u w:val="none"/>
           <w:lang w:val="en-IN" w:eastAsia="zh-CN" w:bidi="hi-IN"/>
         </w:rPr>
-        <w:t># CREATE A TOPIC WITH PARTITIONS CONFIGURATION</w:t>
+        <w:t>kafka-topics.sh --bootstrap-server &lt;broker_address:port&gt; --create --topic &lt;topic_name&gt; --partitions &lt;desired_partition_number&gt;</w:t>
       </w:r>
     </w:p>
     <w:p>
@@ -11575,7 +11594,7 @@
           <w:u w:val="none"/>
           <w:lang w:val="en-IN" w:eastAsia="zh-CN" w:bidi="hi-IN"/>
         </w:rPr>
-        <w:t>kafka-topics.sh --create --topic &lt;topic_name&gt; --partitions &lt;desired_partition_number&gt; --bootstrap-server &lt;broker_address:port&gt;</w:t>
+        <w:t># CREATE A TOPIC WITH PARTITIONS &amp; REPLICATION CONFIGURATIONS</w:t>
       </w:r>
     </w:p>
     <w:p>
@@ -11620,7 +11639,7 @@
           <w:u w:val="none"/>
           <w:lang w:val="en-IN" w:eastAsia="zh-CN" w:bidi="hi-IN"/>
         </w:rPr>
-        <w:t># CREATE A TOPIC WITH PARTITIONS &amp; REPLICATION CONFIGURATIONS</w:t>
+        <w:t xml:space="preserve">kafka-topics.sh --bootstrap-server &lt;broker_address:port&gt; --create --topic &lt;topic_name&gt; --partitions &lt;desired_partition_number&gt; --replication-factor &lt;desired_replication_factor&gt; </w:t>
       </w:r>
     </w:p>
     <w:p>
@@ -11665,8 +11684,18 @@
           <w:u w:val="none"/>
           <w:lang w:val="en-IN" w:eastAsia="zh-CN" w:bidi="hi-IN"/>
         </w:rPr>
-        <w:t>kafka-topics.sh --create --topic &lt;topic_name&gt; --partitions &lt;desired_partition_number&gt; --</w:t>
-      </w:r>
+        <w:t># CREATE A TOPIC WITH KEY:VALUE CONFIGURATION</w:t>
+      </w:r>
+    </w:p>
+    <w:p>
+      <w:pPr>
+        <w:pStyle w:val="BodyText"/>
+        <w:widowControl/>
+        <w:suppressAutoHyphens w:val="true"/>
+        <w:bidi w:val="0"/>
+        <w:jc w:val="start"/>
+        <w:rPr/>
+      </w:pPr>
       <w:r>
         <w:rPr>
           <w:rStyle w:val="SourceText"/>
@@ -11684,8 +11713,18 @@
           <w:u w:val="none"/>
           <w:lang w:val="en-IN" w:eastAsia="zh-CN" w:bidi="hi-IN"/>
         </w:rPr>
-        <w:t xml:space="preserve">replication-factor &lt;desired_replication_factor&gt; </w:t>
-      </w:r>
+        <w:t>kafka-console-producer.sh --bootstrap-server &lt;broker_address:port&gt; --topic &lt;topic_name&gt; --property parse.key=true --property key.separator=&lt;separator_symbol&gt;</w:t>
+      </w:r>
+    </w:p>
+    <w:p>
+      <w:pPr>
+        <w:pStyle w:val="BodyText"/>
+        <w:widowControl/>
+        <w:suppressAutoHyphens w:val="true"/>
+        <w:bidi w:val="0"/>
+        <w:jc w:val="start"/>
+        <w:rPr/>
+      </w:pPr>
       <w:r>
         <w:rPr>
           <w:rStyle w:val="SourceText"/>
@@ -11703,7 +11742,65 @@
           <w:u w:val="none"/>
           <w:lang w:val="en-IN" w:eastAsia="zh-CN" w:bidi="hi-IN"/>
         </w:rPr>
-        <w:t>--bootstrap-server &lt;broker_address:port&gt;</w:t>
+        <w:t xml:space="preserve">Example - kafka-console-producer.sh --bootstrap-server localhost:9092 --topic first_topic --property parse.key=true --property key.separator=: </w:t>
+      </w:r>
+    </w:p>
+    <w:p>
+      <w:pPr>
+        <w:pStyle w:val="BodyText"/>
+        <w:widowControl/>
+        <w:suppressAutoHyphens w:val="true"/>
+        <w:bidi w:val="0"/>
+        <w:jc w:val="start"/>
+        <w:rPr/>
+      </w:pPr>
+      <w:r>
+        <w:rPr>
+          <w:rStyle w:val="SourceText"/>
+          <w:rFonts w:eastAsia="Noto Serif CJK SC" w:cs="FreeSans" w:ascii="FreeMono" w:hAnsi="FreeMono"/>
+          <w:b w:val="false"/>
+          <w:bCs w:val="false"/>
+          <w:i w:val="false"/>
+          <w:caps w:val="false"/>
+          <w:smallCaps w:val="false"/>
+          <w:color w:val="000000"/>
+          <w:spacing w:val="0"/>
+          <w:kern w:val="2"/>
+          <w:sz w:val="24"/>
+          <w:szCs w:val="24"/>
+          <w:u w:val="none"/>
+          <w:lang w:val="en-IN" w:eastAsia="zh-CN" w:bidi="hi-IN"/>
+        </w:rPr>
+        <w:t>&gt;example key:example value</w:t>
+      </w:r>
+    </w:p>
+    <w:p>
+      <w:pPr>
+        <w:pStyle w:val="BodyText"/>
+        <w:widowControl/>
+        <w:suppressAutoHyphens w:val="true"/>
+        <w:bidi w:val="0"/>
+        <w:jc w:val="start"/>
+        <w:rPr/>
+      </w:pPr>
+      <w:r>
+        <w:rPr>
+          <w:rStyle w:val="SourceText"/>
+          <w:rFonts w:eastAsia="Noto Serif CJK SC" w:cs="FreeSans" w:ascii="FreeMono" w:hAnsi="FreeMono"/>
+          <w:b w:val="false"/>
+          <w:bCs w:val="false"/>
+          <w:i w:val="false"/>
+          <w:caps w:val="false"/>
+          <w:smallCaps w:val="false"/>
+          <w:color w:val="000000"/>
+          <w:spacing w:val="0"/>
+          <w:kern w:val="2"/>
+          <w:sz w:val="24"/>
+          <w:szCs w:val="24"/>
+          <w:u w:val="none"/>
+          <w:lang w:val="en-IN" w:eastAsia="zh-CN" w:bidi="hi-IN"/>
+        </w:rPr>
+        <w:t>&gt;name:Stephane</w:t>
       </w:r>
     </w:p>
     <w:p>
@@ -11748,17 +11845,33 @@
           <w:u w:val="none"/>
           <w:lang w:val="en-IN" w:eastAsia="zh-CN" w:bidi="hi-IN"/>
         </w:rPr>
-        <w:t># CREATE A TOPIC WITH KEY:VALUE CONFIGURATION</w:t>
-      </w:r>
-    </w:p>
-    <w:p>
-      <w:pPr>
-        <w:pStyle w:val="BodyText"/>
-        <w:widowControl/>
-        <w:suppressAutoHyphens w:val="true"/>
-        <w:bidi w:val="0"/>
-        <w:jc w:val="start"/>
-        <w:rPr/>
+        <w:t># CONSUMER PROPERTY</w:t>
+      </w:r>
+    </w:p>
+    <w:p>
+      <w:pPr>
+        <w:pStyle w:val="BodyText"/>
+        <w:widowControl/>
+        <w:suppressAutoHyphens w:val="true"/>
+        <w:bidi w:val="0"/>
+        <w:spacing w:lineRule="auto" w:line="276" w:before="0" w:after="140"/>
+        <w:jc w:val="start"/>
+        <w:rPr>
+          <w:rFonts w:ascii="Liberation Sans" w:hAnsi="Liberation Sans" w:eastAsia="Noto Serif CJK SC" w:cs="FreeSans"/>
+          <w:b w:val="false"/>
+          <w:bCs w:val="false"/>
+          <w:i w:val="false"/>
+          <w:i w:val="false"/>
+          <w:caps w:val="false"/>
+          <w:smallCaps w:val="false"/>
+          <w:color w:val="000000"/>
+          <w:spacing w:val="0"/>
+          <w:kern w:val="2"/>
+          <w:sz w:val="24"/>
+          <w:szCs w:val="24"/>
+          <w:u w:val="none"/>
+          <w:lang w:val="en-IN" w:eastAsia="zh-CN" w:bidi="hi-IN"/>
+        </w:rPr>
       </w:pPr>
       <w:r>
         <w:rPr>
@@ -11777,8 +11890,18 @@
           <w:u w:val="none"/>
           <w:lang w:val="en-IN" w:eastAsia="zh-CN" w:bidi="hi-IN"/>
         </w:rPr>
-        <w:t>kafka-console-producer.sh --topic &lt;</w:t>
-      </w:r>
+        <w:t>kafka-console-consumer.sh --bootstrap-server &lt;broker_address:port&gt; --topic &lt;topic_name&gt; --formatter org.apache.kafka.tools.consumer.DefaultMessageFormatter --property print.timestamp=true --property print.key=true --property print.value=true --property print.partition=true –from-beginning</w:t>
+      </w:r>
+    </w:p>
+    <w:p>
+      <w:pPr>
+        <w:pStyle w:val="BodyText"/>
+        <w:widowControl/>
+        <w:suppressAutoHyphens w:val="true"/>
+        <w:bidi w:val="0"/>
+        <w:jc w:val="start"/>
+        <w:rPr/>
+      </w:pPr>
       <w:r>
         <w:rPr>
           <w:rStyle w:val="SourceText"/>
@@ -11796,8 +11919,18 @@
           <w:u w:val="none"/>
           <w:lang w:val="en-IN" w:eastAsia="zh-CN" w:bidi="hi-IN"/>
         </w:rPr>
-        <w:t>topic_name&gt;</w:t>
-      </w:r>
+        <w:t># ROUND ROBIN PARTITION</w:t>
+      </w:r>
+    </w:p>
+    <w:p>
+      <w:pPr>
+        <w:pStyle w:val="BodyText"/>
+        <w:widowControl/>
+        <w:suppressAutoHyphens w:val="true"/>
+        <w:bidi w:val="0"/>
+        <w:jc w:val="start"/>
+        <w:rPr/>
+      </w:pPr>
       <w:r>
         <w:rPr>
           <w:rStyle w:val="SourceText"/>
@@ -11815,8 +11948,34 @@
           <w:u w:val="none"/>
           <w:lang w:val="en-IN" w:eastAsia="zh-CN" w:bidi="hi-IN"/>
         </w:rPr>
-        <w:t xml:space="preserve"> --property parse.key=true --property key.separator=&lt;</w:t>
-      </w:r>
+        <w:t>kafka-console-producer.sh --bootstrap-server &lt;broker_address:port&gt; --topic &lt;topic_name&gt; --producer-property partitioner.class=org.apache.kafka.clients.producer.RoundRobinPartitioner</w:t>
+      </w:r>
+    </w:p>
+    <w:p>
+      <w:pPr>
+        <w:pStyle w:val="BodyText"/>
+        <w:widowControl/>
+        <w:suppressAutoHyphens w:val="true"/>
+        <w:bidi w:val="0"/>
+        <w:spacing w:lineRule="auto" w:line="276" w:before="0" w:after="140"/>
+        <w:jc w:val="start"/>
+        <w:rPr>
+          <w:rFonts w:ascii="Liberation Sans" w:hAnsi="Liberation Sans" w:eastAsia="Noto Serif CJK SC" w:cs="FreeSans"/>
+          <w:b w:val="false"/>
+          <w:bCs w:val="false"/>
+          <w:i w:val="false"/>
+          <w:i w:val="false"/>
+          <w:caps w:val="false"/>
+          <w:smallCaps w:val="false"/>
+          <w:color w:val="000000"/>
+          <w:spacing w:val="0"/>
+          <w:kern w:val="2"/>
+          <w:sz w:val="24"/>
+          <w:szCs w:val="24"/>
+          <w:u w:val="none"/>
+          <w:lang w:val="en-IN" w:eastAsia="zh-CN" w:bidi="hi-IN"/>
+        </w:rPr>
+      </w:pPr>
       <w:r>
         <w:rPr>
           <w:rStyle w:val="SourceText"/>
@@ -11834,8 +11993,34 @@
           <w:u w:val="none"/>
           <w:lang w:val="en-IN" w:eastAsia="zh-CN" w:bidi="hi-IN"/>
         </w:rPr>
-        <w:t>separator_symbol&gt;</w:t>
-      </w:r>
+        <w:t># DESCRIBE THE TOPIC</w:t>
+      </w:r>
+    </w:p>
+    <w:p>
+      <w:pPr>
+        <w:pStyle w:val="BodyText"/>
+        <w:widowControl/>
+        <w:suppressAutoHyphens w:val="true"/>
+        <w:bidi w:val="0"/>
+        <w:spacing w:lineRule="auto" w:line="276" w:before="0" w:after="140"/>
+        <w:jc w:val="start"/>
+        <w:rPr>
+          <w:rFonts w:ascii="Liberation Sans" w:hAnsi="Liberation Sans" w:eastAsia="Noto Serif CJK SC" w:cs="FreeSans"/>
+          <w:b w:val="false"/>
+          <w:bCs w:val="false"/>
+          <w:i w:val="false"/>
+          <w:i w:val="false"/>
+          <w:caps w:val="false"/>
+          <w:smallCaps w:val="false"/>
+          <w:color w:val="000000"/>
+          <w:spacing w:val="0"/>
+          <w:kern w:val="2"/>
+          <w:sz w:val="24"/>
+          <w:szCs w:val="24"/>
+          <w:u w:val="none"/>
+          <w:lang w:val="en-IN" w:eastAsia="zh-CN" w:bidi="hi-IN"/>
+        </w:rPr>
+      </w:pPr>
       <w:r>
         <w:rPr>
           <w:rStyle w:val="SourceText"/>
@@ -11853,17 +12038,33 @@
           <w:u w:val="none"/>
           <w:lang w:val="en-IN" w:eastAsia="zh-CN" w:bidi="hi-IN"/>
         </w:rPr>
-        <w:t xml:space="preserve"> --bootstrap-server &lt;broker_address:port&gt;</w:t>
-      </w:r>
-    </w:p>
-    <w:p>
-      <w:pPr>
-        <w:pStyle w:val="BodyText"/>
-        <w:widowControl/>
-        <w:suppressAutoHyphens w:val="true"/>
-        <w:bidi w:val="0"/>
-        <w:jc w:val="start"/>
-        <w:rPr/>
+        <w:t>kafka-topics.sh --bootstrap-server &lt;broker_address:port&gt; --describe --topic &lt;topic_name&gt;</w:t>
+      </w:r>
+    </w:p>
+    <w:p>
+      <w:pPr>
+        <w:pStyle w:val="BodyText"/>
+        <w:widowControl/>
+        <w:suppressAutoHyphens w:val="true"/>
+        <w:bidi w:val="0"/>
+        <w:spacing w:lineRule="auto" w:line="276" w:before="0" w:after="140"/>
+        <w:jc w:val="start"/>
+        <w:rPr>
+          <w:rFonts w:ascii="Liberation Sans" w:hAnsi="Liberation Sans" w:eastAsia="Noto Serif CJK SC" w:cs="FreeSans"/>
+          <w:b w:val="false"/>
+          <w:bCs w:val="false"/>
+          <w:i w:val="false"/>
+          <w:i w:val="false"/>
+          <w:caps w:val="false"/>
+          <w:smallCaps w:val="false"/>
+          <w:color w:val="000000"/>
+          <w:spacing w:val="0"/>
+          <w:kern w:val="2"/>
+          <w:sz w:val="24"/>
+          <w:szCs w:val="24"/>
+          <w:u w:val="none"/>
+          <w:lang w:val="en-IN" w:eastAsia="zh-CN" w:bidi="hi-IN"/>
+        </w:rPr>
       </w:pPr>
       <w:r>
         <w:rPr>
@@ -11882,8 +12083,34 @@
           <w:u w:val="none"/>
           <w:lang w:val="en-IN" w:eastAsia="zh-CN" w:bidi="hi-IN"/>
         </w:rPr>
-        <w:t xml:space="preserve">Example - </w:t>
-      </w:r>
+        <w:t># DELETE A TOPIC</w:t>
+      </w:r>
+    </w:p>
+    <w:p>
+      <w:pPr>
+        <w:pStyle w:val="BodyText"/>
+        <w:widowControl/>
+        <w:suppressAutoHyphens w:val="true"/>
+        <w:bidi w:val="0"/>
+        <w:spacing w:lineRule="auto" w:line="276" w:before="0" w:after="140"/>
+        <w:jc w:val="start"/>
+        <w:rPr>
+          <w:rFonts w:ascii="Liberation Sans" w:hAnsi="Liberation Sans" w:eastAsia="Noto Serif CJK SC" w:cs="FreeSans"/>
+          <w:b w:val="false"/>
+          <w:bCs w:val="false"/>
+          <w:i w:val="false"/>
+          <w:i w:val="false"/>
+          <w:caps w:val="false"/>
+          <w:smallCaps w:val="false"/>
+          <w:color w:val="000000"/>
+          <w:spacing w:val="0"/>
+          <w:kern w:val="2"/>
+          <w:sz w:val="24"/>
+          <w:szCs w:val="24"/>
+          <w:u w:val="none"/>
+          <w:lang w:val="en-IN" w:eastAsia="zh-CN" w:bidi="hi-IN"/>
+        </w:rPr>
+      </w:pPr>
       <w:r>
         <w:rPr>
           <w:rStyle w:val="SourceText"/>
@@ -11901,511 +12128,16 @@
           <w:u w:val="none"/>
           <w:lang w:val="en-IN" w:eastAsia="zh-CN" w:bidi="hi-IN"/>
         </w:rPr>
-        <w:t xml:space="preserve">kafka-console-producer.sh --topic </w:t>
-      </w:r>
-      <w:r>
-        <w:rPr>
-          <w:rStyle w:val="SourceText"/>
-          <w:rFonts w:eastAsia="Noto Serif CJK SC" w:cs="FreeSans" w:ascii="FreeMono" w:hAnsi="FreeMono"/>
-          <w:b w:val="false"/>
-          <w:bCs w:val="false"/>
-          <w:i w:val="false"/>
-          <w:caps w:val="false"/>
-          <w:smallCaps w:val="false"/>
-          <w:color w:val="000000"/>
-          <w:spacing w:val="0"/>
-          <w:kern w:val="2"/>
-          <w:sz w:val="24"/>
-          <w:szCs w:val="24"/>
-          <w:u w:val="none"/>
-          <w:lang w:val="en-IN" w:eastAsia="zh-CN" w:bidi="hi-IN"/>
-        </w:rPr>
-        <w:t>first_topic</w:t>
-      </w:r>
-      <w:r>
-        <w:rPr>
-          <w:rStyle w:val="SourceText"/>
-          <w:rFonts w:eastAsia="Noto Serif CJK SC" w:cs="FreeSans" w:ascii="FreeMono" w:hAnsi="FreeMono"/>
-          <w:b w:val="false"/>
-          <w:bCs w:val="false"/>
-          <w:i w:val="false"/>
-          <w:caps w:val="false"/>
-          <w:smallCaps w:val="false"/>
-          <w:color w:val="000000"/>
-          <w:spacing w:val="0"/>
-          <w:kern w:val="2"/>
-          <w:sz w:val="24"/>
-          <w:szCs w:val="24"/>
-          <w:u w:val="none"/>
-          <w:lang w:val="en-IN" w:eastAsia="zh-CN" w:bidi="hi-IN"/>
-        </w:rPr>
-        <w:t xml:space="preserve"> --property parse.key=true --property key.separator=: --bootstrap-server </w:t>
-      </w:r>
-      <w:r>
-        <w:rPr>
-          <w:rStyle w:val="SourceText"/>
-          <w:rFonts w:eastAsia="Noto Serif CJK SC" w:cs="FreeSans" w:ascii="FreeMono" w:hAnsi="FreeMono"/>
-          <w:b w:val="false"/>
-          <w:bCs w:val="false"/>
-          <w:i w:val="false"/>
-          <w:caps w:val="false"/>
-          <w:smallCaps w:val="false"/>
-          <w:color w:val="000000"/>
-          <w:spacing w:val="0"/>
-          <w:kern w:val="2"/>
-          <w:sz w:val="24"/>
-          <w:szCs w:val="24"/>
-          <w:u w:val="none"/>
-          <w:lang w:val="en-IN" w:eastAsia="zh-CN" w:bidi="hi-IN"/>
-        </w:rPr>
-        <w:t>localhost</w:t>
-      </w:r>
-      <w:r>
-        <w:rPr>
-          <w:rStyle w:val="SourceText"/>
-          <w:rFonts w:eastAsia="Noto Serif CJK SC" w:cs="FreeSans" w:ascii="FreeMono" w:hAnsi="FreeMono"/>
-          <w:b w:val="false"/>
-          <w:bCs w:val="false"/>
-          <w:i w:val="false"/>
-          <w:caps w:val="false"/>
-          <w:smallCaps w:val="false"/>
-          <w:color w:val="000000"/>
-          <w:spacing w:val="0"/>
-          <w:kern w:val="2"/>
-          <w:sz w:val="24"/>
-          <w:szCs w:val="24"/>
-          <w:u w:val="none"/>
-          <w:lang w:val="en-IN" w:eastAsia="zh-CN" w:bidi="hi-IN"/>
-        </w:rPr>
-        <w:t>:</w:t>
-      </w:r>
-      <w:r>
-        <w:rPr>
-          <w:rStyle w:val="SourceText"/>
-          <w:rFonts w:eastAsia="Noto Serif CJK SC" w:cs="FreeSans" w:ascii="FreeMono" w:hAnsi="FreeMono"/>
-          <w:b w:val="false"/>
-          <w:bCs w:val="false"/>
-          <w:i w:val="false"/>
-          <w:caps w:val="false"/>
-          <w:smallCaps w:val="false"/>
-          <w:color w:val="000000"/>
-          <w:spacing w:val="0"/>
-          <w:kern w:val="2"/>
-          <w:sz w:val="24"/>
-          <w:szCs w:val="24"/>
-          <w:u w:val="none"/>
-          <w:lang w:val="en-IN" w:eastAsia="zh-CN" w:bidi="hi-IN"/>
-        </w:rPr>
-        <w:t>9092</w:t>
-      </w:r>
-    </w:p>
-    <w:p>
-      <w:pPr>
-        <w:pStyle w:val="BodyText"/>
-        <w:widowControl/>
-        <w:suppressAutoHyphens w:val="true"/>
-        <w:bidi w:val="0"/>
-        <w:jc w:val="start"/>
-        <w:rPr/>
-      </w:pPr>
-      <w:r>
-        <w:rPr>
-          <w:rStyle w:val="SourceText"/>
-          <w:rFonts w:eastAsia="Noto Serif CJK SC" w:cs="FreeSans" w:ascii="FreeMono" w:hAnsi="FreeMono"/>
-          <w:b w:val="false"/>
-          <w:bCs w:val="false"/>
-          <w:i w:val="false"/>
-          <w:caps w:val="false"/>
-          <w:smallCaps w:val="false"/>
-          <w:color w:val="000000"/>
-          <w:spacing w:val="0"/>
-          <w:kern w:val="2"/>
-          <w:sz w:val="24"/>
-          <w:szCs w:val="24"/>
-          <w:u w:val="none"/>
-          <w:lang w:val="en-IN" w:eastAsia="zh-CN" w:bidi="hi-IN"/>
-        </w:rPr>
-        <w:t>&gt;example key:example value</w:t>
-      </w:r>
-    </w:p>
-    <w:p>
-      <w:pPr>
-        <w:pStyle w:val="BodyText"/>
-        <w:widowControl/>
-        <w:suppressAutoHyphens w:val="true"/>
-        <w:bidi w:val="0"/>
-        <w:jc w:val="start"/>
-        <w:rPr/>
-      </w:pPr>
-      <w:r>
-        <w:rPr>
-          <w:rStyle w:val="SourceText"/>
-          <w:rFonts w:eastAsia="Noto Serif CJK SC" w:cs="FreeSans" w:ascii="FreeMono" w:hAnsi="FreeMono"/>
-          <w:b w:val="false"/>
-          <w:bCs w:val="false"/>
-          <w:i w:val="false"/>
-          <w:caps w:val="false"/>
-          <w:smallCaps w:val="false"/>
-          <w:color w:val="000000"/>
-          <w:spacing w:val="0"/>
-          <w:kern w:val="2"/>
-          <w:sz w:val="24"/>
-          <w:szCs w:val="24"/>
-          <w:u w:val="none"/>
-          <w:lang w:val="en-IN" w:eastAsia="zh-CN" w:bidi="hi-IN"/>
-        </w:rPr>
-        <w:t>&gt;name:Stephane</w:t>
-      </w:r>
-    </w:p>
-    <w:p>
-      <w:pPr>
-        <w:pStyle w:val="BodyText"/>
-        <w:widowControl/>
-        <w:suppressAutoHyphens w:val="true"/>
-        <w:bidi w:val="0"/>
-        <w:spacing w:lineRule="auto" w:line="276" w:before="0" w:after="140"/>
-        <w:jc w:val="start"/>
-        <w:rPr>
-          <w:rFonts w:ascii="Liberation Sans" w:hAnsi="Liberation Sans" w:eastAsia="Noto Serif CJK SC" w:cs="FreeSans"/>
-          <w:b w:val="false"/>
-          <w:bCs w:val="false"/>
-          <w:i w:val="false"/>
-          <w:i w:val="false"/>
-          <w:caps w:val="false"/>
-          <w:smallCaps w:val="false"/>
-          <w:color w:val="000000"/>
-          <w:spacing w:val="0"/>
-          <w:kern w:val="2"/>
-          <w:sz w:val="24"/>
-          <w:szCs w:val="24"/>
-          <w:u w:val="none"/>
-          <w:lang w:val="en-IN" w:eastAsia="zh-CN" w:bidi="hi-IN"/>
-        </w:rPr>
-      </w:pPr>
-      <w:r>
-        <w:rPr>
-          <w:rStyle w:val="SourceText"/>
-          <w:rFonts w:eastAsia="Noto Serif CJK SC" w:cs="FreeSans" w:ascii="FreeMono" w:hAnsi="FreeMono"/>
-          <w:b w:val="false"/>
-          <w:bCs w:val="false"/>
-          <w:i w:val="false"/>
-          <w:caps w:val="false"/>
-          <w:smallCaps w:val="false"/>
-          <w:color w:val="000000"/>
-          <w:spacing w:val="0"/>
-          <w:kern w:val="2"/>
-          <w:sz w:val="24"/>
-          <w:szCs w:val="24"/>
-          <w:u w:val="none"/>
-          <w:lang w:val="en-IN" w:eastAsia="zh-CN" w:bidi="hi-IN"/>
-        </w:rPr>
-        <w:t># CONSUMER PROPERTY</w:t>
-      </w:r>
-    </w:p>
-    <w:p>
-      <w:pPr>
-        <w:pStyle w:val="BodyText"/>
-        <w:widowControl/>
-        <w:suppressAutoHyphens w:val="true"/>
-        <w:bidi w:val="0"/>
-        <w:spacing w:lineRule="auto" w:line="276" w:before="0" w:after="140"/>
-        <w:jc w:val="start"/>
-        <w:rPr>
-          <w:rFonts w:ascii="Liberation Sans" w:hAnsi="Liberation Sans" w:eastAsia="Noto Serif CJK SC" w:cs="FreeSans"/>
-          <w:b w:val="false"/>
-          <w:bCs w:val="false"/>
-          <w:i w:val="false"/>
-          <w:i w:val="false"/>
-          <w:caps w:val="false"/>
-          <w:smallCaps w:val="false"/>
-          <w:color w:val="000000"/>
-          <w:spacing w:val="0"/>
-          <w:kern w:val="2"/>
-          <w:sz w:val="24"/>
-          <w:szCs w:val="24"/>
-          <w:u w:val="none"/>
-          <w:lang w:val="en-IN" w:eastAsia="zh-CN" w:bidi="hi-IN"/>
-        </w:rPr>
-      </w:pPr>
-      <w:r>
-        <w:rPr>
-          <w:rStyle w:val="SourceText"/>
-          <w:rFonts w:eastAsia="Noto Serif CJK SC" w:cs="FreeSans" w:ascii="FreeMono" w:hAnsi="FreeMono"/>
-          <w:b w:val="false"/>
-          <w:bCs w:val="false"/>
-          <w:i w:val="false"/>
-          <w:caps w:val="false"/>
-          <w:smallCaps w:val="false"/>
-          <w:color w:val="000000"/>
-          <w:spacing w:val="0"/>
-          <w:kern w:val="2"/>
-          <w:sz w:val="24"/>
-          <w:szCs w:val="24"/>
-          <w:u w:val="none"/>
-          <w:lang w:val="en-IN" w:eastAsia="zh-CN" w:bidi="hi-IN"/>
-        </w:rPr>
-        <w:t>kafka-console-consumer.sh --bootstrap-server localhost:9092 --topic new_topic_2 --formatter org.apache.kafka.tools.consumer.DefaultMessageFormatter --property print.timestamp=true --property print.key=true --property print.value=true --property print.partition=true --from-beginning</w:t>
-      </w:r>
-    </w:p>
-    <w:p>
-      <w:pPr>
-        <w:pStyle w:val="BodyText"/>
-        <w:widowControl/>
-        <w:suppressAutoHyphens w:val="true"/>
-        <w:bidi w:val="0"/>
-        <w:spacing w:lineRule="auto" w:line="276" w:before="0" w:after="140"/>
-        <w:jc w:val="start"/>
-        <w:rPr>
-          <w:rFonts w:ascii="Liberation Sans" w:hAnsi="Liberation Sans" w:eastAsia="Noto Serif CJK SC" w:cs="FreeSans"/>
-          <w:b w:val="false"/>
-          <w:bCs w:val="false"/>
-          <w:i w:val="false"/>
-          <w:i w:val="false"/>
-          <w:caps w:val="false"/>
-          <w:smallCaps w:val="false"/>
-          <w:color w:val="000000"/>
-          <w:spacing w:val="0"/>
-          <w:kern w:val="2"/>
-          <w:sz w:val="24"/>
-          <w:szCs w:val="24"/>
-          <w:u w:val="none"/>
-          <w:lang w:val="en-IN" w:eastAsia="zh-CN" w:bidi="hi-IN"/>
-        </w:rPr>
-      </w:pPr>
-      <w:r>
-        <w:rPr>
-          <w:rStyle w:val="SourceText"/>
-          <w:rFonts w:eastAsia="Noto Serif CJK SC" w:cs="FreeSans" w:ascii="FreeMono" w:hAnsi="FreeMono"/>
-          <w:b w:val="false"/>
-          <w:bCs w:val="false"/>
-          <w:i w:val="false"/>
-          <w:caps w:val="false"/>
-          <w:smallCaps w:val="false"/>
-          <w:color w:val="000000"/>
-          <w:spacing w:val="0"/>
-          <w:kern w:val="2"/>
-          <w:sz w:val="24"/>
-          <w:szCs w:val="24"/>
-          <w:u w:val="none"/>
-          <w:lang w:val="en-IN" w:eastAsia="zh-CN" w:bidi="hi-IN"/>
-        </w:rPr>
-        <w:t># DESCRIBE THE TOPIC</w:t>
-      </w:r>
-    </w:p>
-    <w:p>
-      <w:pPr>
-        <w:pStyle w:val="BodyText"/>
-        <w:widowControl/>
-        <w:suppressAutoHyphens w:val="true"/>
-        <w:bidi w:val="0"/>
-        <w:spacing w:lineRule="auto" w:line="276" w:before="0" w:after="140"/>
-        <w:jc w:val="start"/>
-        <w:rPr>
-          <w:rFonts w:ascii="Liberation Sans" w:hAnsi="Liberation Sans" w:eastAsia="Noto Serif CJK SC" w:cs="FreeSans"/>
-          <w:b w:val="false"/>
-          <w:bCs w:val="false"/>
-          <w:i w:val="false"/>
-          <w:i w:val="false"/>
-          <w:caps w:val="false"/>
-          <w:smallCaps w:val="false"/>
-          <w:color w:val="000000"/>
-          <w:spacing w:val="0"/>
-          <w:kern w:val="2"/>
-          <w:sz w:val="24"/>
-          <w:szCs w:val="24"/>
-          <w:u w:val="none"/>
-          <w:lang w:val="en-IN" w:eastAsia="zh-CN" w:bidi="hi-IN"/>
-        </w:rPr>
-      </w:pPr>
-      <w:r>
-        <w:rPr>
-          <w:rStyle w:val="SourceText"/>
-          <w:rFonts w:eastAsia="Noto Serif CJK SC" w:cs="FreeSans" w:ascii="FreeMono" w:hAnsi="FreeMono"/>
-          <w:b w:val="false"/>
-          <w:bCs w:val="false"/>
-          <w:i w:val="false"/>
-          <w:caps w:val="false"/>
-          <w:smallCaps w:val="false"/>
-          <w:color w:val="000000"/>
-          <w:spacing w:val="0"/>
-          <w:kern w:val="2"/>
-          <w:sz w:val="24"/>
-          <w:szCs w:val="24"/>
-          <w:u w:val="none"/>
-          <w:lang w:val="en-IN" w:eastAsia="zh-CN" w:bidi="hi-IN"/>
-        </w:rPr>
-        <w:t>kafka-topics.sh --</w:t>
-      </w:r>
-      <w:r>
-        <w:rPr>
-          <w:rStyle w:val="SourceText"/>
-          <w:rFonts w:eastAsia="Noto Serif CJK SC" w:cs="FreeSans" w:ascii="FreeMono" w:hAnsi="FreeMono"/>
-          <w:b w:val="false"/>
-          <w:bCs w:val="false"/>
-          <w:i w:val="false"/>
-          <w:caps w:val="false"/>
-          <w:smallCaps w:val="false"/>
-          <w:color w:val="000000"/>
-          <w:spacing w:val="0"/>
-          <w:kern w:val="2"/>
-          <w:sz w:val="24"/>
-          <w:szCs w:val="24"/>
-          <w:u w:val="none"/>
-          <w:lang w:val="en-IN" w:eastAsia="zh-CN" w:bidi="hi-IN"/>
-        </w:rPr>
-        <w:t>describe</w:t>
-      </w:r>
-      <w:r>
-        <w:rPr>
-          <w:rStyle w:val="SourceText"/>
-          <w:rFonts w:eastAsia="Noto Serif CJK SC" w:cs="FreeSans" w:ascii="FreeMono" w:hAnsi="FreeMono"/>
-          <w:b w:val="false"/>
-          <w:bCs w:val="false"/>
-          <w:i w:val="false"/>
-          <w:caps w:val="false"/>
-          <w:smallCaps w:val="false"/>
-          <w:color w:val="000000"/>
-          <w:spacing w:val="0"/>
-          <w:kern w:val="2"/>
-          <w:sz w:val="24"/>
-          <w:szCs w:val="24"/>
-          <w:u w:val="none"/>
-          <w:lang w:val="en-IN" w:eastAsia="zh-CN" w:bidi="hi-IN"/>
-        </w:rPr>
-        <w:t xml:space="preserve"> --topic &lt;topic_name&gt; --bootstrap-server &lt;broker_address:port&gt;</w:t>
-      </w:r>
-    </w:p>
-    <w:p>
-      <w:pPr>
-        <w:pStyle w:val="BodyText"/>
-        <w:widowControl/>
-        <w:suppressAutoHyphens w:val="true"/>
-        <w:bidi w:val="0"/>
-        <w:spacing w:lineRule="auto" w:line="276" w:before="0" w:after="140"/>
-        <w:jc w:val="start"/>
-        <w:rPr>
-          <w:rFonts w:ascii="Liberation Sans" w:hAnsi="Liberation Sans" w:eastAsia="Noto Serif CJK SC" w:cs="FreeSans"/>
-          <w:b w:val="false"/>
-          <w:bCs w:val="false"/>
-          <w:i w:val="false"/>
-          <w:i w:val="false"/>
-          <w:caps w:val="false"/>
-          <w:smallCaps w:val="false"/>
-          <w:color w:val="000000"/>
-          <w:spacing w:val="0"/>
-          <w:kern w:val="2"/>
-          <w:sz w:val="24"/>
-          <w:szCs w:val="24"/>
-          <w:u w:val="none"/>
-          <w:lang w:val="en-IN" w:eastAsia="zh-CN" w:bidi="hi-IN"/>
-        </w:rPr>
-      </w:pPr>
-      <w:r>
-        <w:rPr>
-          <w:rStyle w:val="SourceText"/>
-          <w:rFonts w:eastAsia="Noto Serif CJK SC" w:cs="FreeSans" w:ascii="FreeMono" w:hAnsi="FreeMono"/>
-          <w:b w:val="false"/>
-          <w:bCs w:val="false"/>
-          <w:i w:val="false"/>
-          <w:caps w:val="false"/>
-          <w:smallCaps w:val="false"/>
-          <w:color w:val="000000"/>
-          <w:spacing w:val="0"/>
-          <w:kern w:val="2"/>
-          <w:sz w:val="24"/>
-          <w:szCs w:val="24"/>
-          <w:u w:val="none"/>
-          <w:lang w:val="en-IN" w:eastAsia="zh-CN" w:bidi="hi-IN"/>
-        </w:rPr>
-        <w:t># DELETE A TOPIC</w:t>
-      </w:r>
-    </w:p>
-    <w:p>
-      <w:pPr>
-        <w:pStyle w:val="BodyText"/>
-        <w:widowControl/>
-        <w:suppressAutoHyphens w:val="true"/>
-        <w:bidi w:val="0"/>
-        <w:spacing w:lineRule="auto" w:line="276" w:before="0" w:after="140"/>
-        <w:jc w:val="start"/>
-        <w:rPr>
-          <w:rFonts w:ascii="Liberation Sans" w:hAnsi="Liberation Sans" w:eastAsia="Noto Serif CJK SC" w:cs="FreeSans"/>
-          <w:b w:val="false"/>
-          <w:bCs w:val="false"/>
-          <w:i w:val="false"/>
-          <w:i w:val="false"/>
-          <w:caps w:val="false"/>
-          <w:smallCaps w:val="false"/>
-          <w:color w:val="000000"/>
-          <w:spacing w:val="0"/>
-          <w:kern w:val="2"/>
-          <w:sz w:val="24"/>
-          <w:szCs w:val="24"/>
-          <w:u w:val="none"/>
-          <w:lang w:val="en-IN" w:eastAsia="zh-CN" w:bidi="hi-IN"/>
-        </w:rPr>
-      </w:pPr>
-      <w:r>
-        <w:rPr>
-          <w:rStyle w:val="SourceText"/>
-          <w:rFonts w:eastAsia="Noto Serif CJK SC" w:cs="FreeSans" w:ascii="FreeMono" w:hAnsi="FreeMono"/>
-          <w:b w:val="false"/>
-          <w:bCs w:val="false"/>
-          <w:i w:val="false"/>
-          <w:caps w:val="false"/>
-          <w:smallCaps w:val="false"/>
-          <w:color w:val="000000"/>
-          <w:spacing w:val="0"/>
-          <w:kern w:val="2"/>
-          <w:sz w:val="24"/>
-          <w:szCs w:val="24"/>
-          <w:u w:val="none"/>
-          <w:lang w:val="en-IN" w:eastAsia="zh-CN" w:bidi="hi-IN"/>
-        </w:rPr>
-        <w:t>kafka-topics.sh --</w:t>
-      </w:r>
-      <w:r>
-        <w:rPr>
-          <w:rStyle w:val="SourceText"/>
-          <w:rFonts w:eastAsia="Noto Serif CJK SC" w:cs="FreeSans" w:ascii="FreeMono" w:hAnsi="FreeMono"/>
-          <w:b w:val="false"/>
-          <w:bCs w:val="false"/>
-          <w:i w:val="false"/>
-          <w:caps w:val="false"/>
-          <w:smallCaps w:val="false"/>
-          <w:color w:val="000000"/>
-          <w:spacing w:val="0"/>
-          <w:kern w:val="2"/>
-          <w:sz w:val="24"/>
-          <w:szCs w:val="24"/>
-          <w:u w:val="none"/>
-          <w:lang w:val="en-IN" w:eastAsia="zh-CN" w:bidi="hi-IN"/>
-        </w:rPr>
-        <w:t>delete</w:t>
-      </w:r>
-      <w:r>
-        <w:rPr>
-          <w:rStyle w:val="SourceText"/>
-          <w:rFonts w:eastAsia="Noto Serif CJK SC" w:cs="FreeSans" w:ascii="FreeMono" w:hAnsi="FreeMono"/>
-          <w:b w:val="false"/>
-          <w:bCs w:val="false"/>
-          <w:i w:val="false"/>
-          <w:caps w:val="false"/>
-          <w:smallCaps w:val="false"/>
-          <w:color w:val="000000"/>
-          <w:spacing w:val="0"/>
-          <w:kern w:val="2"/>
-          <w:sz w:val="24"/>
-          <w:szCs w:val="24"/>
-          <w:u w:val="none"/>
-          <w:lang w:val="en-IN" w:eastAsia="zh-CN" w:bidi="hi-IN"/>
-        </w:rPr>
-        <w:t xml:space="preserve"> --topic &lt;topic_name&gt; --bootstrap-server &lt;broker_address:port&gt;</w:t>
+        <w:t>kafka-topics.sh --bootstrap-server &lt;broker_address:port&gt; --delete --topic &lt;topic_name&gt;</w:t>
       </w:r>
     </w:p>
     <w:sectPr>
-      <w:headerReference w:type="default" r:id="rId7"/>
-      <w:footerReference w:type="default" r:id="rId8"/>
+      <w:headerReference w:type="even" r:id="rId7"/>
+      <w:headerReference w:type="default" r:id="rId8"/>
+      <w:headerReference w:type="first" r:id="rId9"/>
+      <w:footerReference w:type="even" r:id="rId10"/>
+      <w:footerReference w:type="default" r:id="rId11"/>
+      <w:footerReference w:type="first" r:id="rId12"/>
       <w:type w:val="nextPage"/>
       <w:pgSz w:w="11906" w:h="16838"/>
       <w:pgMar w:left="1134" w:right="1134" w:gutter="0" w:header="1134" w:top="1417" w:footer="1134" w:bottom="1693"/>
@@ -12419,6 +12151,20 @@
 </file>
 
 <file path=word/footer1.xml><?xml version="1.0" encoding="utf-8"?>
+<w:ftr xmlns:o="urn:schemas-microsoft-com:office:office" xmlns:r="http://schemas.openxmlformats.org/officeDocument/2006/relationships" xmlns:v="urn:schemas-microsoft-com:vml" xmlns:w="http://schemas.openxmlformats.org/wordprocessingml/2006/main" xmlns:w10="urn:schemas-microsoft-com:office:word" xmlns:wp="http://schemas.openxmlformats.org/drawingml/2006/wordprocessingDrawing" xmlns:wps="http://schemas.microsoft.com/office/word/2010/wordprocessingShape" xmlns:wpg="http://schemas.microsoft.com/office/word/2010/wordprocessingGroup" xmlns:mc="http://schemas.openxmlformats.org/markup-compatibility/2006" xmlns:wp14="http://schemas.microsoft.com/office/word/2010/wordprocessingDrawing" xmlns:w14="http://schemas.microsoft.com/office/word/2010/wordml" xmlns:w15="http://schemas.microsoft.com/office/word/2012/wordml" mc:Ignorable="w14 wp14 w15">
+  <w:p>
+    <w:pPr>
+      <w:pStyle w:val="Footer"/>
+      <w:rPr/>
+    </w:pPr>
+    <w:r>
+      <w:rPr/>
+    </w:r>
+  </w:p>
+</w:ftr>
+</file>
+
+<file path=word/footer2.xml><?xml version="1.0" encoding="utf-8"?>
 <w:ftr xmlns:o="urn:schemas-microsoft-com:office:office" xmlns:r="http://schemas.openxmlformats.org/officeDocument/2006/relationships" xmlns:v="urn:schemas-microsoft-com:vml" xmlns:w="http://schemas.openxmlformats.org/wordprocessingml/2006/main" xmlns:w10="urn:schemas-microsoft-com:office:word" xmlns:wp="http://schemas.openxmlformats.org/drawingml/2006/wordprocessingDrawing" xmlns:wps="http://schemas.microsoft.com/office/word/2010/wordprocessingShape" xmlns:wpg="http://schemas.microsoft.com/office/word/2010/wordprocessingGroup" xmlns:mc="http://schemas.openxmlformats.org/markup-compatibility/2006" xmlns:wp14="http://schemas.microsoft.com/office/word/2010/wordprocessingDrawing" xmlns:w14="http://schemas.microsoft.com/office/word/2010/wordml" xmlns:w15="http://schemas.microsoft.com/office/word/2012/wordml" mc:Ignorable="w14 wp14 w15">
   <w:p>
     <w:pPr>
@@ -12441,7 +12187,7 @@
     </w:r>
     <w:r>
       <w:rPr/>
-      <w:t>13</w:t>
+      <w:t>18</w:t>
     </w:r>
     <w:r>
       <w:rPr/>
@@ -12452,7 +12198,69 @@
 </w:ftr>
 </file>
 
+<file path=word/footer3.xml><?xml version="1.0" encoding="utf-8"?>
+<w:ftr xmlns:o="urn:schemas-microsoft-com:office:office" xmlns:r="http://schemas.openxmlformats.org/officeDocument/2006/relationships" xmlns:v="urn:schemas-microsoft-com:vml" xmlns:w="http://schemas.openxmlformats.org/wordprocessingml/2006/main" xmlns:w10="urn:schemas-microsoft-com:office:word" xmlns:wp="http://schemas.openxmlformats.org/drawingml/2006/wordprocessingDrawing" xmlns:wps="http://schemas.microsoft.com/office/word/2010/wordprocessingShape" xmlns:wpg="http://schemas.microsoft.com/office/word/2010/wordprocessingGroup" xmlns:mc="http://schemas.openxmlformats.org/markup-compatibility/2006" xmlns:wp14="http://schemas.microsoft.com/office/word/2010/wordprocessingDrawing" xmlns:w14="http://schemas.microsoft.com/office/word/2010/wordml" xmlns:w15="http://schemas.microsoft.com/office/word/2012/wordml" mc:Ignorable="w14 wp14 w15">
+  <w:p>
+    <w:pPr>
+      <w:pStyle w:val="Footer"/>
+      <w:jc w:val="center"/>
+      <w:rPr/>
+    </w:pPr>
+    <w:bookmarkStart w:id="46" w:name="PageNumWizard_FOOTER_Default_Page_Style1"/>
+    <w:r>
+      <w:rPr/>
+      <w:fldChar w:fldCharType="begin"/>
+    </w:r>
+    <w:r>
+      <w:rPr/>
+      <w:instrText xml:space="preserve"> PAGE </w:instrText>
+    </w:r>
+    <w:r>
+      <w:rPr/>
+      <w:fldChar w:fldCharType="separate"/>
+    </w:r>
+    <w:r>
+      <w:rPr/>
+      <w:t>18</w:t>
+    </w:r>
+    <w:r>
+      <w:rPr/>
+      <w:fldChar w:fldCharType="end"/>
+    </w:r>
+    <w:bookmarkEnd w:id="46"/>
+  </w:p>
+</w:ftr>
+</file>
+
 <file path=word/header1.xml><?xml version="1.0" encoding="utf-8"?>
+<w:hdr xmlns:o="urn:schemas-microsoft-com:office:office" xmlns:r="http://schemas.openxmlformats.org/officeDocument/2006/relationships" xmlns:v="urn:schemas-microsoft-com:vml" xmlns:w="http://schemas.openxmlformats.org/wordprocessingml/2006/main" xmlns:w10="urn:schemas-microsoft-com:office:word" xmlns:wp="http://schemas.openxmlformats.org/drawingml/2006/wordprocessingDrawing" xmlns:wps="http://schemas.microsoft.com/office/word/2010/wordprocessingShape" xmlns:wpg="http://schemas.microsoft.com/office/word/2010/wordprocessingGroup" xmlns:mc="http://schemas.openxmlformats.org/markup-compatibility/2006" xmlns:wp14="http://schemas.microsoft.com/office/word/2010/wordprocessingDrawing" xmlns:w14="http://schemas.microsoft.com/office/word/2010/wordml" xmlns:w15="http://schemas.microsoft.com/office/word/2012/wordml" mc:Ignorable="w14 wp14 w15">
+  <w:p>
+    <w:pPr>
+      <w:pStyle w:val="Header"/>
+      <w:rPr/>
+    </w:pPr>
+    <w:r>
+      <w:rPr/>
+    </w:r>
+  </w:p>
+</w:hdr>
+</file>
+
+<file path=word/header2.xml><?xml version="1.0" encoding="utf-8"?>
+<w:hdr xmlns:o="urn:schemas-microsoft-com:office:office" xmlns:r="http://schemas.openxmlformats.org/officeDocument/2006/relationships" xmlns:v="urn:schemas-microsoft-com:vml" xmlns:w="http://schemas.openxmlformats.org/wordprocessingml/2006/main" xmlns:w10="urn:schemas-microsoft-com:office:word" xmlns:wp="http://schemas.openxmlformats.org/drawingml/2006/wordprocessingDrawing" xmlns:wps="http://schemas.microsoft.com/office/word/2010/wordprocessingShape" xmlns:wpg="http://schemas.microsoft.com/office/word/2010/wordprocessingGroup" xmlns:mc="http://schemas.openxmlformats.org/markup-compatibility/2006" xmlns:wp14="http://schemas.microsoft.com/office/word/2010/wordprocessingDrawing" xmlns:w14="http://schemas.microsoft.com/office/word/2010/wordml" xmlns:w15="http://schemas.microsoft.com/office/word/2012/wordml" mc:Ignorable="w14 wp14 w15">
+  <w:p>
+    <w:pPr>
+      <w:pStyle w:val="Header"/>
+      <w:rPr/>
+    </w:pPr>
+    <w:r>
+      <w:rPr/>
+    </w:r>
+  </w:p>
+</w:hdr>
+</file>
+
+<file path=word/header3.xml><?xml version="1.0" encoding="utf-8"?>
 <w:hdr xmlns:o="urn:schemas-microsoft-com:office:office" xmlns:r="http://schemas.openxmlformats.org/officeDocument/2006/relationships" xmlns:v="urn:schemas-microsoft-com:vml" xmlns:w="http://schemas.openxmlformats.org/wordprocessingml/2006/main" xmlns:w10="urn:schemas-microsoft-com:office:word" xmlns:wp="http://schemas.openxmlformats.org/drawingml/2006/wordprocessingDrawing" xmlns:wps="http://schemas.microsoft.com/office/word/2010/wordprocessingShape" xmlns:wpg="http://schemas.microsoft.com/office/word/2010/wordprocessingGroup" xmlns:mc="http://schemas.openxmlformats.org/markup-compatibility/2006" xmlns:wp14="http://schemas.microsoft.com/office/word/2010/wordprocessingDrawing" xmlns:w14="http://schemas.microsoft.com/office/word/2010/wordml" xmlns:w15="http://schemas.microsoft.com/office/word/2012/wordml" mc:Ignorable="w14 wp14 w15">
   <w:p>
     <w:pPr>
